--- a/book/docx-por-capitulo/capitulo-15-n8n.docx
+++ b/book/docx-por-capitulo/capitulo-15-n8n.docx
@@ -7,6 +7,7 @@
         <w:pStyle w:val="Endure-ChapterTitle"/>
         <w:keepNext/>
         <w:spacing w:before="480" w:after="240"/>
+        <w:outlineLvl w:val="0"/>
       </w:pPr>
       <w:r>
         <w:rPr>
@@ -26,52 +27,75 @@
         <w:pStyle w:val="Endure-Subhead"/>
         <w:keepNext/>
         <w:spacing w:before="240" w:after="60"/>
+        <w:outlineLvl w:val="1"/>
       </w:pPr>
       <w:r>
+        <w:rPr>
+          <w:sz w:val="24"/>
+        </w:rPr>
         <w:t>Introducción</w:t>
       </w:r>
     </w:p>
     <w:p>
       <w:pPr>
         <w:pStyle w:val="Endure-FirstParagraphBodyText"/>
+        <w:spacing w:before="100" w:after="100"/>
       </w:pPr>
       <w:r>
+        <w:rPr>
+          <w:sz w:val="20"/>
+        </w:rPr>
         <w:t>N8N es una plataforma de automatización de flujos de trabajo de código abierto que corre en el Jetson AGX Orin 64GB sin ninguna dependencia de la nube. A diferencia de Zapier o Make, N8N se ejecuta completamente en su dispositivo: los datos no salen de su red local, no hay límites de ejecuciones y puede conectar directamente los motores de inferencia locales (vLLM, Ollama, llama.cpp) con cualquier servicio externo.</w:t>
       </w:r>
     </w:p>
     <w:p>
       <w:pPr>
-        <w:pStyle w:val="Endure-ChapterBodyText"/>
+        <w:jc w:val="center"/>
       </w:pPr>
       <w:r>
-        <w:t xml:space="preserve">La propuesta de valor en el contexto del Jetson es clara: N8N actúa como el </w:t>
-      </w:r>
-      <w:r>
-        <w:rPr>
-          <w:i/>
-        </w:rPr>
-        <w:t>orquestador de macroprocesos</w:t>
-      </w:r>
-      <w:r>
-        <w:t xml:space="preserve">, mientras que OpenClaw o el modelo LLM actúa como el </w:t>
-      </w:r>
-      <w:r>
-        <w:rPr>
-          <w:i/>
-        </w:rPr>
-        <w:t>cerebro de razonamiento</w:t>
-      </w:r>
-      <w:r>
-        <w:t>. Un flujo típico es: webhook entrante → llamada al modelo local → procesamiento del resultado → acción (email, Slack, base de datos, otro servicio web).</w:t>
+        <w:drawing>
+          <wp:inline xmlns:a="http://schemas.openxmlformats.org/drawingml/2006/main" xmlns:pic="http://schemas.openxmlformats.org/drawingml/2006/picture">
+            <wp:extent cx="5029200" cy="347254"/>
+            <wp:docPr id="1" name="Picture 1"/>
+            <wp:cNvGraphicFramePr>
+              <a:graphicFrameLocks noChangeAspect="1"/>
+            </wp:cNvGraphicFramePr>
+            <a:graphic>
+              <a:graphicData uri="http://schemas.openxmlformats.org/drawingml/2006/picture">
+                <pic:pic>
+                  <pic:nvPicPr>
+                    <pic:cNvPr id="0" name="ascii_43065.png"/>
+                    <pic:cNvPicPr/>
+                  </pic:nvPicPr>
+                  <pic:blipFill>
+                    <a:blip r:embed="rId46"/>
+                    <a:stretch>
+                      <a:fillRect/>
+                    </a:stretch>
+                  </pic:blipFill>
+                  <pic:spPr>
+                    <a:xfrm>
+                      <a:off x="0" y="0"/>
+                      <a:ext cx="5029200" cy="347254"/>
+                    </a:xfrm>
+                    <a:prstGeom prst="rect"/>
+                  </pic:spPr>
+                </pic:pic>
+              </a:graphicData>
+            </a:graphic>
+          </wp:inline>
+        </w:drawing>
       </w:r>
     </w:p>
     <w:p>
       <w:pPr>
         <w:pStyle w:val="Endure-ChapterBodyText"/>
+        <w:spacing w:before="100" w:after="100"/>
       </w:pPr>
       <w:r>
         <w:rPr>
           <w:b/>
+          <w:sz w:val="20"/>
         </w:rPr>
         <w:t>Presupuesto de memoria para este capítulo:</w:t>
       </w:r>
@@ -87,20 +111,38 @@
         <w:gridCol w:w="4076"/>
       </w:tblGrid>
       <w:tr>
+        <w:trPr>
+          <w:trHeight w:val="453" w:hRule="atLeast"/>
+          <w:tblHeader/>
+        </w:trPr>
         <w:tc>
           <w:tcPr>
             <w:tcW w:type="dxa" w:w="4076"/>
             <w:shd w:val="clear" w:color="auto" w:fill="1A5A6A"/>
+            <w:tcBorders>
+              <w:top w:val="single" w:sz="12" w:color="FFFFFF"/>
+              <w:left w:val="single" w:sz="12" w:color="FFFFFF"/>
+              <w:bottom w:val="single" w:sz="12" w:color="FFFFFF"/>
+              <w:right w:val="single" w:sz="12" w:color="FFFFFF"/>
+            </w:tcBorders>
+            <w:vAlign w:val="center"/>
+            <w:tcMar>
+              <w:top w:w="60" w:type="dxa"/>
+              <w:left w:w="120" w:type="dxa"/>
+              <w:bottom w:w="60" w:type="dxa"/>
+              <w:right w:w="80" w:type="dxa"/>
+            </w:tcMar>
           </w:tcPr>
           <w:p>
             <w:pPr>
+              <w:spacing w:before="0" w:after="0"/>
               <w:jc w:val="center"/>
             </w:pPr>
             <w:r>
               <w:rPr>
                 <w:b/>
                 <w:color w:val="FFFFFF"/>
-                <w:sz w:val="17"/>
+                <w:sz w:val="16"/>
               </w:rPr>
               <w:t>Componente</w:t>
             </w:r>
@@ -110,16 +152,30 @@
           <w:tcPr>
             <w:tcW w:type="dxa" w:w="4076"/>
             <w:shd w:val="clear" w:color="auto" w:fill="1A5A6A"/>
+            <w:tcBorders>
+              <w:top w:val="single" w:sz="12" w:color="FFFFFF"/>
+              <w:left w:val="single" w:sz="12" w:color="FFFFFF"/>
+              <w:bottom w:val="single" w:sz="12" w:color="FFFFFF"/>
+              <w:right w:val="single" w:sz="12" w:color="FFFFFF"/>
+            </w:tcBorders>
+            <w:vAlign w:val="center"/>
+            <w:tcMar>
+              <w:top w:w="60" w:type="dxa"/>
+              <w:left w:w="120" w:type="dxa"/>
+              <w:bottom w:w="60" w:type="dxa"/>
+              <w:right w:w="80" w:type="dxa"/>
+            </w:tcMar>
           </w:tcPr>
           <w:p>
             <w:pPr>
+              <w:spacing w:before="0" w:after="0"/>
               <w:jc w:val="center"/>
             </w:pPr>
             <w:r>
               <w:rPr>
                 <w:b/>
                 <w:color w:val="FFFFFF"/>
-                <w:sz w:val="17"/>
+                <w:sz w:val="16"/>
               </w:rPr>
               <w:t>RAM estimada</w:t>
             </w:r>
@@ -127,15 +183,35 @@
         </w:tc>
       </w:tr>
       <w:tr>
+        <w:trPr>
+          <w:trHeight w:val="283" w:hRule="atLeast"/>
+        </w:trPr>
         <w:tc>
           <w:tcPr>
             <w:tcW w:type="dxa" w:w="4076"/>
-            <w:shd w:val="clear" w:color="auto" w:fill="F8F8F8"/>
+            <w:shd w:val="clear" w:color="auto" w:fill="EAEAEA"/>
+            <w:tcBorders>
+              <w:top w:val="single" w:sz="12" w:color="FFFFFF"/>
+              <w:left w:val="single" w:sz="12" w:color="FFFFFF"/>
+              <w:bottom w:val="single" w:sz="12" w:color="FFFFFF"/>
+              <w:right w:val="single" w:sz="12" w:color="FFFFFF"/>
+            </w:tcBorders>
+            <w:vAlign w:val="center"/>
+            <w:tcMar>
+              <w:top w:w="40" w:type="dxa"/>
+              <w:left w:w="120" w:type="dxa"/>
+              <w:bottom w:w="40" w:type="dxa"/>
+              <w:right w:w="80" w:type="dxa"/>
+            </w:tcMar>
           </w:tcPr>
           <w:p>
-            <w:r>
-              <w:rPr>
-                <w:sz w:val="17"/>
+            <w:pPr>
+              <w:spacing w:before="0" w:after="0"/>
+              <w:jc w:val="center"/>
+            </w:pPr>
+            <w:r>
+              <w:rPr>
+                <w:sz w:val="16"/>
               </w:rPr>
               <w:t>OS base JetPack 7.2</w:t>
             </w:r>
@@ -144,12 +220,29 @@
         <w:tc>
           <w:tcPr>
             <w:tcW w:type="dxa" w:w="4076"/>
-            <w:shd w:val="clear" w:color="auto" w:fill="F8F8F8"/>
+            <w:shd w:val="clear" w:color="auto" w:fill="EAEAEA"/>
+            <w:tcBorders>
+              <w:top w:val="single" w:sz="12" w:color="FFFFFF"/>
+              <w:left w:val="single" w:sz="12" w:color="FFFFFF"/>
+              <w:bottom w:val="single" w:sz="12" w:color="FFFFFF"/>
+              <w:right w:val="single" w:sz="12" w:color="FFFFFF"/>
+            </w:tcBorders>
+            <w:vAlign w:val="center"/>
+            <w:tcMar>
+              <w:top w:w="40" w:type="dxa"/>
+              <w:left w:w="120" w:type="dxa"/>
+              <w:bottom w:w="40" w:type="dxa"/>
+              <w:right w:w="80" w:type="dxa"/>
+            </w:tcMar>
           </w:tcPr>
           <w:p>
-            <w:r>
-              <w:rPr>
-                <w:sz w:val="17"/>
+            <w:pPr>
+              <w:spacing w:before="0" w:after="0"/>
+              <w:jc w:val="center"/>
+            </w:pPr>
+            <w:r>
+              <w:rPr>
+                <w:sz w:val="16"/>
               </w:rPr>
               <w:t>~12 GB</w:t>
             </w:r>
@@ -157,15 +250,35 @@
         </w:tc>
       </w:tr>
       <w:tr>
+        <w:trPr>
+          <w:trHeight w:val="283" w:hRule="atLeast"/>
+        </w:trPr>
         <w:tc>
           <w:tcPr>
             <w:tcW w:type="dxa" w:w="4076"/>
-            <w:shd w:val="clear" w:color="auto" w:fill="FFFFFF"/>
+            <w:shd w:val="clear" w:color="auto" w:fill="EAEAEA"/>
+            <w:tcBorders>
+              <w:top w:val="single" w:sz="12" w:color="FFFFFF"/>
+              <w:left w:val="single" w:sz="12" w:color="FFFFFF"/>
+              <w:bottom w:val="single" w:sz="12" w:color="FFFFFF"/>
+              <w:right w:val="single" w:sz="12" w:color="FFFFFF"/>
+            </w:tcBorders>
+            <w:vAlign w:val="center"/>
+            <w:tcMar>
+              <w:top w:w="40" w:type="dxa"/>
+              <w:left w:w="120" w:type="dxa"/>
+              <w:bottom w:w="40" w:type="dxa"/>
+              <w:right w:w="80" w:type="dxa"/>
+            </w:tcMar>
           </w:tcPr>
           <w:p>
-            <w:r>
-              <w:rPr>
-                <w:sz w:val="17"/>
+            <w:pPr>
+              <w:spacing w:before="0" w:after="0"/>
+              <w:jc w:val="center"/>
+            </w:pPr>
+            <w:r>
+              <w:rPr>
+                <w:sz w:val="16"/>
               </w:rPr>
               <w:t>N8N container</w:t>
             </w:r>
@@ -174,12 +287,29 @@
         <w:tc>
           <w:tcPr>
             <w:tcW w:type="dxa" w:w="4076"/>
-            <w:shd w:val="clear" w:color="auto" w:fill="FFFFFF"/>
+            <w:shd w:val="clear" w:color="auto" w:fill="EAEAEA"/>
+            <w:tcBorders>
+              <w:top w:val="single" w:sz="12" w:color="FFFFFF"/>
+              <w:left w:val="single" w:sz="12" w:color="FFFFFF"/>
+              <w:bottom w:val="single" w:sz="12" w:color="FFFFFF"/>
+              <w:right w:val="single" w:sz="12" w:color="FFFFFF"/>
+            </w:tcBorders>
+            <w:vAlign w:val="center"/>
+            <w:tcMar>
+              <w:top w:w="40" w:type="dxa"/>
+              <w:left w:w="120" w:type="dxa"/>
+              <w:bottom w:w="40" w:type="dxa"/>
+              <w:right w:w="80" w:type="dxa"/>
+            </w:tcMar>
           </w:tcPr>
           <w:p>
-            <w:r>
-              <w:rPr>
-                <w:sz w:val="17"/>
+            <w:pPr>
+              <w:spacing w:before="0" w:after="0"/>
+              <w:jc w:val="center"/>
+            </w:pPr>
+            <w:r>
+              <w:rPr>
+                <w:sz w:val="16"/>
               </w:rPr>
               <w:t>~400 MB</w:t>
             </w:r>
@@ -187,15 +317,35 @@
         </w:tc>
       </w:tr>
       <w:tr>
+        <w:trPr>
+          <w:trHeight w:val="283" w:hRule="atLeast"/>
+        </w:trPr>
         <w:tc>
           <w:tcPr>
             <w:tcW w:type="dxa" w:w="4076"/>
-            <w:shd w:val="clear" w:color="auto" w:fill="F8F8F8"/>
+            <w:shd w:val="clear" w:color="auto" w:fill="EAEAEA"/>
+            <w:tcBorders>
+              <w:top w:val="single" w:sz="12" w:color="FFFFFF"/>
+              <w:left w:val="single" w:sz="12" w:color="FFFFFF"/>
+              <w:bottom w:val="single" w:sz="12" w:color="FFFFFF"/>
+              <w:right w:val="single" w:sz="12" w:color="FFFFFF"/>
+            </w:tcBorders>
+            <w:vAlign w:val="center"/>
+            <w:tcMar>
+              <w:top w:w="40" w:type="dxa"/>
+              <w:left w:w="120" w:type="dxa"/>
+              <w:bottom w:w="40" w:type="dxa"/>
+              <w:right w:w="80" w:type="dxa"/>
+            </w:tcMar>
           </w:tcPr>
           <w:p>
-            <w:r>
-              <w:rPr>
-                <w:sz w:val="17"/>
+            <w:pPr>
+              <w:spacing w:before="0" w:after="0"/>
+              <w:jc w:val="center"/>
+            </w:pPr>
+            <w:r>
+              <w:rPr>
+                <w:sz w:val="16"/>
               </w:rPr>
               <w:t>PostgreSQL container</w:t>
             </w:r>
@@ -204,12 +354,29 @@
         <w:tc>
           <w:tcPr>
             <w:tcW w:type="dxa" w:w="4076"/>
-            <w:shd w:val="clear" w:color="auto" w:fill="F8F8F8"/>
+            <w:shd w:val="clear" w:color="auto" w:fill="EAEAEA"/>
+            <w:tcBorders>
+              <w:top w:val="single" w:sz="12" w:color="FFFFFF"/>
+              <w:left w:val="single" w:sz="12" w:color="FFFFFF"/>
+              <w:bottom w:val="single" w:sz="12" w:color="FFFFFF"/>
+              <w:right w:val="single" w:sz="12" w:color="FFFFFF"/>
+            </w:tcBorders>
+            <w:vAlign w:val="center"/>
+            <w:tcMar>
+              <w:top w:w="40" w:type="dxa"/>
+              <w:left w:w="120" w:type="dxa"/>
+              <w:bottom w:w="40" w:type="dxa"/>
+              <w:right w:w="80" w:type="dxa"/>
+            </w:tcMar>
           </w:tcPr>
           <w:p>
-            <w:r>
-              <w:rPr>
-                <w:sz w:val="17"/>
+            <w:pPr>
+              <w:spacing w:before="0" w:after="0"/>
+              <w:jc w:val="center"/>
+            </w:pPr>
+            <w:r>
+              <w:rPr>
+                <w:sz w:val="16"/>
               </w:rPr>
               <w:t>~200 MB</w:t>
             </w:r>
@@ -217,15 +384,35 @@
         </w:tc>
       </w:tr>
       <w:tr>
+        <w:trPr>
+          <w:trHeight w:val="283" w:hRule="atLeast"/>
+        </w:trPr>
         <w:tc>
           <w:tcPr>
             <w:tcW w:type="dxa" w:w="4076"/>
-            <w:shd w:val="clear" w:color="auto" w:fill="FFFFFF"/>
+            <w:shd w:val="clear" w:color="auto" w:fill="EAEAEA"/>
+            <w:tcBorders>
+              <w:top w:val="single" w:sz="12" w:color="FFFFFF"/>
+              <w:left w:val="single" w:sz="12" w:color="FFFFFF"/>
+              <w:bottom w:val="single" w:sz="12" w:color="FFFFFF"/>
+              <w:right w:val="single" w:sz="12" w:color="FFFFFF"/>
+            </w:tcBorders>
+            <w:vAlign w:val="center"/>
+            <w:tcMar>
+              <w:top w:w="40" w:type="dxa"/>
+              <w:left w:w="120" w:type="dxa"/>
+              <w:bottom w:w="40" w:type="dxa"/>
+              <w:right w:w="80" w:type="dxa"/>
+            </w:tcMar>
           </w:tcPr>
           <w:p>
-            <w:r>
-              <w:rPr>
-                <w:sz w:val="17"/>
+            <w:pPr>
+              <w:spacing w:before="0" w:after="0"/>
+              <w:jc w:val="center"/>
+            </w:pPr>
+            <w:r>
+              <w:rPr>
+                <w:sz w:val="16"/>
               </w:rPr>
               <w:t>Total N8N stack</w:t>
             </w:r>
@@ -234,12 +421,29 @@
         <w:tc>
           <w:tcPr>
             <w:tcW w:type="dxa" w:w="4076"/>
-            <w:shd w:val="clear" w:color="auto" w:fill="FFFFFF"/>
+            <w:shd w:val="clear" w:color="auto" w:fill="EAEAEA"/>
+            <w:tcBorders>
+              <w:top w:val="single" w:sz="12" w:color="FFFFFF"/>
+              <w:left w:val="single" w:sz="12" w:color="FFFFFF"/>
+              <w:bottom w:val="single" w:sz="12" w:color="FFFFFF"/>
+              <w:right w:val="single" w:sz="12" w:color="FFFFFF"/>
+            </w:tcBorders>
+            <w:vAlign w:val="center"/>
+            <w:tcMar>
+              <w:top w:w="40" w:type="dxa"/>
+              <w:left w:w="120" w:type="dxa"/>
+              <w:bottom w:w="40" w:type="dxa"/>
+              <w:right w:w="80" w:type="dxa"/>
+            </w:tcMar>
           </w:tcPr>
           <w:p>
-            <w:r>
-              <w:rPr>
-                <w:sz w:val="17"/>
+            <w:pPr>
+              <w:spacing w:before="0" w:after="0"/>
+              <w:jc w:val="center"/>
+            </w:pPr>
+            <w:r>
+              <w:rPr>
+                <w:sz w:val="16"/>
               </w:rPr>
               <w:t>~12.6 GB</w:t>
             </w:r>
@@ -247,15 +451,35 @@
         </w:tc>
       </w:tr>
       <w:tr>
+        <w:trPr>
+          <w:trHeight w:val="283" w:hRule="atLeast"/>
+        </w:trPr>
         <w:tc>
           <w:tcPr>
             <w:tcW w:type="dxa" w:w="4076"/>
-            <w:shd w:val="clear" w:color="auto" w:fill="F8F8F8"/>
+            <w:shd w:val="clear" w:color="auto" w:fill="EAEAEA"/>
+            <w:tcBorders>
+              <w:top w:val="single" w:sz="12" w:color="FFFFFF"/>
+              <w:left w:val="single" w:sz="12" w:color="FFFFFF"/>
+              <w:bottom w:val="single" w:sz="12" w:color="FFFFFF"/>
+              <w:right w:val="single" w:sz="12" w:color="FFFFFF"/>
+            </w:tcBorders>
+            <w:vAlign w:val="center"/>
+            <w:tcMar>
+              <w:top w:w="40" w:type="dxa"/>
+              <w:left w:w="120" w:type="dxa"/>
+              <w:bottom w:w="40" w:type="dxa"/>
+              <w:right w:w="80" w:type="dxa"/>
+            </w:tcMar>
           </w:tcPr>
           <w:p>
-            <w:r>
-              <w:rPr>
-                <w:sz w:val="17"/>
+            <w:pPr>
+              <w:spacing w:before="0" w:after="0"/>
+              <w:jc w:val="center"/>
+            </w:pPr>
+            <w:r>
+              <w:rPr>
+                <w:sz w:val="16"/>
               </w:rPr>
               <w:t>+ Ollama con Qwen3:7B</w:t>
             </w:r>
@@ -264,12 +488,29 @@
         <w:tc>
           <w:tcPr>
             <w:tcW w:type="dxa" w:w="4076"/>
-            <w:shd w:val="clear" w:color="auto" w:fill="F8F8F8"/>
+            <w:shd w:val="clear" w:color="auto" w:fill="EAEAEA"/>
+            <w:tcBorders>
+              <w:top w:val="single" w:sz="12" w:color="FFFFFF"/>
+              <w:left w:val="single" w:sz="12" w:color="FFFFFF"/>
+              <w:bottom w:val="single" w:sz="12" w:color="FFFFFF"/>
+              <w:right w:val="single" w:sz="12" w:color="FFFFFF"/>
+            </w:tcBorders>
+            <w:vAlign w:val="center"/>
+            <w:tcMar>
+              <w:top w:w="40" w:type="dxa"/>
+              <w:left w:w="120" w:type="dxa"/>
+              <w:bottom w:w="40" w:type="dxa"/>
+              <w:right w:w="80" w:type="dxa"/>
+            </w:tcMar>
           </w:tcPr>
           <w:p>
-            <w:r>
-              <w:rPr>
-                <w:sz w:val="17"/>
+            <w:pPr>
+              <w:spacing w:before="0" w:after="0"/>
+              <w:jc w:val="center"/>
+            </w:pPr>
+            <w:r>
+              <w:rPr>
+                <w:sz w:val="16"/>
               </w:rPr>
               <w:t>+8 GB = ~20.6 GB</w:t>
             </w:r>
@@ -277,15 +518,35 @@
         </w:tc>
       </w:tr>
       <w:tr>
+        <w:trPr>
+          <w:trHeight w:val="283" w:hRule="atLeast"/>
+        </w:trPr>
         <w:tc>
           <w:tcPr>
             <w:tcW w:type="dxa" w:w="4076"/>
-            <w:shd w:val="clear" w:color="auto" w:fill="FFFFFF"/>
+            <w:shd w:val="clear" w:color="auto" w:fill="EAEAEA"/>
+            <w:tcBorders>
+              <w:top w:val="single" w:sz="12" w:color="FFFFFF"/>
+              <w:left w:val="single" w:sz="12" w:color="FFFFFF"/>
+              <w:bottom w:val="single" w:sz="12" w:color="FFFFFF"/>
+              <w:right w:val="single" w:sz="12" w:color="FFFFFF"/>
+            </w:tcBorders>
+            <w:vAlign w:val="center"/>
+            <w:tcMar>
+              <w:top w:w="40" w:type="dxa"/>
+              <w:left w:w="120" w:type="dxa"/>
+              <w:bottom w:w="40" w:type="dxa"/>
+              <w:right w:w="80" w:type="dxa"/>
+            </w:tcMar>
           </w:tcPr>
           <w:p>
-            <w:r>
-              <w:rPr>
-                <w:sz w:val="17"/>
+            <w:pPr>
+              <w:spacing w:before="0" w:after="0"/>
+              <w:jc w:val="center"/>
+            </w:pPr>
+            <w:r>
+              <w:rPr>
+                <w:sz w:val="16"/>
               </w:rPr>
               <w:t>+ vLLM con Qwen3.5-4B</w:t>
             </w:r>
@@ -294,12 +555,29 @@
         <w:tc>
           <w:tcPr>
             <w:tcW w:type="dxa" w:w="4076"/>
-            <w:shd w:val="clear" w:color="auto" w:fill="FFFFFF"/>
+            <w:shd w:val="clear" w:color="auto" w:fill="EAEAEA"/>
+            <w:tcBorders>
+              <w:top w:val="single" w:sz="12" w:color="FFFFFF"/>
+              <w:left w:val="single" w:sz="12" w:color="FFFFFF"/>
+              <w:bottom w:val="single" w:sz="12" w:color="FFFFFF"/>
+              <w:right w:val="single" w:sz="12" w:color="FFFFFF"/>
+            </w:tcBorders>
+            <w:vAlign w:val="center"/>
+            <w:tcMar>
+              <w:top w:w="40" w:type="dxa"/>
+              <w:left w:w="120" w:type="dxa"/>
+              <w:bottom w:w="40" w:type="dxa"/>
+              <w:right w:w="80" w:type="dxa"/>
+            </w:tcMar>
           </w:tcPr>
           <w:p>
-            <w:r>
-              <w:rPr>
-                <w:sz w:val="17"/>
+            <w:pPr>
+              <w:spacing w:before="0" w:after="0"/>
+              <w:jc w:val="center"/>
+            </w:pPr>
+            <w:r>
+              <w:rPr>
+                <w:sz w:val="16"/>
               </w:rPr>
               <w:t>+5 GB = ~17.6 GB</w:t>
             </w:r>
@@ -315,24 +593,32 @@
     <w:p>
       <w:pPr>
         <w:pStyle w:val="Endure-ChapterBodyText"/>
+        <w:spacing w:before="100" w:after="100"/>
       </w:pPr>
       <w:r>
         <w:rPr>
           <w:b/>
+          <w:sz w:val="20"/>
         </w:rPr>
         <w:t>Modo energético:</w:t>
       </w:r>
       <w:r>
+        <w:rPr>
+          <w:sz w:val="20"/>
+        </w:rPr>
         <w:t xml:space="preserve"> 30W (</w:t>
       </w:r>
       <w:r>
         <w:rPr>
           <w:rFonts w:ascii="Courier New" w:hAnsi="Courier New"/>
-          <w:sz w:val="17"/>
+          <w:sz w:val="16"/>
         </w:rPr>
         <w:t>pwr-30w</w:t>
       </w:r>
       <w:r>
+        <w:rPr>
+          <w:sz w:val="20"/>
+        </w:rPr>
         <w:t>) — N8N es CPU-bound entre llamadas al LLM. Solo cuando el modelo LLM esté activo generando tokens necesitará el modo apropiado para ese modelo.</w:t>
       </w:r>
     </w:p>
@@ -382,7 +668,7 @@
             <w:r>
               <w:rPr>
                 <w:rFonts w:ascii="Courier New" w:hAnsi="Courier New"/>
-                <w:sz w:val="17"/>
+                <w:sz w:val="16"/>
               </w:rPr>
               <w:t>docker-on</w:t>
             </w:r>
@@ -403,16 +689,24 @@
         <w:pStyle w:val="Endure-Subhead"/>
         <w:keepNext/>
         <w:spacing w:before="240" w:after="60"/>
+        <w:outlineLvl w:val="1"/>
       </w:pPr>
       <w:r>
+        <w:rPr>
+          <w:sz w:val="24"/>
+        </w:rPr>
         <w:t>27.1 Compatibilidad ARM64 con JetPack 7.2</w:t>
       </w:r>
     </w:p>
     <w:p>
       <w:pPr>
         <w:pStyle w:val="Endure-FirstParagraphBodyText"/>
+        <w:spacing w:before="100" w:after="100"/>
       </w:pPr>
       <w:r>
+        <w:rPr>
+          <w:sz w:val="20"/>
+        </w:rPr>
         <w:t>Antes de instalar, verifique que la imagen oficial de N8N tiene soporte para ARM64 (arquitectura del Jetson):</w:t>
       </w:r>
     </w:p>
@@ -429,7 +723,7 @@
         <w:tc>
           <w:tcPr>
             <w:tcW w:type="dxa" w:w="8152"/>
-            <w:shd w:val="clear" w:color="auto" w:fill="F2F2F2"/>
+            <w:shd w:val="clear" w:color="auto" w:fill="EAEAEA"/>
             <w:tcBorders>
               <w:left w:val="thick" w:sz="24" w:color="1A5A6A"/>
             </w:tcBorders>
@@ -547,6 +841,7 @@
             <w:r>
               <w:rPr>
                 <w:rFonts w:ascii="Courier New" w:hAnsi="Courier New"/>
+                <w:i/>
                 <w:color w:val="555555"/>
                 <w:sz w:val="16"/>
               </w:rPr>
@@ -574,7 +869,7 @@
         <w:tc>
           <w:tcPr>
             <w:tcW w:type="dxa" w:w="8152"/>
-            <w:shd w:val="clear" w:color="auto" w:fill="F2F2F2"/>
+            <w:shd w:val="clear" w:color="auto" w:fill="EAEAEA"/>
             <w:tcBorders>
               <w:left w:val="thick" w:sz="24" w:color="1A5A6A"/>
             </w:tcBorders>
@@ -612,6 +907,7 @@
             <w:r>
               <w:rPr>
                 <w:rFonts w:ascii="Courier New" w:hAnsi="Courier New"/>
+                <w:i/>
                 <w:color w:val="555555"/>
                 <w:sz w:val="16"/>
               </w:rPr>
@@ -639,7 +935,7 @@
         <w:tc>
           <w:tcPr>
             <w:tcW w:type="dxa" w:w="8152"/>
-            <w:shd w:val="clear" w:color="auto" w:fill="F2F2F2"/>
+            <w:shd w:val="clear" w:color="auto" w:fill="EAEAEA"/>
             <w:tcBorders>
               <w:left w:val="thick" w:sz="24" w:color="1A5A6A"/>
             </w:tcBorders>
@@ -709,6 +1005,7 @@
             <w:r>
               <w:rPr>
                 <w:rFonts w:ascii="Courier New" w:hAnsi="Courier New"/>
+                <w:i/>
                 <w:color w:val="555555"/>
                 <w:sz w:val="16"/>
               </w:rPr>
@@ -736,7 +1033,7 @@
         <w:tc>
           <w:tcPr>
             <w:tcW w:type="dxa" w:w="8152"/>
-            <w:shd w:val="clear" w:color="auto" w:fill="F2F2F2"/>
+            <w:shd w:val="clear" w:color="auto" w:fill="EAEAEA"/>
             <w:tcBorders>
               <w:left w:val="thick" w:sz="24" w:color="1A5A6A"/>
             </w:tcBorders>
@@ -774,6 +1071,7 @@
             <w:r>
               <w:rPr>
                 <w:rFonts w:ascii="Courier New" w:hAnsi="Courier New"/>
+                <w:i/>
                 <w:color w:val="555555"/>
                 <w:sz w:val="16"/>
               </w:rPr>
@@ -834,7 +1132,7 @@
             <w:r>
               <w:rPr>
                 <w:rFonts w:ascii="Courier New" w:hAnsi="Courier New"/>
-                <w:sz w:val="17"/>
+                <w:sz w:val="16"/>
               </w:rPr>
               <w:t>n8nio/n8n</w:t>
             </w:r>
@@ -844,7 +1142,7 @@
             <w:r>
               <w:rPr>
                 <w:rFonts w:ascii="Courier New" w:hAnsi="Courier New"/>
-                <w:sz w:val="17"/>
+                <w:sz w:val="16"/>
               </w:rPr>
               <w:t>postgres:16-alpine</w:t>
             </w:r>
@@ -865,16 +1163,24 @@
         <w:pStyle w:val="Endure-Subhead"/>
         <w:keepNext/>
         <w:spacing w:before="240" w:after="60"/>
+        <w:outlineLvl w:val="1"/>
       </w:pPr>
       <w:r>
+        <w:rPr>
+          <w:sz w:val="24"/>
+        </w:rPr>
         <w:t>27.2 Instalación con Docker Compose</w:t>
       </w:r>
     </w:p>
     <w:p>
       <w:pPr>
         <w:pStyle w:val="Endure-FirstParagraphBodyText"/>
+        <w:spacing w:before="100" w:after="100"/>
       </w:pPr>
       <w:r>
+        <w:rPr>
+          <w:sz w:val="20"/>
+        </w:rPr>
         <w:t>N8N requiere una base de datos persistente para guardar flujos, credenciales y ejecuciones. PostgreSQL es la opción recomendada sobre SQLite para entornos de producción.</w:t>
       </w:r>
     </w:p>
@@ -883,10 +1189,11 @@
         <w:pStyle w:val="Endure-Subhead"/>
         <w:keepNext/>
         <w:spacing w:before="160" w:after="60"/>
+        <w:outlineLvl w:val="2"/>
       </w:pPr>
       <w:r>
         <w:rPr>
-          <w:sz w:val="18"/>
+          <w:sz w:val="22"/>
         </w:rPr>
         <w:t>27.2.1 Crear el Directorio y el Archivo Compose</w:t>
       </w:r>
@@ -904,7 +1211,7 @@
         <w:tc>
           <w:tcPr>
             <w:tcW w:type="dxa" w:w="8152"/>
-            <w:shd w:val="clear" w:color="auto" w:fill="F2F2F2"/>
+            <w:shd w:val="clear" w:color="auto" w:fill="EAEAEA"/>
             <w:tcBorders>
               <w:left w:val="thick" w:sz="24" w:color="1A5A6A"/>
             </w:tcBorders>
@@ -1002,7 +1309,7 @@
         <w:tc>
           <w:tcPr>
             <w:tcW w:type="dxa" w:w="8152"/>
-            <w:shd w:val="clear" w:color="auto" w:fill="F2F2F2"/>
+            <w:shd w:val="clear" w:color="auto" w:fill="EAEAEA"/>
             <w:tcBorders>
               <w:left w:val="thick" w:sz="24" w:color="1A5A6A"/>
             </w:tcBorders>
@@ -1040,6 +1347,7 @@
             <w:r>
               <w:rPr>
                 <w:rFonts w:ascii="Courier New" w:hAnsi="Courier New"/>
+                <w:i/>
                 <w:color w:val="555555"/>
                 <w:sz w:val="16"/>
               </w:rPr>
@@ -1100,7 +1408,7 @@
         <w:tc>
           <w:tcPr>
             <w:tcW w:type="dxa" w:w="8152"/>
-            <w:shd w:val="clear" w:color="auto" w:fill="F2F2F2"/>
+            <w:shd w:val="clear" w:color="auto" w:fill="EAEAEA"/>
             <w:tcBorders>
               <w:left w:val="thick" w:sz="24" w:color="1A5A6A"/>
             </w:tcBorders>
@@ -1171,6 +1479,7 @@
             <w:r>
               <w:rPr>
                 <w:rFonts w:ascii="Courier New" w:hAnsi="Courier New"/>
+                <w:i/>
                 <w:color w:val="555555"/>
                 <w:sz w:val="16"/>
               </w:rPr>
@@ -1187,6 +1496,7 @@
             <w:r>
               <w:rPr>
                 <w:rFonts w:ascii="Courier New" w:hAnsi="Courier New"/>
+                <w:i/>
                 <w:color w:val="555555"/>
                 <w:sz w:val="16"/>
               </w:rPr>
@@ -1203,6 +1513,7 @@
             <w:r>
               <w:rPr>
                 <w:rFonts w:ascii="Courier New" w:hAnsi="Courier New"/>
+                <w:i/>
                 <w:color w:val="555555"/>
                 <w:sz w:val="16"/>
               </w:rPr>
@@ -1219,6 +1530,7 @@
             <w:r>
               <w:rPr>
                 <w:rFonts w:ascii="Courier New" w:hAnsi="Courier New"/>
+                <w:i/>
                 <w:color w:val="555555"/>
                 <w:sz w:val="16"/>
               </w:rPr>
@@ -1235,7 +1547,7 @@
             <w:r>
               <w:rPr>
                 <w:rFonts w:ascii="Courier New" w:hAnsi="Courier New"/>
-                <w:color w:val="555555"/>
+                <w:color w:val="1A1A1A"/>
                 <w:sz w:val="16"/>
               </w:rPr>
               <w:t>WEBHOOK_URL=http://$(hostname -I | awk '{print $1}'):5678/</w:t>
@@ -1283,7 +1595,7 @@
             <w:r>
               <w:rPr>
                 <w:rFonts w:ascii="Courier New" w:hAnsi="Courier New"/>
-                <w:color w:val="555555"/>
+                <w:color w:val="1A1A1A"/>
                 <w:sz w:val="16"/>
               </w:rPr>
               <w:t>POSTGRES_DB=n8n</w:t>
@@ -1299,7 +1611,7 @@
             <w:r>
               <w:rPr>
                 <w:rFonts w:ascii="Courier New" w:hAnsi="Courier New"/>
-                <w:color w:val="555555"/>
+                <w:color w:val="1A1A1A"/>
                 <w:sz w:val="16"/>
               </w:rPr>
               <w:t>POSTGRES_USER=n8n_user</w:t>
@@ -1315,7 +1627,7 @@
             <w:r>
               <w:rPr>
                 <w:rFonts w:ascii="Courier New" w:hAnsi="Courier New"/>
-                <w:color w:val="555555"/>
+                <w:color w:val="1A1A1A"/>
                 <w:sz w:val="16"/>
               </w:rPr>
               <w:t>POSTGRES_PASSWORD=$(openssl rand -hex 16)</w:t>
@@ -1331,7 +1643,7 @@
             <w:r>
               <w:rPr>
                 <w:rFonts w:ascii="Courier New" w:hAnsi="Courier New"/>
-                <w:color w:val="555555"/>
+                <w:color w:val="1A1A1A"/>
                 <w:sz w:val="16"/>
               </w:rPr>
               <w:t>POSTGRES_HOST=postgres</w:t>
@@ -1379,7 +1691,7 @@
             <w:r>
               <w:rPr>
                 <w:rFonts w:ascii="Courier New" w:hAnsi="Courier New"/>
-                <w:color w:val="555555"/>
+                <w:color w:val="1A1A1A"/>
                 <w:sz w:val="16"/>
               </w:rPr>
               <w:t>DB_TYPE=postgresdb</w:t>
@@ -1395,7 +1707,7 @@
             <w:r>
               <w:rPr>
                 <w:rFonts w:ascii="Courier New" w:hAnsi="Courier New"/>
-                <w:color w:val="555555"/>
+                <w:color w:val="1A1A1A"/>
                 <w:sz w:val="16"/>
               </w:rPr>
               <w:t>DB_POSTGRESDB_HOST=postgres</w:t>
@@ -1411,7 +1723,7 @@
             <w:r>
               <w:rPr>
                 <w:rFonts w:ascii="Courier New" w:hAnsi="Courier New"/>
-                <w:color w:val="555555"/>
+                <w:color w:val="1A1A1A"/>
                 <w:sz w:val="16"/>
               </w:rPr>
               <w:t>DB_POSTGRESDB_PORT=5432</w:t>
@@ -1427,7 +1739,7 @@
             <w:r>
               <w:rPr>
                 <w:rFonts w:ascii="Courier New" w:hAnsi="Courier New"/>
-                <w:color w:val="555555"/>
+                <w:color w:val="1A1A1A"/>
                 <w:sz w:val="16"/>
               </w:rPr>
               <w:t>DB_POSTGRESDB_DATABASE=n8n</w:t>
@@ -1443,7 +1755,7 @@
             <w:r>
               <w:rPr>
                 <w:rFonts w:ascii="Courier New" w:hAnsi="Courier New"/>
-                <w:color w:val="555555"/>
+                <w:color w:val="1A1A1A"/>
                 <w:sz w:val="16"/>
               </w:rPr>
               <w:t>DB_POSTGRESDB_USER=n8n_user</w:t>
@@ -1459,7 +1771,7 @@
             <w:r>
               <w:rPr>
                 <w:rFonts w:ascii="Courier New" w:hAnsi="Courier New"/>
-                <w:color w:val="555555"/>
+                <w:color w:val="1A1A1A"/>
                 <w:sz w:val="16"/>
               </w:rPr>
               <w:t>DB_POSTGRESDB_PASSWORD=${POSTGRES_PASSWORD:-$(openssl rand -hex 16)}</w:t>
@@ -1507,7 +1819,7 @@
             <w:r>
               <w:rPr>
                 <w:rFonts w:ascii="Courier New" w:hAnsi="Courier New"/>
-                <w:color w:val="555555"/>
+                <w:color w:val="1A1A1A"/>
                 <w:sz w:val="16"/>
               </w:rPr>
               <w:t>GENERIC_TIMEZONE=America/Bogota</w:t>
@@ -1523,7 +1835,7 @@
             <w:r>
               <w:rPr>
                 <w:rFonts w:ascii="Courier New" w:hAnsi="Courier New"/>
-                <w:color w:val="555555"/>
+                <w:color w:val="1A1A1A"/>
                 <w:sz w:val="16"/>
               </w:rPr>
               <w:t>TZ=America/Bogota</w:t>
@@ -1571,7 +1883,7 @@
             <w:r>
               <w:rPr>
                 <w:rFonts w:ascii="Courier New" w:hAnsi="Courier New"/>
-                <w:color w:val="555555"/>
+                <w:color w:val="1A1A1A"/>
                 <w:sz w:val="16"/>
               </w:rPr>
               <w:t>EXECUTIONS_DATA_SAVE_ON_ERROR=all</w:t>
@@ -1587,7 +1899,7 @@
             <w:r>
               <w:rPr>
                 <w:rFonts w:ascii="Courier New" w:hAnsi="Courier New"/>
-                <w:color w:val="555555"/>
+                <w:color w:val="1A1A1A"/>
                 <w:sz w:val="16"/>
               </w:rPr>
               <w:t>EXECUTIONS_DATA_SAVE_ON_SUCCESS=all</w:t>
@@ -1603,7 +1915,7 @@
             <w:r>
               <w:rPr>
                 <w:rFonts w:ascii="Courier New" w:hAnsi="Courier New"/>
-                <w:color w:val="555555"/>
+                <w:color w:val="1A1A1A"/>
                 <w:sz w:val="16"/>
               </w:rPr>
               <w:t>EXECUTIONS_DATA_SAVE_MANUAL_EXECUTIONS=true</w:t>
@@ -1619,6 +1931,7 @@
             <w:r>
               <w:rPr>
                 <w:rFonts w:ascii="Courier New" w:hAnsi="Courier New"/>
+                <w:i/>
                 <w:color w:val="555555"/>
                 <w:sz w:val="16"/>
               </w:rPr>
@@ -1693,7 +2006,7 @@
         <w:tc>
           <w:tcPr>
             <w:tcW w:type="dxa" w:w="8152"/>
-            <w:shd w:val="clear" w:color="auto" w:fill="F2F2F2"/>
+            <w:shd w:val="clear" w:color="auto" w:fill="EAEAEA"/>
             <w:tcBorders>
               <w:left w:val="thick" w:sz="24" w:color="1A5A6A"/>
             </w:tcBorders>
@@ -1747,6 +2060,7 @@
             <w:r>
               <w:rPr>
                 <w:rFonts w:ascii="Courier New" w:hAnsi="Courier New"/>
+                <w:i/>
                 <w:color w:val="555555"/>
                 <w:sz w:val="16"/>
               </w:rPr>
@@ -1794,6 +2108,7 @@
             <w:r>
               <w:rPr>
                 <w:rFonts w:ascii="Courier New" w:hAnsi="Courier New"/>
+                <w:i/>
                 <w:color w:val="555555"/>
                 <w:sz w:val="16"/>
               </w:rPr>
@@ -1810,6 +2125,7 @@
             <w:r>
               <w:rPr>
                 <w:rFonts w:ascii="Courier New" w:hAnsi="Courier New"/>
+                <w:i/>
                 <w:color w:val="555555"/>
                 <w:sz w:val="16"/>
               </w:rPr>
@@ -1826,6 +2142,7 @@
             <w:r>
               <w:rPr>
                 <w:rFonts w:ascii="Courier New" w:hAnsi="Courier New"/>
+                <w:i/>
                 <w:color w:val="555555"/>
                 <w:sz w:val="16"/>
               </w:rPr>
@@ -1842,6 +2159,7 @@
             <w:r>
               <w:rPr>
                 <w:rFonts w:ascii="Courier New" w:hAnsi="Courier New"/>
+                <w:i/>
                 <w:color w:val="555555"/>
                 <w:sz w:val="16"/>
               </w:rPr>
@@ -1858,6 +2176,7 @@
             <w:r>
               <w:rPr>
                 <w:rFonts w:ascii="Courier New" w:hAnsi="Courier New"/>
+                <w:i/>
                 <w:color w:val="555555"/>
                 <w:sz w:val="16"/>
               </w:rPr>
@@ -1874,6 +2193,7 @@
             <w:r>
               <w:rPr>
                 <w:rFonts w:ascii="Courier New" w:hAnsi="Courier New"/>
+                <w:i/>
                 <w:color w:val="555555"/>
                 <w:sz w:val="16"/>
               </w:rPr>
@@ -1890,6 +2210,7 @@
             <w:r>
               <w:rPr>
                 <w:rFonts w:ascii="Courier New" w:hAnsi="Courier New"/>
+                <w:i/>
                 <w:color w:val="555555"/>
                 <w:sz w:val="16"/>
               </w:rPr>
@@ -1906,6 +2227,7 @@
             <w:r>
               <w:rPr>
                 <w:rFonts w:ascii="Courier New" w:hAnsi="Courier New"/>
+                <w:i/>
                 <w:color w:val="555555"/>
                 <w:sz w:val="16"/>
               </w:rPr>
@@ -1922,6 +2244,7 @@
             <w:r>
               <w:rPr>
                 <w:rFonts w:ascii="Courier New" w:hAnsi="Courier New"/>
+                <w:i/>
                 <w:color w:val="555555"/>
                 <w:sz w:val="16"/>
               </w:rPr>
@@ -1938,6 +2261,7 @@
             <w:r>
               <w:rPr>
                 <w:rFonts w:ascii="Courier New" w:hAnsi="Courier New"/>
+                <w:i/>
                 <w:color w:val="555555"/>
                 <w:sz w:val="16"/>
               </w:rPr>
@@ -1954,6 +2278,7 @@
             <w:r>
               <w:rPr>
                 <w:rFonts w:ascii="Courier New" w:hAnsi="Courier New"/>
+                <w:i/>
                 <w:color w:val="555555"/>
                 <w:sz w:val="16"/>
               </w:rPr>
@@ -1970,6 +2295,7 @@
             <w:r>
               <w:rPr>
                 <w:rFonts w:ascii="Courier New" w:hAnsi="Courier New"/>
+                <w:i/>
                 <w:color w:val="555555"/>
                 <w:sz w:val="16"/>
               </w:rPr>
@@ -1986,6 +2312,7 @@
             <w:r>
               <w:rPr>
                 <w:rFonts w:ascii="Courier New" w:hAnsi="Courier New"/>
+                <w:i/>
                 <w:color w:val="555555"/>
                 <w:sz w:val="16"/>
               </w:rPr>
@@ -2002,6 +2329,7 @@
             <w:r>
               <w:rPr>
                 <w:rFonts w:ascii="Courier New" w:hAnsi="Courier New"/>
+                <w:i/>
                 <w:color w:val="555555"/>
                 <w:sz w:val="16"/>
               </w:rPr>
@@ -2018,6 +2346,7 @@
             <w:r>
               <w:rPr>
                 <w:rFonts w:ascii="Courier New" w:hAnsi="Courier New"/>
+                <w:i/>
                 <w:color w:val="555555"/>
                 <w:sz w:val="16"/>
               </w:rPr>
@@ -2034,6 +2363,7 @@
             <w:r>
               <w:rPr>
                 <w:rFonts w:ascii="Courier New" w:hAnsi="Courier New"/>
+                <w:i/>
                 <w:color w:val="555555"/>
                 <w:sz w:val="16"/>
               </w:rPr>
@@ -2050,6 +2380,7 @@
             <w:r>
               <w:rPr>
                 <w:rFonts w:ascii="Courier New" w:hAnsi="Courier New"/>
+                <w:i/>
                 <w:color w:val="555555"/>
                 <w:sz w:val="16"/>
               </w:rPr>
@@ -2081,6 +2412,7 @@
             <w:r>
               <w:rPr>
                 <w:rFonts w:ascii="Courier New" w:hAnsi="Courier New"/>
+                <w:i/>
                 <w:color w:val="555555"/>
                 <w:sz w:val="16"/>
               </w:rPr>
@@ -2097,6 +2429,7 @@
             <w:r>
               <w:rPr>
                 <w:rFonts w:ascii="Courier New" w:hAnsi="Courier New"/>
+                <w:i/>
                 <w:color w:val="555555"/>
                 <w:sz w:val="16"/>
               </w:rPr>
@@ -2113,6 +2446,7 @@
             <w:r>
               <w:rPr>
                 <w:rFonts w:ascii="Courier New" w:hAnsi="Courier New"/>
+                <w:i/>
                 <w:color w:val="555555"/>
                 <w:sz w:val="16"/>
               </w:rPr>
@@ -2129,6 +2463,7 @@
             <w:r>
               <w:rPr>
                 <w:rFonts w:ascii="Courier New" w:hAnsi="Courier New"/>
+                <w:i/>
                 <w:color w:val="555555"/>
                 <w:sz w:val="16"/>
               </w:rPr>
@@ -2145,6 +2480,7 @@
             <w:r>
               <w:rPr>
                 <w:rFonts w:ascii="Courier New" w:hAnsi="Courier New"/>
+                <w:i/>
                 <w:color w:val="555555"/>
                 <w:sz w:val="16"/>
               </w:rPr>
@@ -2161,6 +2497,7 @@
             <w:r>
               <w:rPr>
                 <w:rFonts w:ascii="Courier New" w:hAnsi="Courier New"/>
+                <w:i/>
                 <w:color w:val="555555"/>
                 <w:sz w:val="16"/>
               </w:rPr>
@@ -2177,6 +2514,7 @@
             <w:r>
               <w:rPr>
                 <w:rFonts w:ascii="Courier New" w:hAnsi="Courier New"/>
+                <w:i/>
                 <w:color w:val="555555"/>
                 <w:sz w:val="16"/>
               </w:rPr>
@@ -2193,6 +2531,7 @@
             <w:r>
               <w:rPr>
                 <w:rFonts w:ascii="Courier New" w:hAnsi="Courier New"/>
+                <w:i/>
                 <w:color w:val="555555"/>
                 <w:sz w:val="16"/>
               </w:rPr>
@@ -2209,6 +2548,7 @@
             <w:r>
               <w:rPr>
                 <w:rFonts w:ascii="Courier New" w:hAnsi="Courier New"/>
+                <w:i/>
                 <w:color w:val="555555"/>
                 <w:sz w:val="16"/>
               </w:rPr>
@@ -2225,6 +2565,7 @@
             <w:r>
               <w:rPr>
                 <w:rFonts w:ascii="Courier New" w:hAnsi="Courier New"/>
+                <w:i/>
                 <w:color w:val="555555"/>
                 <w:sz w:val="16"/>
               </w:rPr>
@@ -2241,6 +2582,7 @@
             <w:r>
               <w:rPr>
                 <w:rFonts w:ascii="Courier New" w:hAnsi="Courier New"/>
+                <w:i/>
                 <w:color w:val="555555"/>
                 <w:sz w:val="16"/>
               </w:rPr>
@@ -2257,6 +2599,7 @@
             <w:r>
               <w:rPr>
                 <w:rFonts w:ascii="Courier New" w:hAnsi="Courier New"/>
+                <w:i/>
                 <w:color w:val="555555"/>
                 <w:sz w:val="16"/>
               </w:rPr>
@@ -2273,6 +2616,7 @@
             <w:r>
               <w:rPr>
                 <w:rFonts w:ascii="Courier New" w:hAnsi="Courier New"/>
+                <w:i/>
                 <w:color w:val="555555"/>
                 <w:sz w:val="16"/>
               </w:rPr>
@@ -2289,6 +2633,7 @@
             <w:r>
               <w:rPr>
                 <w:rFonts w:ascii="Courier New" w:hAnsi="Courier New"/>
+                <w:i/>
                 <w:color w:val="555555"/>
                 <w:sz w:val="16"/>
               </w:rPr>
@@ -2305,6 +2650,7 @@
             <w:r>
               <w:rPr>
                 <w:rFonts w:ascii="Courier New" w:hAnsi="Courier New"/>
+                <w:i/>
                 <w:color w:val="555555"/>
                 <w:sz w:val="16"/>
               </w:rPr>
@@ -2321,6 +2667,7 @@
             <w:r>
               <w:rPr>
                 <w:rFonts w:ascii="Courier New" w:hAnsi="Courier New"/>
+                <w:i/>
                 <w:color w:val="555555"/>
                 <w:sz w:val="16"/>
               </w:rPr>
@@ -2337,6 +2684,7 @@
             <w:r>
               <w:rPr>
                 <w:rFonts w:ascii="Courier New" w:hAnsi="Courier New"/>
+                <w:i/>
                 <w:color w:val="555555"/>
                 <w:sz w:val="16"/>
               </w:rPr>
@@ -2353,6 +2701,7 @@
             <w:r>
               <w:rPr>
                 <w:rFonts w:ascii="Courier New" w:hAnsi="Courier New"/>
+                <w:i/>
                 <w:color w:val="555555"/>
                 <w:sz w:val="16"/>
               </w:rPr>
@@ -2369,6 +2718,7 @@
             <w:r>
               <w:rPr>
                 <w:rFonts w:ascii="Courier New" w:hAnsi="Courier New"/>
+                <w:i/>
                 <w:color w:val="555555"/>
                 <w:sz w:val="16"/>
               </w:rPr>
@@ -2385,6 +2735,7 @@
             <w:r>
               <w:rPr>
                 <w:rFonts w:ascii="Courier New" w:hAnsi="Courier New"/>
+                <w:i/>
                 <w:color w:val="555555"/>
                 <w:sz w:val="16"/>
               </w:rPr>
@@ -2401,6 +2752,7 @@
             <w:r>
               <w:rPr>
                 <w:rFonts w:ascii="Courier New" w:hAnsi="Courier New"/>
+                <w:i/>
                 <w:color w:val="555555"/>
                 <w:sz w:val="16"/>
               </w:rPr>
@@ -2417,6 +2769,7 @@
             <w:r>
               <w:rPr>
                 <w:rFonts w:ascii="Courier New" w:hAnsi="Courier New"/>
+                <w:i/>
                 <w:color w:val="555555"/>
                 <w:sz w:val="16"/>
               </w:rPr>
@@ -2433,6 +2786,7 @@
             <w:r>
               <w:rPr>
                 <w:rFonts w:ascii="Courier New" w:hAnsi="Courier New"/>
+                <w:i/>
                 <w:color w:val="555555"/>
                 <w:sz w:val="16"/>
               </w:rPr>
@@ -2449,6 +2803,7 @@
             <w:r>
               <w:rPr>
                 <w:rFonts w:ascii="Courier New" w:hAnsi="Courier New"/>
+                <w:i/>
                 <w:color w:val="555555"/>
                 <w:sz w:val="16"/>
               </w:rPr>
@@ -2465,6 +2820,7 @@
             <w:r>
               <w:rPr>
                 <w:rFonts w:ascii="Courier New" w:hAnsi="Courier New"/>
+                <w:i/>
                 <w:color w:val="555555"/>
                 <w:sz w:val="16"/>
               </w:rPr>
@@ -2481,6 +2837,7 @@
             <w:r>
               <w:rPr>
                 <w:rFonts w:ascii="Courier New" w:hAnsi="Courier New"/>
+                <w:i/>
                 <w:color w:val="555555"/>
                 <w:sz w:val="16"/>
               </w:rPr>
@@ -2497,6 +2854,7 @@
             <w:r>
               <w:rPr>
                 <w:rFonts w:ascii="Courier New" w:hAnsi="Courier New"/>
+                <w:i/>
                 <w:color w:val="555555"/>
                 <w:sz w:val="16"/>
               </w:rPr>
@@ -2513,6 +2871,7 @@
             <w:r>
               <w:rPr>
                 <w:rFonts w:ascii="Courier New" w:hAnsi="Courier New"/>
+                <w:i/>
                 <w:color w:val="555555"/>
                 <w:sz w:val="16"/>
               </w:rPr>
@@ -2529,6 +2888,7 @@
             <w:r>
               <w:rPr>
                 <w:rFonts w:ascii="Courier New" w:hAnsi="Courier New"/>
+                <w:i/>
                 <w:color w:val="555555"/>
                 <w:sz w:val="16"/>
               </w:rPr>
@@ -2545,6 +2905,7 @@
             <w:r>
               <w:rPr>
                 <w:rFonts w:ascii="Courier New" w:hAnsi="Courier New"/>
+                <w:i/>
                 <w:color w:val="555555"/>
                 <w:sz w:val="16"/>
               </w:rPr>
@@ -2561,6 +2922,7 @@
             <w:r>
               <w:rPr>
                 <w:rFonts w:ascii="Courier New" w:hAnsi="Courier New"/>
+                <w:i/>
                 <w:color w:val="555555"/>
                 <w:sz w:val="16"/>
               </w:rPr>
@@ -2592,6 +2954,7 @@
             <w:r>
               <w:rPr>
                 <w:rFonts w:ascii="Courier New" w:hAnsi="Courier New"/>
+                <w:i/>
                 <w:color w:val="555555"/>
                 <w:sz w:val="16"/>
               </w:rPr>
@@ -2608,6 +2971,7 @@
             <w:r>
               <w:rPr>
                 <w:rFonts w:ascii="Courier New" w:hAnsi="Courier New"/>
+                <w:i/>
                 <w:color w:val="555555"/>
                 <w:sz w:val="16"/>
               </w:rPr>
@@ -2624,6 +2988,7 @@
             <w:r>
               <w:rPr>
                 <w:rFonts w:ascii="Courier New" w:hAnsi="Courier New"/>
+                <w:i/>
                 <w:color w:val="555555"/>
                 <w:sz w:val="16"/>
               </w:rPr>
@@ -2640,6 +3005,7 @@
             <w:r>
               <w:rPr>
                 <w:rFonts w:ascii="Courier New" w:hAnsi="Courier New"/>
+                <w:i/>
                 <w:color w:val="555555"/>
                 <w:sz w:val="16"/>
               </w:rPr>
@@ -2690,10 +3056,11 @@
         <w:pStyle w:val="Endure-Subhead"/>
         <w:keepNext/>
         <w:spacing w:before="160" w:after="60"/>
+        <w:outlineLvl w:val="2"/>
       </w:pPr>
       <w:r>
         <w:rPr>
-          <w:sz w:val="18"/>
+          <w:sz w:val="22"/>
         </w:rPr>
         <w:t>27.2.2 Iniciar el Stack</w:t>
       </w:r>
@@ -2711,7 +3078,7 @@
         <w:tc>
           <w:tcPr>
             <w:tcW w:type="dxa" w:w="8152"/>
-            <w:shd w:val="clear" w:color="auto" w:fill="F2F2F2"/>
+            <w:shd w:val="clear" w:color="auto" w:fill="EAEAEA"/>
             <w:tcBorders>
               <w:left w:val="thick" w:sz="24" w:color="1A5A6A"/>
             </w:tcBorders>
@@ -2874,7 +3241,7 @@
         <w:tc>
           <w:tcPr>
             <w:tcW w:type="dxa" w:w="8152"/>
-            <w:shd w:val="clear" w:color="auto" w:fill="F2F2F2"/>
+            <w:shd w:val="clear" w:color="auto" w:fill="EAEAEA"/>
             <w:tcBorders>
               <w:left w:val="thick" w:sz="24" w:color="1A5A6A"/>
             </w:tcBorders>
@@ -2912,6 +3279,7 @@
             <w:r>
               <w:rPr>
                 <w:rFonts w:ascii="Courier New" w:hAnsi="Courier New"/>
+                <w:i/>
                 <w:color w:val="555555"/>
                 <w:sz w:val="16"/>
               </w:rPr>
@@ -2928,6 +3296,7 @@
             <w:r>
               <w:rPr>
                 <w:rFonts w:ascii="Courier New" w:hAnsi="Courier New"/>
+                <w:i/>
                 <w:color w:val="555555"/>
                 <w:sz w:val="16"/>
               </w:rPr>
@@ -2944,6 +3313,7 @@
             <w:r>
               <w:rPr>
                 <w:rFonts w:ascii="Courier New" w:hAnsi="Courier New"/>
+                <w:i/>
                 <w:color w:val="555555"/>
                 <w:sz w:val="16"/>
               </w:rPr>
@@ -2971,7 +3341,7 @@
         <w:tc>
           <w:tcPr>
             <w:tcW w:type="dxa" w:w="8152"/>
-            <w:shd w:val="clear" w:color="auto" w:fill="F2F2F2"/>
+            <w:shd w:val="clear" w:color="auto" w:fill="EAEAEA"/>
             <w:tcBorders>
               <w:left w:val="thick" w:sz="24" w:color="1A5A6A"/>
             </w:tcBorders>
@@ -3036,7 +3406,7 @@
         <w:tc>
           <w:tcPr>
             <w:tcW w:type="dxa" w:w="8152"/>
-            <w:shd w:val="clear" w:color="auto" w:fill="F2F2F2"/>
+            <w:shd w:val="clear" w:color="auto" w:fill="EAEAEA"/>
             <w:tcBorders>
               <w:left w:val="thick" w:sz="24" w:color="1A5A6A"/>
             </w:tcBorders>
@@ -3074,6 +3444,7 @@
             <w:r>
               <w:rPr>
                 <w:rFonts w:ascii="Courier New" w:hAnsi="Courier New"/>
+                <w:i/>
                 <w:color w:val="555555"/>
                 <w:sz w:val="16"/>
               </w:rPr>
@@ -3090,6 +3461,7 @@
             <w:r>
               <w:rPr>
                 <w:rFonts w:ascii="Courier New" w:hAnsi="Courier New"/>
+                <w:i/>
                 <w:color w:val="555555"/>
                 <w:sz w:val="16"/>
               </w:rPr>
@@ -3106,6 +3478,7 @@
             <w:r>
               <w:rPr>
                 <w:rFonts w:ascii="Courier New" w:hAnsi="Courier New"/>
+                <w:i/>
                 <w:color w:val="555555"/>
                 <w:sz w:val="16"/>
               </w:rPr>
@@ -3133,7 +3506,7 @@
         <w:tc>
           <w:tcPr>
             <w:tcW w:type="dxa" w:w="8152"/>
-            <w:shd w:val="clear" w:color="auto" w:fill="F2F2F2"/>
+            <w:shd w:val="clear" w:color="auto" w:fill="EAEAEA"/>
             <w:tcBorders>
               <w:left w:val="thick" w:sz="24" w:color="1A5A6A"/>
             </w:tcBorders>
@@ -3236,8 +3609,12 @@
     <w:p>
       <w:pPr>
         <w:pStyle w:val="Endure-ChapterBodyText"/>
+        <w:spacing w:before="100" w:after="100"/>
       </w:pPr>
       <w:r>
+        <w:rPr>
+          <w:sz w:val="20"/>
+        </w:rPr>
         <w:t>Abra en el navegador desde cualquier equipo de la red local:</w:t>
       </w:r>
     </w:p>
@@ -3254,7 +3631,7 @@
         <w:tc>
           <w:tcPr>
             <w:tcW w:type="dxa" w:w="8152"/>
-            <w:shd w:val="clear" w:color="auto" w:fill="F2F2F2"/>
+            <w:shd w:val="clear" w:color="auto" w:fill="EAEAEA"/>
             <w:tcBorders>
               <w:left w:val="thick" w:sz="24" w:color="1A5A6A"/>
             </w:tcBorders>
@@ -3275,6 +3652,7 @@
             <w:r>
               <w:rPr>
                 <w:rFonts w:ascii="Courier New" w:hAnsi="Courier New"/>
+                <w:i/>
                 <w:color w:val="555555"/>
                 <w:sz w:val="16"/>
               </w:rPr>
@@ -3292,8 +3670,12 @@
     <w:p>
       <w:pPr>
         <w:pStyle w:val="Endure-ChapterBodyText"/>
+        <w:spacing w:before="100" w:after="100"/>
       </w:pPr>
       <w:r>
+        <w:rPr>
+          <w:sz w:val="20"/>
+        </w:rPr>
         <w:t>En la primera visita, N8N solicita crear una cuenta de administrador local.</w:t>
       </w:r>
     </w:p>
@@ -3302,8 +3684,12 @@
         <w:pStyle w:val="Endure-Subhead"/>
         <w:keepNext/>
         <w:spacing w:before="240" w:after="60"/>
+        <w:outlineLvl w:val="1"/>
       </w:pPr>
       <w:r>
+        <w:rPr>
+          <w:sz w:val="24"/>
+        </w:rPr>
         <w:t>27.3 Configuración de Acceso Seguro</w:t>
       </w:r>
     </w:p>
@@ -3312,10 +3698,11 @@
         <w:pStyle w:val="Endure-Subhead"/>
         <w:keepNext/>
         <w:spacing w:before="160" w:after="60"/>
+        <w:outlineLvl w:val="2"/>
       </w:pPr>
       <w:r>
         <w:rPr>
-          <w:sz w:val="18"/>
+          <w:sz w:val="22"/>
         </w:rPr>
         <w:t>27.3.1 Autenticación Básica (Opción A — Más Simple)</w:t>
       </w:r>
@@ -3333,7 +3720,7 @@
         <w:tc>
           <w:tcPr>
             <w:tcW w:type="dxa" w:w="8152"/>
-            <w:shd w:val="clear" w:color="auto" w:fill="F2F2F2"/>
+            <w:shd w:val="clear" w:color="auto" w:fill="EAEAEA"/>
             <w:tcBorders>
               <w:left w:val="thick" w:sz="24" w:color="1A5A6A"/>
             </w:tcBorders>
@@ -3419,6 +3806,7 @@
             <w:r>
               <w:rPr>
                 <w:rFonts w:ascii="Courier New" w:hAnsi="Courier New"/>
+                <w:i/>
                 <w:color w:val="555555"/>
                 <w:sz w:val="16"/>
               </w:rPr>
@@ -3435,6 +3823,7 @@
             <w:r>
               <w:rPr>
                 <w:rFonts w:ascii="Courier New" w:hAnsi="Courier New"/>
+                <w:i/>
                 <w:color w:val="555555"/>
                 <w:sz w:val="16"/>
               </w:rPr>
@@ -3451,6 +3840,7 @@
             <w:r>
               <w:rPr>
                 <w:rFonts w:ascii="Courier New" w:hAnsi="Courier New"/>
+                <w:i/>
                 <w:color w:val="555555"/>
                 <w:sz w:val="16"/>
               </w:rPr>
@@ -3467,6 +3857,7 @@
             <w:r>
               <w:rPr>
                 <w:rFonts w:ascii="Courier New" w:hAnsi="Courier New"/>
+                <w:i/>
                 <w:color w:val="555555"/>
                 <w:sz w:val="16"/>
               </w:rPr>
@@ -3534,10 +3925,11 @@
         <w:pStyle w:val="Endure-Subhead"/>
         <w:keepNext/>
         <w:spacing w:before="160" w:after="60"/>
+        <w:outlineLvl w:val="2"/>
       </w:pPr>
       <w:r>
         <w:rPr>
-          <w:sz w:val="18"/>
+          <w:sz w:val="22"/>
         </w:rPr>
         <w:t>27.3.2 Verificar Webhook URL</w:t>
       </w:r>
@@ -3545,8 +3937,12 @@
     <w:p>
       <w:pPr>
         <w:pStyle w:val="Endure-FirstParagraphBodyText"/>
+        <w:spacing w:before="100" w:after="100"/>
       </w:pPr>
       <w:r>
+        <w:rPr>
+          <w:sz w:val="20"/>
+        </w:rPr>
         <w:t>Los webhooks de N8N reciben peticiones en la URL configurada. Verifique que la URL de webhook está configurada correctamente:</w:t>
       </w:r>
     </w:p>
@@ -3563,7 +3959,7 @@
         <w:tc>
           <w:tcPr>
             <w:tcW w:type="dxa" w:w="8152"/>
-            <w:shd w:val="clear" w:color="auto" w:fill="F2F2F2"/>
+            <w:shd w:val="clear" w:color="auto" w:fill="EAEAEA"/>
             <w:tcBorders>
               <w:left w:val="thick" w:sz="24" w:color="1A5A6A"/>
             </w:tcBorders>
@@ -3601,7 +3997,7 @@
             <w:r>
               <w:rPr>
                 <w:rFonts w:ascii="Courier New" w:hAnsi="Courier New"/>
-                <w:color w:val="555555"/>
+                <w:color w:val="1A1A1A"/>
                 <w:sz w:val="16"/>
               </w:rPr>
               <w:t>grep WEBHOOK_URL ~/stacks/n8n/.env</w:t>
@@ -3702,8 +4098,12 @@
         <w:pStyle w:val="Endure-Subhead"/>
         <w:keepNext/>
         <w:spacing w:before="240" w:after="60"/>
+        <w:outlineLvl w:val="1"/>
       </w:pPr>
       <w:r>
+        <w:rPr>
+          <w:sz w:val="24"/>
+        </w:rPr>
         <w:t>27.4 Primeros Nodos: Llamar a los Motores de Inferencia</w:t>
       </w:r>
     </w:p>
@@ -3712,10 +4112,11 @@
         <w:pStyle w:val="Endure-Subhead"/>
         <w:keepNext/>
         <w:spacing w:before="160" w:after="60"/>
+        <w:outlineLvl w:val="2"/>
       </w:pPr>
       <w:r>
         <w:rPr>
-          <w:sz w:val="18"/>
+          <w:sz w:val="22"/>
         </w:rPr>
         <w:t>27.4.1 Nodo HTTP Request → Ollama</w:t>
       </w:r>
@@ -3723,80 +4124,96 @@
     <w:p>
       <w:pPr>
         <w:pStyle w:val="Endure-FirstParagraphBodyText"/>
+        <w:spacing w:before="100" w:after="100"/>
       </w:pPr>
       <w:r>
+        <w:rPr>
+          <w:sz w:val="20"/>
+        </w:rPr>
         <w:t>N8N se conecta a Ollama mediante el nodo "HTTP Request". Desde la interfaz web:</w:t>
       </w:r>
     </w:p>
     <w:p>
       <w:pPr>
         <w:pStyle w:val="Endure-ChapterBodyText"/>
-        <w:spacing w:before="20" w:after="20"/>
+        <w:spacing w:before="40" w:after="40"/>
         <w:ind w:left="360" w:hanging="216"/>
       </w:pPr>
       <w:r>
         <w:rPr>
-          <w:sz w:val="18"/>
+          <w:sz w:val="20"/>
         </w:rPr>
         <w:t xml:space="preserve">1. </w:t>
       </w:r>
       <w:r>
         <w:rPr>
           <w:b/>
+          <w:sz w:val="20"/>
         </w:rPr>
         <w:t>Nuevo flujo</w:t>
       </w:r>
       <w:r>
+        <w:rPr>
+          <w:sz w:val="20"/>
+        </w:rPr>
         <w:t xml:space="preserve"> → "+" → Nodo "HTTP Request"</w:t>
       </w:r>
     </w:p>
     <w:p>
       <w:pPr>
         <w:pStyle w:val="Endure-ChapterBodyText"/>
-        <w:spacing w:before="20" w:after="20"/>
+        <w:spacing w:before="40" w:after="40"/>
         <w:ind w:left="360" w:hanging="216"/>
       </w:pPr>
       <w:r>
         <w:rPr>
-          <w:sz w:val="18"/>
+          <w:sz w:val="20"/>
         </w:rPr>
         <w:t xml:space="preserve">2. </w:t>
       </w:r>
       <w:r>
         <w:rPr>
           <w:b/>
+          <w:sz w:val="20"/>
         </w:rPr>
         <w:t>Method:</w:t>
       </w:r>
       <w:r>
+        <w:rPr>
+          <w:sz w:val="20"/>
+        </w:rPr>
         <w:t xml:space="preserve"> POST</w:t>
       </w:r>
     </w:p>
     <w:p>
       <w:pPr>
         <w:pStyle w:val="Endure-ChapterBodyText"/>
-        <w:spacing w:before="20" w:after="20"/>
+        <w:spacing w:before="40" w:after="40"/>
         <w:ind w:left="360" w:hanging="216"/>
       </w:pPr>
       <w:r>
         <w:rPr>
-          <w:sz w:val="18"/>
+          <w:sz w:val="20"/>
         </w:rPr>
         <w:t xml:space="preserve">3. </w:t>
       </w:r>
       <w:r>
         <w:rPr>
           <w:b/>
+          <w:sz w:val="20"/>
         </w:rPr>
         <w:t>URL:</w:t>
       </w:r>
       <w:r>
+        <w:rPr>
+          <w:sz w:val="20"/>
+        </w:rPr>
         <w:t xml:space="preserve"> </w:t>
       </w:r>
       <w:r>
         <w:rPr>
           <w:rFonts w:ascii="Courier New" w:hAnsi="Courier New"/>
-          <w:sz w:val="17"/>
+          <w:sz w:val="16"/>
         </w:rPr>
         <w:t>http://localhost:11434/api/generate</w:t>
       </w:r>
@@ -3804,40 +4221,45 @@
     <w:p>
       <w:pPr>
         <w:pStyle w:val="Endure-ChapterBodyText"/>
-        <w:spacing w:before="20" w:after="20"/>
+        <w:spacing w:before="40" w:after="40"/>
         <w:ind w:left="360" w:hanging="216"/>
       </w:pPr>
       <w:r>
         <w:rPr>
-          <w:sz w:val="18"/>
+          <w:sz w:val="20"/>
         </w:rPr>
         <w:t xml:space="preserve">4. </w:t>
       </w:r>
       <w:r>
         <w:rPr>
           <w:b/>
+          <w:sz w:val="20"/>
         </w:rPr>
         <w:t>Body:</w:t>
       </w:r>
       <w:r>
+        <w:rPr>
+          <w:sz w:val="20"/>
+        </w:rPr>
         <w:t xml:space="preserve"> JSON</w:t>
       </w:r>
     </w:p>
     <w:p>
       <w:pPr>
         <w:pStyle w:val="Endure-ChapterBodyText"/>
-        <w:spacing w:before="20" w:after="20"/>
+        <w:spacing w:before="40" w:after="40"/>
         <w:ind w:left="360" w:hanging="216"/>
       </w:pPr>
       <w:r>
         <w:rPr>
-          <w:sz w:val="18"/>
+          <w:sz w:val="20"/>
         </w:rPr>
         <w:t xml:space="preserve">5. </w:t>
       </w:r>
       <w:r>
         <w:rPr>
           <w:b/>
+          <w:sz w:val="20"/>
         </w:rPr>
         <w:t>Body Content:</w:t>
       </w:r>
@@ -3860,7 +4282,7 @@
         <w:tc>
           <w:tcPr>
             <w:tcW w:type="dxa" w:w="8152"/>
-            <w:shd w:val="clear" w:color="auto" w:fill="F2F2F2"/>
+            <w:shd w:val="clear" w:color="auto" w:fill="EAEAEA"/>
             <w:tcBorders>
               <w:left w:val="thick" w:sz="24" w:color="1A5A6A"/>
             </w:tcBorders>
@@ -3962,22 +4384,26 @@
     <w:p>
       <w:pPr>
         <w:pStyle w:val="Endure-ChapterBodyText"/>
-        <w:spacing w:before="20" w:after="20"/>
+        <w:spacing w:before="40" w:after="40"/>
         <w:ind w:left="360" w:hanging="216"/>
       </w:pPr>
       <w:r>
         <w:rPr>
-          <w:sz w:val="18"/>
+          <w:sz w:val="20"/>
         </w:rPr>
         <w:t xml:space="preserve">1. </w:t>
       </w:r>
       <w:r>
         <w:rPr>
           <w:b/>
+          <w:sz w:val="20"/>
         </w:rPr>
         <w:t>Response Format:</w:t>
       </w:r>
       <w:r>
+        <w:rPr>
+          <w:sz w:val="20"/>
+        </w:rPr>
         <w:t xml:space="preserve"> JSON</w:t>
       </w:r>
     </w:p>
@@ -3989,8 +4415,12 @@
     <w:p>
       <w:pPr>
         <w:pStyle w:val="Endure-ChapterBodyText"/>
+        <w:spacing w:before="100" w:after="100"/>
       </w:pPr>
       <w:r>
+        <w:rPr>
+          <w:sz w:val="20"/>
+        </w:rPr>
         <w:t>Para probar este nodo desde la terminal antes de usar la interfaz:</w:t>
       </w:r>
     </w:p>
@@ -4007,7 +4437,7 @@
         <w:tc>
           <w:tcPr>
             <w:tcW w:type="dxa" w:w="8152"/>
-            <w:shd w:val="clear" w:color="auto" w:fill="F2F2F2"/>
+            <w:shd w:val="clear" w:color="auto" w:fill="EAEAEA"/>
             <w:tcBorders>
               <w:left w:val="thick" w:sz="24" w:color="1A5A6A"/>
             </w:tcBorders>
@@ -4078,6 +4508,7 @@
             <w:r>
               <w:rPr>
                 <w:rFonts w:ascii="Courier New" w:hAnsi="Courier New"/>
+                <w:i/>
                 <w:color w:val="555555"/>
                 <w:sz w:val="16"/>
               </w:rPr>
@@ -4094,6 +4525,7 @@
             <w:r>
               <w:rPr>
                 <w:rFonts w:ascii="Courier New" w:hAnsi="Courier New"/>
+                <w:i/>
                 <w:color w:val="555555"/>
                 <w:sz w:val="16"/>
               </w:rPr>
@@ -4110,6 +4542,7 @@
             <w:r>
               <w:rPr>
                 <w:rFonts w:ascii="Courier New" w:hAnsi="Courier New"/>
+                <w:i/>
                 <w:color w:val="555555"/>
                 <w:sz w:val="16"/>
               </w:rPr>
@@ -4126,6 +4559,7 @@
             <w:r>
               <w:rPr>
                 <w:rFonts w:ascii="Courier New" w:hAnsi="Courier New"/>
+                <w:i/>
                 <w:color w:val="555555"/>
                 <w:sz w:val="16"/>
               </w:rPr>
@@ -4142,6 +4576,7 @@
             <w:r>
               <w:rPr>
                 <w:rFonts w:ascii="Courier New" w:hAnsi="Courier New"/>
+                <w:i/>
                 <w:color w:val="555555"/>
                 <w:sz w:val="16"/>
               </w:rPr>
@@ -4158,6 +4593,7 @@
             <w:r>
               <w:rPr>
                 <w:rFonts w:ascii="Courier New" w:hAnsi="Courier New"/>
+                <w:i/>
                 <w:color w:val="555555"/>
                 <w:sz w:val="16"/>
               </w:rPr>
@@ -4177,10 +4613,11 @@
         <w:pStyle w:val="Endure-Subhead"/>
         <w:keepNext/>
         <w:spacing w:before="160" w:after="60"/>
+        <w:outlineLvl w:val="2"/>
       </w:pPr>
       <w:r>
         <w:rPr>
-          <w:sz w:val="18"/>
+          <w:sz w:val="22"/>
         </w:rPr>
         <w:t>27.4.2 Nodo HTTP Request → vLLM (API OpenAI)</w:t>
       </w:r>
@@ -4188,58 +4625,70 @@
     <w:p>
       <w:pPr>
         <w:pStyle w:val="Endure-FirstParagraphBodyText"/>
+        <w:spacing w:before="100" w:after="100"/>
       </w:pPr>
       <w:r>
+        <w:rPr>
+          <w:sz w:val="20"/>
+        </w:rPr>
         <w:t>vLLM expone la API OpenAI estándar. Configuración del nodo HTTP Request para vLLM:</w:t>
       </w:r>
     </w:p>
     <w:p>
       <w:pPr>
         <w:pStyle w:val="Endure-ChapterBodyText"/>
-        <w:spacing w:before="20" w:after="20"/>
+        <w:spacing w:before="40" w:after="40"/>
         <w:ind w:left="360" w:hanging="216"/>
       </w:pPr>
       <w:r>
         <w:rPr>
-          <w:sz w:val="18"/>
+          <w:sz w:val="20"/>
         </w:rPr>
         <w:t xml:space="preserve">1. </w:t>
       </w:r>
       <w:r>
         <w:rPr>
           <w:b/>
+          <w:sz w:val="20"/>
         </w:rPr>
         <w:t>Method:</w:t>
       </w:r>
       <w:r>
+        <w:rPr>
+          <w:sz w:val="20"/>
+        </w:rPr>
         <w:t xml:space="preserve"> POST</w:t>
       </w:r>
     </w:p>
     <w:p>
       <w:pPr>
         <w:pStyle w:val="Endure-ChapterBodyText"/>
-        <w:spacing w:before="20" w:after="20"/>
+        <w:spacing w:before="40" w:after="40"/>
         <w:ind w:left="360" w:hanging="216"/>
       </w:pPr>
       <w:r>
         <w:rPr>
-          <w:sz w:val="18"/>
+          <w:sz w:val="20"/>
         </w:rPr>
         <w:t xml:space="preserve">2. </w:t>
       </w:r>
       <w:r>
         <w:rPr>
           <w:b/>
+          <w:sz w:val="20"/>
         </w:rPr>
         <w:t>URL:</w:t>
       </w:r>
       <w:r>
+        <w:rPr>
+          <w:sz w:val="20"/>
+        </w:rPr>
         <w:t xml:space="preserve"> </w:t>
       </w:r>
       <w:r>
         <w:rPr>
           <w:rFonts w:ascii="Courier New" w:hAnsi="Courier New"/>
-          <w:sz w:val="17"/>
+          <w:sz w:val="16"/>
         </w:rPr>
         <w:t>http://localhost:8000/v1/chat/completions</w:t>
       </w:r>
@@ -4247,28 +4696,32 @@
     <w:p>
       <w:pPr>
         <w:pStyle w:val="Endure-ChapterBodyText"/>
-        <w:spacing w:before="20" w:after="20"/>
+        <w:spacing w:before="40" w:after="40"/>
         <w:ind w:left="360" w:hanging="216"/>
       </w:pPr>
       <w:r>
         <w:rPr>
-          <w:sz w:val="18"/>
+          <w:sz w:val="20"/>
         </w:rPr>
         <w:t xml:space="preserve">3. </w:t>
       </w:r>
       <w:r>
         <w:rPr>
           <w:b/>
+          <w:sz w:val="20"/>
         </w:rPr>
         <w:t>Headers:</w:t>
       </w:r>
       <w:r>
+        <w:rPr>
+          <w:sz w:val="20"/>
+        </w:rPr>
         <w:t xml:space="preserve"> </w:t>
       </w:r>
       <w:r>
         <w:rPr>
           <w:rFonts w:ascii="Courier New" w:hAnsi="Courier New"/>
-          <w:sz w:val="17"/>
+          <w:sz w:val="16"/>
         </w:rPr>
         <w:t>Content-Type: application/json</w:t>
       </w:r>
@@ -4276,18 +4729,19 @@
     <w:p>
       <w:pPr>
         <w:pStyle w:val="Endure-ChapterBodyText"/>
-        <w:spacing w:before="20" w:after="20"/>
+        <w:spacing w:before="40" w:after="40"/>
         <w:ind w:left="360" w:hanging="216"/>
       </w:pPr>
       <w:r>
         <w:rPr>
-          <w:sz w:val="18"/>
+          <w:sz w:val="20"/>
         </w:rPr>
         <w:t xml:space="preserve">4. </w:t>
       </w:r>
       <w:r>
         <w:rPr>
           <w:b/>
+          <w:sz w:val="20"/>
         </w:rPr>
         <w:t>Body Content:</w:t>
       </w:r>
@@ -4310,7 +4764,7 @@
         <w:tc>
           <w:tcPr>
             <w:tcW w:type="dxa" w:w="8152"/>
-            <w:shd w:val="clear" w:color="auto" w:fill="F2F2F2"/>
+            <w:shd w:val="clear" w:color="auto" w:fill="EAEAEA"/>
             <w:tcBorders>
               <w:left w:val="thick" w:sz="24" w:color="1A5A6A"/>
             </w:tcBorders>
@@ -4476,28 +4930,32 @@
     <w:p>
       <w:pPr>
         <w:pStyle w:val="Endure-ChapterBodyText"/>
-        <w:spacing w:before="20" w:after="20"/>
+        <w:spacing w:before="40" w:after="40"/>
         <w:ind w:left="360" w:hanging="216"/>
       </w:pPr>
       <w:r>
         <w:rPr>
-          <w:sz w:val="18"/>
+          <w:sz w:val="20"/>
         </w:rPr>
         <w:t xml:space="preserve">1. </w:t>
       </w:r>
       <w:r>
         <w:rPr>
           <w:b/>
+          <w:sz w:val="20"/>
         </w:rPr>
         <w:t>Response processing:</w:t>
       </w:r>
       <w:r>
+        <w:rPr>
+          <w:sz w:val="20"/>
+        </w:rPr>
         <w:t xml:space="preserve"> </w:t>
       </w:r>
       <w:r>
         <w:rPr>
           <w:rFonts w:ascii="Courier New" w:hAnsi="Courier New"/>
-          <w:sz w:val="17"/>
+          <w:sz w:val="16"/>
         </w:rPr>
         <w:t>{{ $json.choices[0].message.content }}</w:t>
       </w:r>
@@ -4520,7 +4978,7 @@
         <w:tc>
           <w:tcPr>
             <w:tcW w:type="dxa" w:w="8152"/>
-            <w:shd w:val="clear" w:color="auto" w:fill="F2F2F2"/>
+            <w:shd w:val="clear" w:color="auto" w:fill="EAEAEA"/>
             <w:tcBorders>
               <w:left w:val="thick" w:sz="24" w:color="1A5A6A"/>
             </w:tcBorders>
@@ -4591,6 +5049,7 @@
             <w:r>
               <w:rPr>
                 <w:rFonts w:ascii="Courier New" w:hAnsi="Courier New"/>
+                <w:i/>
                 <w:color w:val="555555"/>
                 <w:sz w:val="16"/>
               </w:rPr>
@@ -4607,6 +5066,7 @@
             <w:r>
               <w:rPr>
                 <w:rFonts w:ascii="Courier New" w:hAnsi="Courier New"/>
+                <w:i/>
                 <w:color w:val="555555"/>
                 <w:sz w:val="16"/>
               </w:rPr>
@@ -4623,6 +5083,7 @@
             <w:r>
               <w:rPr>
                 <w:rFonts w:ascii="Courier New" w:hAnsi="Courier New"/>
+                <w:i/>
                 <w:color w:val="555555"/>
                 <w:sz w:val="16"/>
               </w:rPr>
@@ -4639,6 +5100,7 @@
             <w:r>
               <w:rPr>
                 <w:rFonts w:ascii="Courier New" w:hAnsi="Courier New"/>
+                <w:i/>
                 <w:color w:val="555555"/>
                 <w:sz w:val="16"/>
               </w:rPr>
@@ -4655,6 +5117,7 @@
             <w:r>
               <w:rPr>
                 <w:rFonts w:ascii="Courier New" w:hAnsi="Courier New"/>
+                <w:i/>
                 <w:color w:val="555555"/>
                 <w:sz w:val="16"/>
               </w:rPr>
@@ -4671,6 +5134,7 @@
             <w:r>
               <w:rPr>
                 <w:rFonts w:ascii="Courier New" w:hAnsi="Courier New"/>
+                <w:i/>
                 <w:color w:val="555555"/>
                 <w:sz w:val="16"/>
               </w:rPr>
@@ -4690,16 +5154,24 @@
         <w:pStyle w:val="Endure-Subhead"/>
         <w:keepNext/>
         <w:spacing w:before="240" w:after="60"/>
+        <w:outlineLvl w:val="1"/>
       </w:pPr>
       <w:r>
+        <w:rPr>
+          <w:sz w:val="24"/>
+        </w:rPr>
         <w:t>27.5 Pipeline de Ejemplo: Webhook → LLM → Email</w:t>
       </w:r>
     </w:p>
     <w:p>
       <w:pPr>
         <w:pStyle w:val="Endure-FirstParagraphBodyText"/>
+        <w:spacing w:before="100" w:after="100"/>
       </w:pPr>
       <w:r>
+        <w:rPr>
+          <w:sz w:val="20"/>
+        </w:rPr>
         <w:t>Este pipeline completo recibe una pregunta via webhook, la procesa con el LLM local y envía la respuesta por email.</w:t>
       </w:r>
     </w:p>
@@ -4708,10 +5180,11 @@
         <w:pStyle w:val="Endure-Subhead"/>
         <w:keepNext/>
         <w:spacing w:before="160" w:after="60"/>
+        <w:outlineLvl w:val="2"/>
       </w:pPr>
       <w:r>
         <w:rPr>
-          <w:sz w:val="18"/>
+          <w:sz w:val="22"/>
         </w:rPr>
         <w:t>27.5.1 Diseño del Pipeline</w:t>
       </w:r>
@@ -4724,7 +5197,7 @@
         <w:drawing>
           <wp:inline xmlns:a="http://schemas.openxmlformats.org/drawingml/2006/main" xmlns:pic="http://schemas.openxmlformats.org/drawingml/2006/picture">
             <wp:extent cx="5029200" cy="2654797"/>
-            <wp:docPr id="1" name="Picture 1"/>
+            <wp:docPr id="2" name="Picture 2"/>
             <wp:cNvGraphicFramePr>
               <a:graphicFrameLocks noChangeAspect="1"/>
             </wp:cNvGraphicFramePr>
@@ -4736,7 +5209,7 @@
                     <pic:cNvPicPr/>
                   </pic:nvPicPr>
                   <pic:blipFill>
-                    <a:blip r:embed="rId46"/>
+                    <a:blip r:embed="rId47"/>
                     <a:stretch>
                       <a:fillRect/>
                     </a:stretch>
@@ -4764,6 +5237,7 @@
       <w:r>
         <w:rPr>
           <w:i/>
+          <w:sz w:val="16"/>
         </w:rPr>
         <w:t>Diseño del Pipeline: Webhook → LLM → Email</w:t>
       </w:r>
@@ -4781,7 +5255,7 @@
         <w:tc>
           <w:tcPr>
             <w:tcW w:type="dxa" w:w="8152"/>
-            <w:shd w:val="clear" w:color="auto" w:fill="F2F2F2"/>
+            <w:shd w:val="clear" w:color="auto" w:fill="EAEAEA"/>
             <w:tcBorders>
               <w:left w:val="thick" w:sz="24" w:color="1A5A6A"/>
             </w:tcBorders>
@@ -4802,6 +5276,7 @@
             <w:r>
               <w:rPr>
                 <w:rFonts w:ascii="Courier New" w:hAnsi="Courier New"/>
+                <w:i/>
                 <w:color w:val="555555"/>
                 <w:sz w:val="16"/>
               </w:rPr>
@@ -4818,6 +5293,7 @@
             <w:r>
               <w:rPr>
                 <w:rFonts w:ascii="Courier New" w:hAnsi="Courier New"/>
+                <w:i/>
                 <w:color w:val="555555"/>
                 <w:sz w:val="16"/>
               </w:rPr>
@@ -4834,6 +5310,7 @@
             <w:r>
               <w:rPr>
                 <w:rFonts w:ascii="Courier New" w:hAnsi="Courier New"/>
+                <w:i/>
                 <w:color w:val="555555"/>
                 <w:sz w:val="16"/>
               </w:rPr>
@@ -4850,6 +5327,7 @@
             <w:r>
               <w:rPr>
                 <w:rFonts w:ascii="Courier New" w:hAnsi="Courier New"/>
+                <w:i/>
                 <w:color w:val="555555"/>
                 <w:sz w:val="16"/>
               </w:rPr>
@@ -4866,6 +5344,7 @@
             <w:r>
               <w:rPr>
                 <w:rFonts w:ascii="Courier New" w:hAnsi="Courier New"/>
+                <w:i/>
                 <w:color w:val="555555"/>
                 <w:sz w:val="16"/>
               </w:rPr>
@@ -4882,6 +5361,7 @@
             <w:r>
               <w:rPr>
                 <w:rFonts w:ascii="Courier New" w:hAnsi="Courier New"/>
+                <w:i/>
                 <w:color w:val="555555"/>
                 <w:sz w:val="16"/>
               </w:rPr>
@@ -4898,6 +5378,7 @@
             <w:r>
               <w:rPr>
                 <w:rFonts w:ascii="Courier New" w:hAnsi="Courier New"/>
+                <w:i/>
                 <w:color w:val="555555"/>
                 <w:sz w:val="16"/>
               </w:rPr>
@@ -4914,6 +5395,7 @@
             <w:r>
               <w:rPr>
                 <w:rFonts w:ascii="Courier New" w:hAnsi="Courier New"/>
+                <w:i/>
                 <w:color w:val="555555"/>
                 <w:sz w:val="16"/>
               </w:rPr>
@@ -4930,6 +5412,7 @@
             <w:r>
               <w:rPr>
                 <w:rFonts w:ascii="Courier New" w:hAnsi="Courier New"/>
+                <w:i/>
                 <w:color w:val="555555"/>
                 <w:sz w:val="16"/>
               </w:rPr>
@@ -4946,6 +5429,7 @@
             <w:r>
               <w:rPr>
                 <w:rFonts w:ascii="Courier New" w:hAnsi="Courier New"/>
+                <w:i/>
                 <w:color w:val="555555"/>
                 <w:sz w:val="16"/>
               </w:rPr>
@@ -4962,6 +5446,7 @@
             <w:r>
               <w:rPr>
                 <w:rFonts w:ascii="Courier New" w:hAnsi="Courier New"/>
+                <w:i/>
                 <w:color w:val="555555"/>
                 <w:sz w:val="16"/>
               </w:rPr>
@@ -4978,6 +5463,7 @@
             <w:r>
               <w:rPr>
                 <w:rFonts w:ascii="Courier New" w:hAnsi="Courier New"/>
+                <w:i/>
                 <w:color w:val="555555"/>
                 <w:sz w:val="16"/>
               </w:rPr>
@@ -4994,6 +5480,7 @@
             <w:r>
               <w:rPr>
                 <w:rFonts w:ascii="Courier New" w:hAnsi="Courier New"/>
+                <w:i/>
                 <w:color w:val="555555"/>
                 <w:sz w:val="16"/>
               </w:rPr>
@@ -5010,6 +5497,7 @@
             <w:r>
               <w:rPr>
                 <w:rFonts w:ascii="Courier New" w:hAnsi="Courier New"/>
+                <w:i/>
                 <w:color w:val="555555"/>
                 <w:sz w:val="16"/>
               </w:rPr>
@@ -5026,6 +5514,7 @@
             <w:r>
               <w:rPr>
                 <w:rFonts w:ascii="Courier New" w:hAnsi="Courier New"/>
+                <w:i/>
                 <w:color w:val="555555"/>
                 <w:sz w:val="16"/>
               </w:rPr>
@@ -5045,10 +5534,11 @@
         <w:pStyle w:val="Endure-Subhead"/>
         <w:keepNext/>
         <w:spacing w:before="160" w:after="60"/>
+        <w:outlineLvl w:val="2"/>
       </w:pPr>
       <w:r>
         <w:rPr>
-          <w:sz w:val="18"/>
+          <w:sz w:val="22"/>
         </w:rPr>
         <w:t>27.5.2 Crear el Pipeline via Importación JSON</w:t>
       </w:r>
@@ -5066,7 +5556,7 @@
         <w:tc>
           <w:tcPr>
             <w:tcW w:type="dxa" w:w="8152"/>
-            <w:shd w:val="clear" w:color="auto" w:fill="F2F2F2"/>
+            <w:shd w:val="clear" w:color="auto" w:fill="EAEAEA"/>
             <w:tcBorders>
               <w:left w:val="thick" w:sz="24" w:color="1A5A6A"/>
             </w:tcBorders>
@@ -5120,6 +5610,7 @@
             <w:r>
               <w:rPr>
                 <w:rFonts w:ascii="Courier New" w:hAnsi="Courier New"/>
+                <w:i/>
                 <w:color w:val="555555"/>
                 <w:sz w:val="16"/>
               </w:rPr>
@@ -5136,6 +5627,7 @@
             <w:r>
               <w:rPr>
                 <w:rFonts w:ascii="Courier New" w:hAnsi="Courier New"/>
+                <w:i/>
                 <w:color w:val="555555"/>
                 <w:sz w:val="16"/>
               </w:rPr>
@@ -5152,6 +5644,7 @@
             <w:r>
               <w:rPr>
                 <w:rFonts w:ascii="Courier New" w:hAnsi="Courier New"/>
+                <w:i/>
                 <w:color w:val="555555"/>
                 <w:sz w:val="16"/>
               </w:rPr>
@@ -5168,6 +5661,7 @@
             <w:r>
               <w:rPr>
                 <w:rFonts w:ascii="Courier New" w:hAnsi="Courier New"/>
+                <w:i/>
                 <w:color w:val="555555"/>
                 <w:sz w:val="16"/>
               </w:rPr>
@@ -5184,6 +5678,7 @@
             <w:r>
               <w:rPr>
                 <w:rFonts w:ascii="Courier New" w:hAnsi="Courier New"/>
+                <w:i/>
                 <w:color w:val="555555"/>
                 <w:sz w:val="16"/>
               </w:rPr>
@@ -5200,6 +5695,7 @@
             <w:r>
               <w:rPr>
                 <w:rFonts w:ascii="Courier New" w:hAnsi="Courier New"/>
+                <w:i/>
                 <w:color w:val="555555"/>
                 <w:sz w:val="16"/>
               </w:rPr>
@@ -5216,6 +5712,7 @@
             <w:r>
               <w:rPr>
                 <w:rFonts w:ascii="Courier New" w:hAnsi="Courier New"/>
+                <w:i/>
                 <w:color w:val="555555"/>
                 <w:sz w:val="16"/>
               </w:rPr>
@@ -5232,6 +5729,7 @@
             <w:r>
               <w:rPr>
                 <w:rFonts w:ascii="Courier New" w:hAnsi="Courier New"/>
+                <w:i/>
                 <w:color w:val="555555"/>
                 <w:sz w:val="16"/>
               </w:rPr>
@@ -5248,6 +5746,7 @@
             <w:r>
               <w:rPr>
                 <w:rFonts w:ascii="Courier New" w:hAnsi="Courier New"/>
+                <w:i/>
                 <w:color w:val="555555"/>
                 <w:sz w:val="16"/>
               </w:rPr>
@@ -5264,6 +5763,7 @@
             <w:r>
               <w:rPr>
                 <w:rFonts w:ascii="Courier New" w:hAnsi="Courier New"/>
+                <w:i/>
                 <w:color w:val="555555"/>
                 <w:sz w:val="16"/>
               </w:rPr>
@@ -5280,6 +5780,7 @@
             <w:r>
               <w:rPr>
                 <w:rFonts w:ascii="Courier New" w:hAnsi="Courier New"/>
+                <w:i/>
                 <w:color w:val="555555"/>
                 <w:sz w:val="16"/>
               </w:rPr>
@@ -5296,6 +5797,7 @@
             <w:r>
               <w:rPr>
                 <w:rFonts w:ascii="Courier New" w:hAnsi="Courier New"/>
+                <w:i/>
                 <w:color w:val="555555"/>
                 <w:sz w:val="16"/>
               </w:rPr>
@@ -5312,6 +5814,7 @@
             <w:r>
               <w:rPr>
                 <w:rFonts w:ascii="Courier New" w:hAnsi="Courier New"/>
+                <w:i/>
                 <w:color w:val="555555"/>
                 <w:sz w:val="16"/>
               </w:rPr>
@@ -5328,6 +5831,7 @@
             <w:r>
               <w:rPr>
                 <w:rFonts w:ascii="Courier New" w:hAnsi="Courier New"/>
+                <w:i/>
                 <w:color w:val="555555"/>
                 <w:sz w:val="16"/>
               </w:rPr>
@@ -5344,6 +5848,7 @@
             <w:r>
               <w:rPr>
                 <w:rFonts w:ascii="Courier New" w:hAnsi="Courier New"/>
+                <w:i/>
                 <w:color w:val="555555"/>
                 <w:sz w:val="16"/>
               </w:rPr>
@@ -5360,6 +5865,7 @@
             <w:r>
               <w:rPr>
                 <w:rFonts w:ascii="Courier New" w:hAnsi="Courier New"/>
+                <w:i/>
                 <w:color w:val="555555"/>
                 <w:sz w:val="16"/>
               </w:rPr>
@@ -5376,6 +5882,7 @@
             <w:r>
               <w:rPr>
                 <w:rFonts w:ascii="Courier New" w:hAnsi="Courier New"/>
+                <w:i/>
                 <w:color w:val="555555"/>
                 <w:sz w:val="16"/>
               </w:rPr>
@@ -5392,6 +5899,7 @@
             <w:r>
               <w:rPr>
                 <w:rFonts w:ascii="Courier New" w:hAnsi="Courier New"/>
+                <w:i/>
                 <w:color w:val="555555"/>
                 <w:sz w:val="16"/>
               </w:rPr>
@@ -5408,6 +5916,7 @@
             <w:r>
               <w:rPr>
                 <w:rFonts w:ascii="Courier New" w:hAnsi="Courier New"/>
+                <w:i/>
                 <w:color w:val="555555"/>
                 <w:sz w:val="16"/>
               </w:rPr>
@@ -5424,6 +5933,7 @@
             <w:r>
               <w:rPr>
                 <w:rFonts w:ascii="Courier New" w:hAnsi="Courier New"/>
+                <w:i/>
                 <w:color w:val="555555"/>
                 <w:sz w:val="16"/>
               </w:rPr>
@@ -5440,6 +5950,7 @@
             <w:r>
               <w:rPr>
                 <w:rFonts w:ascii="Courier New" w:hAnsi="Courier New"/>
+                <w:i/>
                 <w:color w:val="555555"/>
                 <w:sz w:val="16"/>
               </w:rPr>
@@ -5456,6 +5967,7 @@
             <w:r>
               <w:rPr>
                 <w:rFonts w:ascii="Courier New" w:hAnsi="Courier New"/>
+                <w:i/>
                 <w:color w:val="555555"/>
                 <w:sz w:val="16"/>
               </w:rPr>
@@ -5472,6 +5984,7 @@
             <w:r>
               <w:rPr>
                 <w:rFonts w:ascii="Courier New" w:hAnsi="Courier New"/>
+                <w:i/>
                 <w:color w:val="555555"/>
                 <w:sz w:val="16"/>
               </w:rPr>
@@ -5488,6 +6001,7 @@
             <w:r>
               <w:rPr>
                 <w:rFonts w:ascii="Courier New" w:hAnsi="Courier New"/>
+                <w:i/>
                 <w:color w:val="555555"/>
                 <w:sz w:val="16"/>
               </w:rPr>
@@ -5504,6 +6018,7 @@
             <w:r>
               <w:rPr>
                 <w:rFonts w:ascii="Courier New" w:hAnsi="Courier New"/>
+                <w:i/>
                 <w:color w:val="555555"/>
                 <w:sz w:val="16"/>
               </w:rPr>
@@ -5520,6 +6035,7 @@
             <w:r>
               <w:rPr>
                 <w:rFonts w:ascii="Courier New" w:hAnsi="Courier New"/>
+                <w:i/>
                 <w:color w:val="555555"/>
                 <w:sz w:val="16"/>
               </w:rPr>
@@ -5536,6 +6052,7 @@
             <w:r>
               <w:rPr>
                 <w:rFonts w:ascii="Courier New" w:hAnsi="Courier New"/>
+                <w:i/>
                 <w:color w:val="555555"/>
                 <w:sz w:val="16"/>
               </w:rPr>
@@ -5552,6 +6069,7 @@
             <w:r>
               <w:rPr>
                 <w:rFonts w:ascii="Courier New" w:hAnsi="Courier New"/>
+                <w:i/>
                 <w:color w:val="555555"/>
                 <w:sz w:val="16"/>
               </w:rPr>
@@ -5568,6 +6086,7 @@
             <w:r>
               <w:rPr>
                 <w:rFonts w:ascii="Courier New" w:hAnsi="Courier New"/>
+                <w:i/>
                 <w:color w:val="555555"/>
                 <w:sz w:val="16"/>
               </w:rPr>
@@ -5584,6 +6103,7 @@
             <w:r>
               <w:rPr>
                 <w:rFonts w:ascii="Courier New" w:hAnsi="Courier New"/>
+                <w:i/>
                 <w:color w:val="555555"/>
                 <w:sz w:val="16"/>
               </w:rPr>
@@ -5600,6 +6120,7 @@
             <w:r>
               <w:rPr>
                 <w:rFonts w:ascii="Courier New" w:hAnsi="Courier New"/>
+                <w:i/>
                 <w:color w:val="555555"/>
                 <w:sz w:val="16"/>
               </w:rPr>
@@ -5616,6 +6137,7 @@
             <w:r>
               <w:rPr>
                 <w:rFonts w:ascii="Courier New" w:hAnsi="Courier New"/>
+                <w:i/>
                 <w:color w:val="555555"/>
                 <w:sz w:val="16"/>
               </w:rPr>
@@ -5632,6 +6154,7 @@
             <w:r>
               <w:rPr>
                 <w:rFonts w:ascii="Courier New" w:hAnsi="Courier New"/>
+                <w:i/>
                 <w:color w:val="555555"/>
                 <w:sz w:val="16"/>
               </w:rPr>
@@ -5648,6 +6171,7 @@
             <w:r>
               <w:rPr>
                 <w:rFonts w:ascii="Courier New" w:hAnsi="Courier New"/>
+                <w:i/>
                 <w:color w:val="555555"/>
                 <w:sz w:val="16"/>
               </w:rPr>
@@ -5664,6 +6188,7 @@
             <w:r>
               <w:rPr>
                 <w:rFonts w:ascii="Courier New" w:hAnsi="Courier New"/>
+                <w:i/>
                 <w:color w:val="555555"/>
                 <w:sz w:val="16"/>
               </w:rPr>
@@ -5680,6 +6205,7 @@
             <w:r>
               <w:rPr>
                 <w:rFonts w:ascii="Courier New" w:hAnsi="Courier New"/>
+                <w:i/>
                 <w:color w:val="555555"/>
                 <w:sz w:val="16"/>
               </w:rPr>
@@ -5696,6 +6222,7 @@
             <w:r>
               <w:rPr>
                 <w:rFonts w:ascii="Courier New" w:hAnsi="Courier New"/>
+                <w:i/>
                 <w:color w:val="555555"/>
                 <w:sz w:val="16"/>
               </w:rPr>
@@ -5712,6 +6239,7 @@
             <w:r>
               <w:rPr>
                 <w:rFonts w:ascii="Courier New" w:hAnsi="Courier New"/>
+                <w:i/>
                 <w:color w:val="555555"/>
                 <w:sz w:val="16"/>
               </w:rPr>
@@ -5728,6 +6256,7 @@
             <w:r>
               <w:rPr>
                 <w:rFonts w:ascii="Courier New" w:hAnsi="Courier New"/>
+                <w:i/>
                 <w:color w:val="555555"/>
                 <w:sz w:val="16"/>
               </w:rPr>
@@ -5744,6 +6273,7 @@
             <w:r>
               <w:rPr>
                 <w:rFonts w:ascii="Courier New" w:hAnsi="Courier New"/>
+                <w:i/>
                 <w:color w:val="555555"/>
                 <w:sz w:val="16"/>
               </w:rPr>
@@ -5760,6 +6290,7 @@
             <w:r>
               <w:rPr>
                 <w:rFonts w:ascii="Courier New" w:hAnsi="Courier New"/>
+                <w:i/>
                 <w:color w:val="555555"/>
                 <w:sz w:val="16"/>
               </w:rPr>
@@ -5776,6 +6307,7 @@
             <w:r>
               <w:rPr>
                 <w:rFonts w:ascii="Courier New" w:hAnsi="Courier New"/>
+                <w:i/>
                 <w:color w:val="555555"/>
                 <w:sz w:val="16"/>
               </w:rPr>
@@ -5792,6 +6324,7 @@
             <w:r>
               <w:rPr>
                 <w:rFonts w:ascii="Courier New" w:hAnsi="Courier New"/>
+                <w:i/>
                 <w:color w:val="555555"/>
                 <w:sz w:val="16"/>
               </w:rPr>
@@ -5808,6 +6341,7 @@
             <w:r>
               <w:rPr>
                 <w:rFonts w:ascii="Courier New" w:hAnsi="Courier New"/>
+                <w:i/>
                 <w:color w:val="555555"/>
                 <w:sz w:val="16"/>
               </w:rPr>
@@ -5824,6 +6358,7 @@
             <w:r>
               <w:rPr>
                 <w:rFonts w:ascii="Courier New" w:hAnsi="Courier New"/>
+                <w:i/>
                 <w:color w:val="555555"/>
                 <w:sz w:val="16"/>
               </w:rPr>
@@ -5840,6 +6375,7 @@
             <w:r>
               <w:rPr>
                 <w:rFonts w:ascii="Courier New" w:hAnsi="Courier New"/>
+                <w:i/>
                 <w:color w:val="555555"/>
                 <w:sz w:val="16"/>
               </w:rPr>
@@ -5856,6 +6392,7 @@
             <w:r>
               <w:rPr>
                 <w:rFonts w:ascii="Courier New" w:hAnsi="Courier New"/>
+                <w:i/>
                 <w:color w:val="555555"/>
                 <w:sz w:val="16"/>
               </w:rPr>
@@ -5872,6 +6409,7 @@
             <w:r>
               <w:rPr>
                 <w:rFonts w:ascii="Courier New" w:hAnsi="Courier New"/>
+                <w:i/>
                 <w:color w:val="555555"/>
                 <w:sz w:val="16"/>
               </w:rPr>
@@ -5888,6 +6426,7 @@
             <w:r>
               <w:rPr>
                 <w:rFonts w:ascii="Courier New" w:hAnsi="Courier New"/>
+                <w:i/>
                 <w:color w:val="555555"/>
                 <w:sz w:val="16"/>
               </w:rPr>
@@ -5904,6 +6443,7 @@
             <w:r>
               <w:rPr>
                 <w:rFonts w:ascii="Courier New" w:hAnsi="Courier New"/>
+                <w:i/>
                 <w:color w:val="555555"/>
                 <w:sz w:val="16"/>
               </w:rPr>
@@ -5920,6 +6460,7 @@
             <w:r>
               <w:rPr>
                 <w:rFonts w:ascii="Courier New" w:hAnsi="Courier New"/>
+                <w:i/>
                 <w:color w:val="555555"/>
                 <w:sz w:val="16"/>
               </w:rPr>
@@ -5936,6 +6477,7 @@
             <w:r>
               <w:rPr>
                 <w:rFonts w:ascii="Courier New" w:hAnsi="Courier New"/>
+                <w:i/>
                 <w:color w:val="555555"/>
                 <w:sz w:val="16"/>
               </w:rPr>
@@ -5952,6 +6494,7 @@
             <w:r>
               <w:rPr>
                 <w:rFonts w:ascii="Courier New" w:hAnsi="Courier New"/>
+                <w:i/>
                 <w:color w:val="555555"/>
                 <w:sz w:val="16"/>
               </w:rPr>
@@ -5968,6 +6511,7 @@
             <w:r>
               <w:rPr>
                 <w:rFonts w:ascii="Courier New" w:hAnsi="Courier New"/>
+                <w:i/>
                 <w:color w:val="555555"/>
                 <w:sz w:val="16"/>
               </w:rPr>
@@ -5984,6 +6528,7 @@
             <w:r>
               <w:rPr>
                 <w:rFonts w:ascii="Courier New" w:hAnsi="Courier New"/>
+                <w:i/>
                 <w:color w:val="555555"/>
                 <w:sz w:val="16"/>
               </w:rPr>
@@ -6000,6 +6545,7 @@
             <w:r>
               <w:rPr>
                 <w:rFonts w:ascii="Courier New" w:hAnsi="Courier New"/>
+                <w:i/>
                 <w:color w:val="555555"/>
                 <w:sz w:val="16"/>
               </w:rPr>
@@ -6016,6 +6562,7 @@
             <w:r>
               <w:rPr>
                 <w:rFonts w:ascii="Courier New" w:hAnsi="Courier New"/>
+                <w:i/>
                 <w:color w:val="555555"/>
                 <w:sz w:val="16"/>
               </w:rPr>
@@ -6032,6 +6579,7 @@
             <w:r>
               <w:rPr>
                 <w:rFonts w:ascii="Courier New" w:hAnsi="Courier New"/>
+                <w:i/>
                 <w:color w:val="555555"/>
                 <w:sz w:val="16"/>
               </w:rPr>
@@ -6048,6 +6596,7 @@
             <w:r>
               <w:rPr>
                 <w:rFonts w:ascii="Courier New" w:hAnsi="Courier New"/>
+                <w:i/>
                 <w:color w:val="555555"/>
                 <w:sz w:val="16"/>
               </w:rPr>
@@ -6064,6 +6613,7 @@
             <w:r>
               <w:rPr>
                 <w:rFonts w:ascii="Courier New" w:hAnsi="Courier New"/>
+                <w:i/>
                 <w:color w:val="555555"/>
                 <w:sz w:val="16"/>
               </w:rPr>
@@ -6080,6 +6630,7 @@
             <w:r>
               <w:rPr>
                 <w:rFonts w:ascii="Courier New" w:hAnsi="Courier New"/>
+                <w:i/>
                 <w:color w:val="555555"/>
                 <w:sz w:val="16"/>
               </w:rPr>
@@ -6096,6 +6647,7 @@
             <w:r>
               <w:rPr>
                 <w:rFonts w:ascii="Courier New" w:hAnsi="Courier New"/>
+                <w:i/>
                 <w:color w:val="555555"/>
                 <w:sz w:val="16"/>
               </w:rPr>
@@ -6112,6 +6664,7 @@
             <w:r>
               <w:rPr>
                 <w:rFonts w:ascii="Courier New" w:hAnsi="Courier New"/>
+                <w:i/>
                 <w:color w:val="555555"/>
                 <w:sz w:val="16"/>
               </w:rPr>
@@ -6128,6 +6681,7 @@
             <w:r>
               <w:rPr>
                 <w:rFonts w:ascii="Courier New" w:hAnsi="Courier New"/>
+                <w:i/>
                 <w:color w:val="555555"/>
                 <w:sz w:val="16"/>
               </w:rPr>
@@ -6144,6 +6698,7 @@
             <w:r>
               <w:rPr>
                 <w:rFonts w:ascii="Courier New" w:hAnsi="Courier New"/>
+                <w:i/>
                 <w:color w:val="555555"/>
                 <w:sz w:val="16"/>
               </w:rPr>
@@ -6160,6 +6715,7 @@
             <w:r>
               <w:rPr>
                 <w:rFonts w:ascii="Courier New" w:hAnsi="Courier New"/>
+                <w:i/>
                 <w:color w:val="555555"/>
                 <w:sz w:val="16"/>
               </w:rPr>
@@ -6176,6 +6732,7 @@
             <w:r>
               <w:rPr>
                 <w:rFonts w:ascii="Courier New" w:hAnsi="Courier New"/>
+                <w:i/>
                 <w:color w:val="555555"/>
                 <w:sz w:val="16"/>
               </w:rPr>
@@ -6192,6 +6749,7 @@
             <w:r>
               <w:rPr>
                 <w:rFonts w:ascii="Courier New" w:hAnsi="Courier New"/>
+                <w:i/>
                 <w:color w:val="555555"/>
                 <w:sz w:val="16"/>
               </w:rPr>
@@ -6208,6 +6766,7 @@
             <w:r>
               <w:rPr>
                 <w:rFonts w:ascii="Courier New" w:hAnsi="Courier New"/>
+                <w:i/>
                 <w:color w:val="555555"/>
                 <w:sz w:val="16"/>
               </w:rPr>
@@ -6224,6 +6783,7 @@
             <w:r>
               <w:rPr>
                 <w:rFonts w:ascii="Courier New" w:hAnsi="Courier New"/>
+                <w:i/>
                 <w:color w:val="555555"/>
                 <w:sz w:val="16"/>
               </w:rPr>
@@ -6240,6 +6800,7 @@
             <w:r>
               <w:rPr>
                 <w:rFonts w:ascii="Courier New" w:hAnsi="Courier New"/>
+                <w:i/>
                 <w:color w:val="555555"/>
                 <w:sz w:val="16"/>
               </w:rPr>
@@ -6256,6 +6817,7 @@
             <w:r>
               <w:rPr>
                 <w:rFonts w:ascii="Courier New" w:hAnsi="Courier New"/>
+                <w:i/>
                 <w:color w:val="555555"/>
                 <w:sz w:val="16"/>
               </w:rPr>
@@ -6272,6 +6834,7 @@
             <w:r>
               <w:rPr>
                 <w:rFonts w:ascii="Courier New" w:hAnsi="Courier New"/>
+                <w:i/>
                 <w:color w:val="555555"/>
                 <w:sz w:val="16"/>
               </w:rPr>
@@ -6288,6 +6851,7 @@
             <w:r>
               <w:rPr>
                 <w:rFonts w:ascii="Courier New" w:hAnsi="Courier New"/>
+                <w:i/>
                 <w:color w:val="555555"/>
                 <w:sz w:val="16"/>
               </w:rPr>
@@ -6304,6 +6868,7 @@
             <w:r>
               <w:rPr>
                 <w:rFonts w:ascii="Courier New" w:hAnsi="Courier New"/>
+                <w:i/>
                 <w:color w:val="555555"/>
                 <w:sz w:val="16"/>
               </w:rPr>
@@ -6320,6 +6885,7 @@
             <w:r>
               <w:rPr>
                 <w:rFonts w:ascii="Courier New" w:hAnsi="Courier New"/>
+                <w:i/>
                 <w:color w:val="555555"/>
                 <w:sz w:val="16"/>
               </w:rPr>
@@ -6336,6 +6902,7 @@
             <w:r>
               <w:rPr>
                 <w:rFonts w:ascii="Courier New" w:hAnsi="Courier New"/>
+                <w:i/>
                 <w:color w:val="555555"/>
                 <w:sz w:val="16"/>
               </w:rPr>
@@ -6352,6 +6919,7 @@
             <w:r>
               <w:rPr>
                 <w:rFonts w:ascii="Courier New" w:hAnsi="Courier New"/>
+                <w:i/>
                 <w:color w:val="555555"/>
                 <w:sz w:val="16"/>
               </w:rPr>
@@ -6418,10 +6986,11 @@
         <w:pStyle w:val="Endure-Subhead"/>
         <w:keepNext/>
         <w:spacing w:before="160" w:after="60"/>
+        <w:outlineLvl w:val="2"/>
       </w:pPr>
       <w:r>
         <w:rPr>
-          <w:sz w:val="18"/>
+          <w:sz w:val="22"/>
         </w:rPr>
         <w:t>27.5.3 Probar el Pipeline</w:t>
       </w:r>
@@ -6439,7 +7008,7 @@
         <w:tc>
           <w:tcPr>
             <w:tcW w:type="dxa" w:w="8152"/>
-            <w:shd w:val="clear" w:color="auto" w:fill="F2F2F2"/>
+            <w:shd w:val="clear" w:color="auto" w:fill="EAEAEA"/>
             <w:tcBorders>
               <w:left w:val="thick" w:sz="24" w:color="1A5A6A"/>
             </w:tcBorders>
@@ -6542,6 +7111,7 @@
             <w:r>
               <w:rPr>
                 <w:rFonts w:ascii="Courier New" w:hAnsi="Courier New"/>
+                <w:i/>
                 <w:color w:val="555555"/>
                 <w:sz w:val="16"/>
               </w:rPr>
@@ -6606,6 +7176,7 @@
             <w:r>
               <w:rPr>
                 <w:rFonts w:ascii="Courier New" w:hAnsi="Courier New"/>
+                <w:i/>
                 <w:color w:val="555555"/>
                 <w:sz w:val="16"/>
               </w:rPr>
@@ -6622,6 +7193,7 @@
             <w:r>
               <w:rPr>
                 <w:rFonts w:ascii="Courier New" w:hAnsi="Courier New"/>
+                <w:i/>
                 <w:color w:val="555555"/>
                 <w:sz w:val="16"/>
               </w:rPr>
@@ -6638,6 +7210,7 @@
             <w:r>
               <w:rPr>
                 <w:rFonts w:ascii="Courier New" w:hAnsi="Courier New"/>
+                <w:i/>
                 <w:color w:val="555555"/>
                 <w:sz w:val="16"/>
               </w:rPr>
@@ -6654,6 +7227,7 @@
             <w:r>
               <w:rPr>
                 <w:rFonts w:ascii="Courier New" w:hAnsi="Courier New"/>
+                <w:i/>
                 <w:color w:val="555555"/>
                 <w:sz w:val="16"/>
               </w:rPr>
@@ -6670,6 +7244,7 @@
             <w:r>
               <w:rPr>
                 <w:rFonts w:ascii="Courier New" w:hAnsi="Courier New"/>
+                <w:i/>
                 <w:color w:val="555555"/>
                 <w:sz w:val="16"/>
               </w:rPr>
@@ -6686,6 +7261,7 @@
             <w:r>
               <w:rPr>
                 <w:rFonts w:ascii="Courier New" w:hAnsi="Courier New"/>
+                <w:i/>
                 <w:color w:val="555555"/>
                 <w:sz w:val="16"/>
               </w:rPr>
@@ -6702,6 +7278,7 @@
             <w:r>
               <w:rPr>
                 <w:rFonts w:ascii="Courier New" w:hAnsi="Courier New"/>
+                <w:i/>
                 <w:color w:val="555555"/>
                 <w:sz w:val="16"/>
               </w:rPr>
@@ -6718,6 +7295,7 @@
             <w:r>
               <w:rPr>
                 <w:rFonts w:ascii="Courier New" w:hAnsi="Courier New"/>
+                <w:i/>
                 <w:color w:val="555555"/>
                 <w:sz w:val="16"/>
               </w:rPr>
@@ -6734,6 +7312,7 @@
             <w:r>
               <w:rPr>
                 <w:rFonts w:ascii="Courier New" w:hAnsi="Courier New"/>
+                <w:i/>
                 <w:color w:val="555555"/>
                 <w:sz w:val="16"/>
               </w:rPr>
@@ -6761,7 +7340,7 @@
         <w:tc>
           <w:tcPr>
             <w:tcW w:type="dxa" w:w="8152"/>
-            <w:shd w:val="clear" w:color="auto" w:fill="F2F2F2"/>
+            <w:shd w:val="clear" w:color="auto" w:fill="EAEAEA"/>
             <w:tcBorders>
               <w:left w:val="thick" w:sz="24" w:color="1A5A6A"/>
             </w:tcBorders>
@@ -6799,6 +7378,7 @@
             <w:r>
               <w:rPr>
                 <w:rFonts w:ascii="Courier New" w:hAnsi="Courier New"/>
+                <w:i/>
                 <w:color w:val="555555"/>
                 <w:sz w:val="16"/>
               </w:rPr>
@@ -6815,6 +7395,7 @@
             <w:r>
               <w:rPr>
                 <w:rFonts w:ascii="Courier New" w:hAnsi="Courier New"/>
+                <w:i/>
                 <w:color w:val="555555"/>
                 <w:sz w:val="16"/>
               </w:rPr>
@@ -6831,6 +7412,7 @@
             <w:r>
               <w:rPr>
                 <w:rFonts w:ascii="Courier New" w:hAnsi="Courier New"/>
+                <w:i/>
                 <w:color w:val="555555"/>
                 <w:sz w:val="16"/>
               </w:rPr>
@@ -6850,16 +7432,24 @@
         <w:pStyle w:val="Endure-Subhead"/>
         <w:keepNext/>
         <w:spacing w:before="240" w:after="60"/>
+        <w:outlineLvl w:val="1"/>
       </w:pPr>
       <w:r>
+        <w:rPr>
+          <w:sz w:val="24"/>
+        </w:rPr>
         <w:t>27.6 Pipeline de Integración con OpenClaw</w:t>
       </w:r>
     </w:p>
     <w:p>
       <w:pPr>
         <w:pStyle w:val="Endure-FirstParagraphBodyText"/>
+        <w:spacing w:before="100" w:after="100"/>
       </w:pPr>
       <w:r>
+        <w:rPr>
+          <w:sz w:val="20"/>
+        </w:rPr>
         <w:t>Este pipeline recibe un mensaje de texto via webhook y lo envía al gateway de OpenClaw como una instrucción de agente:</w:t>
       </w:r>
     </w:p>
@@ -6876,7 +7466,7 @@
         <w:tc>
           <w:tcPr>
             <w:tcW w:type="dxa" w:w="8152"/>
-            <w:shd w:val="clear" w:color="auto" w:fill="F2F2F2"/>
+            <w:shd w:val="clear" w:color="auto" w:fill="EAEAEA"/>
             <w:tcBorders>
               <w:left w:val="thick" w:sz="24" w:color="1A5A6A"/>
             </w:tcBorders>
@@ -6946,7 +7536,7 @@
             <w:r>
               <w:rPr>
                 <w:rFonts w:ascii="Courier New" w:hAnsi="Courier New"/>
-                <w:color w:val="555555"/>
+                <w:color w:val="1A1A1A"/>
                 <w:sz w:val="16"/>
               </w:rPr>
               <w:t>OPENCLAW_TOKEN=$(openclaw config get gateway.auth.token 2&gt;/dev/null || echo "TU_TOKEN_AQUI")</w:t>
@@ -7010,6 +7600,7 @@
             <w:r>
               <w:rPr>
                 <w:rFonts w:ascii="Courier New" w:hAnsi="Courier New"/>
+                <w:i/>
                 <w:color w:val="555555"/>
                 <w:sz w:val="16"/>
               </w:rPr>
@@ -7026,6 +7617,7 @@
             <w:r>
               <w:rPr>
                 <w:rFonts w:ascii="Courier New" w:hAnsi="Courier New"/>
+                <w:i/>
                 <w:color w:val="555555"/>
                 <w:sz w:val="16"/>
               </w:rPr>
@@ -7042,6 +7634,7 @@
             <w:r>
               <w:rPr>
                 <w:rFonts w:ascii="Courier New" w:hAnsi="Courier New"/>
+                <w:i/>
                 <w:color w:val="555555"/>
                 <w:sz w:val="16"/>
               </w:rPr>
@@ -7058,6 +7651,7 @@
             <w:r>
               <w:rPr>
                 <w:rFonts w:ascii="Courier New" w:hAnsi="Courier New"/>
+                <w:i/>
                 <w:color w:val="555555"/>
                 <w:sz w:val="16"/>
               </w:rPr>
@@ -7074,6 +7668,7 @@
             <w:r>
               <w:rPr>
                 <w:rFonts w:ascii="Courier New" w:hAnsi="Courier New"/>
+                <w:i/>
                 <w:color w:val="555555"/>
                 <w:sz w:val="16"/>
               </w:rPr>
@@ -7090,6 +7685,7 @@
             <w:r>
               <w:rPr>
                 <w:rFonts w:ascii="Courier New" w:hAnsi="Courier New"/>
+                <w:i/>
                 <w:color w:val="555555"/>
                 <w:sz w:val="16"/>
               </w:rPr>
@@ -7106,6 +7702,7 @@
             <w:r>
               <w:rPr>
                 <w:rFonts w:ascii="Courier New" w:hAnsi="Courier New"/>
+                <w:i/>
                 <w:color w:val="555555"/>
                 <w:sz w:val="16"/>
               </w:rPr>
@@ -7123,10 +7720,12 @@
     <w:p>
       <w:pPr>
         <w:pStyle w:val="Endure-ChapterBodyText"/>
+        <w:spacing w:before="100" w:after="100"/>
       </w:pPr>
       <w:r>
         <w:rPr>
           <w:b/>
+          <w:sz w:val="20"/>
         </w:rPr>
         <w:t>Configuración del nodo HTTP Request para OpenClaw en N8N:</w:t>
       </w:r>
@@ -7134,50 +7733,58 @@
     <w:p>
       <w:pPr>
         <w:pStyle w:val="Endure-ChapterBodyText"/>
-        <w:spacing w:before="20" w:after="20"/>
+        <w:spacing w:before="40" w:after="40"/>
         <w:ind w:left="360" w:hanging="216"/>
       </w:pPr>
       <w:r>
         <w:rPr>
-          <w:sz w:val="18"/>
+          <w:sz w:val="20"/>
         </w:rPr>
         <w:t xml:space="preserve">1. </w:t>
       </w:r>
       <w:r>
         <w:rPr>
           <w:b/>
+          <w:sz w:val="20"/>
         </w:rPr>
         <w:t>Method:</w:t>
       </w:r>
       <w:r>
+        <w:rPr>
+          <w:sz w:val="20"/>
+        </w:rPr>
         <w:t xml:space="preserve"> POST</w:t>
       </w:r>
     </w:p>
     <w:p>
       <w:pPr>
         <w:pStyle w:val="Endure-ChapterBodyText"/>
-        <w:spacing w:before="20" w:after="20"/>
+        <w:spacing w:before="40" w:after="40"/>
         <w:ind w:left="360" w:hanging="216"/>
       </w:pPr>
       <w:r>
         <w:rPr>
-          <w:sz w:val="18"/>
+          <w:sz w:val="20"/>
         </w:rPr>
         <w:t xml:space="preserve">2. </w:t>
       </w:r>
       <w:r>
         <w:rPr>
           <w:b/>
+          <w:sz w:val="20"/>
         </w:rPr>
         <w:t>URL:</w:t>
       </w:r>
       <w:r>
+        <w:rPr>
+          <w:sz w:val="20"/>
+        </w:rPr>
         <w:t xml:space="preserve"> </w:t>
       </w:r>
       <w:r>
         <w:rPr>
           <w:rFonts w:ascii="Courier New" w:hAnsi="Courier New"/>
-          <w:sz w:val="17"/>
+          <w:sz w:val="16"/>
         </w:rPr>
         <w:t>http://localhost:18789/api/agent/run</w:t>
       </w:r>
@@ -7185,18 +7792,19 @@
     <w:p>
       <w:pPr>
         <w:pStyle w:val="Endure-ChapterBodyText"/>
-        <w:spacing w:before="20" w:after="20"/>
+        <w:spacing w:before="40" w:after="40"/>
         <w:ind w:left="360" w:hanging="216"/>
       </w:pPr>
       <w:r>
         <w:rPr>
-          <w:sz w:val="18"/>
+          <w:sz w:val="20"/>
         </w:rPr>
         <w:t xml:space="preserve">3. </w:t>
       </w:r>
       <w:r>
         <w:rPr>
           <w:b/>
+          <w:sz w:val="20"/>
         </w:rPr>
         <w:t>Headers:</w:t>
       </w:r>
@@ -7209,24 +7817,31 @@
     <w:p>
       <w:pPr>
         <w:pStyle w:val="Endure-ChapterBodyText"/>
+        <w:spacing w:before="100" w:after="100"/>
       </w:pPr>
       <w:r>
+        <w:rPr>
+          <w:sz w:val="20"/>
+        </w:rPr>
         <w:t xml:space="preserve">- </w:t>
       </w:r>
       <w:r>
         <w:rPr>
           <w:rFonts w:ascii="Courier New" w:hAnsi="Courier New"/>
-          <w:sz w:val="17"/>
+          <w:sz w:val="16"/>
         </w:rPr>
         <w:t>Content-Type: application/json</w:t>
       </w:r>
       <w:r>
-        <w:t xml:space="preserve">    - </w:t>
+        <w:rPr>
+          <w:sz w:val="20"/>
+        </w:rPr>
+        <w:t xml:space="preserve">  - </w:t>
       </w:r>
       <w:r>
         <w:rPr>
           <w:rFonts w:ascii="Courier New" w:hAnsi="Courier New"/>
-          <w:sz w:val="17"/>
+          <w:sz w:val="16"/>
         </w:rPr>
         <w:t>Authorization: Bearer {{ $credentials.openclaw_token }}</w:t>
       </w:r>
@@ -7234,18 +7849,19 @@
     <w:p>
       <w:pPr>
         <w:pStyle w:val="Endure-ChapterBodyText"/>
-        <w:spacing w:before="20" w:after="20"/>
+        <w:spacing w:before="40" w:after="40"/>
         <w:ind w:left="360" w:hanging="216"/>
       </w:pPr>
       <w:r>
         <w:rPr>
-          <w:sz w:val="18"/>
+          <w:sz w:val="20"/>
         </w:rPr>
         <w:t xml:space="preserve">1. </w:t>
       </w:r>
       <w:r>
         <w:rPr>
           <w:b/>
+          <w:sz w:val="20"/>
         </w:rPr>
         <w:t>Body:</w:t>
       </w:r>
@@ -7268,7 +7884,7 @@
         <w:tc>
           <w:tcPr>
             <w:tcW w:type="dxa" w:w="8152"/>
-            <w:shd w:val="clear" w:color="auto" w:fill="F2F2F2"/>
+            <w:shd w:val="clear" w:color="auto" w:fill="EAEAEA"/>
             <w:tcBorders>
               <w:left w:val="thick" w:sz="24" w:color="1A5A6A"/>
             </w:tcBorders>
@@ -7413,7 +8029,7 @@
             <w:r>
               <w:rPr>
                 <w:rFonts w:ascii="Courier New" w:hAnsi="Courier New"/>
-                <w:sz w:val="17"/>
+                <w:sz w:val="16"/>
               </w:rPr>
               <w:t>openclaw doctor</w:t>
             </w:r>
@@ -7423,7 +8039,7 @@
             <w:r>
               <w:rPr>
                 <w:rFonts w:ascii="Courier New" w:hAnsi="Courier New"/>
-                <w:sz w:val="17"/>
+                <w:sz w:val="16"/>
               </w:rPr>
               <w:t>docs.openclaw.ai</w:t>
             </w:r>
@@ -7444,8 +8060,12 @@
         <w:pStyle w:val="Endure-Subhead"/>
         <w:keepNext/>
         <w:spacing w:before="240" w:after="60"/>
+        <w:outlineLvl w:val="1"/>
       </w:pPr>
       <w:r>
+        <w:rPr>
+          <w:sz w:val="24"/>
+        </w:rPr>
         <w:t>27.7 Pipeline de Procesamiento de Email Entrante</w:t>
       </w:r>
     </w:p>
@@ -7457,7 +8077,7 @@
         <w:drawing>
           <wp:inline xmlns:a="http://schemas.openxmlformats.org/drawingml/2006/main" xmlns:pic="http://schemas.openxmlformats.org/drawingml/2006/picture">
             <wp:extent cx="5029200" cy="2654797"/>
-            <wp:docPr id="2" name="Picture 2"/>
+            <wp:docPr id="3" name="Picture 3"/>
             <wp:cNvGraphicFramePr>
               <a:graphicFrameLocks noChangeAspect="1"/>
             </wp:cNvGraphicFramePr>
@@ -7469,7 +8089,7 @@
                     <pic:cNvPicPr/>
                   </pic:nvPicPr>
                   <pic:blipFill>
-                    <a:blip r:embed="rId47"/>
+                    <a:blip r:embed="rId48"/>
                     <a:stretch>
                       <a:fillRect/>
                     </a:stretch>
@@ -7497,6 +8117,7 @@
       <w:r>
         <w:rPr>
           <w:i/>
+          <w:sz w:val="16"/>
         </w:rPr>
         <w:t>Pipeline: Email Entrante → LLM → Respuesta Automática</w:t>
       </w:r>
@@ -7504,8 +8125,12 @@
     <w:p>
       <w:pPr>
         <w:pStyle w:val="Endure-ChapterBodyText"/>
+        <w:spacing w:before="100" w:after="100"/>
       </w:pPr>
       <w:r>
+        <w:rPr>
+          <w:sz w:val="20"/>
+        </w:rPr>
         <w:t>Este pipeline monitorea una bandeja de entrada de Gmail y procesa cada email con el LLM:</w:t>
       </w:r>
     </w:p>
@@ -7522,7 +8147,7 @@
         <w:tc>
           <w:tcPr>
             <w:tcW w:type="dxa" w:w="8152"/>
-            <w:shd w:val="clear" w:color="auto" w:fill="F2F2F2"/>
+            <w:shd w:val="clear" w:color="auto" w:fill="EAEAEA"/>
             <w:tcBorders>
               <w:left w:val="thick" w:sz="24" w:color="1A5A6A"/>
             </w:tcBorders>
@@ -7746,8 +8371,12 @@
     <w:p>
       <w:pPr>
         <w:pStyle w:val="Endure-ChapterBodyText"/>
+        <w:spacing w:before="100" w:after="100"/>
       </w:pPr>
       <w:r>
+        <w:rPr>
+          <w:sz w:val="20"/>
+        </w:rPr>
         <w:t>El flujo completo se configura desde la interfaz web de N8N con los nodos de Gmail (requieren credenciales OAuth2). La parte que sí se puede configurar directamente via API es la llamada al LLM:</w:t>
       </w:r>
     </w:p>
@@ -7764,7 +8393,7 @@
         <w:tc>
           <w:tcPr>
             <w:tcW w:type="dxa" w:w="8152"/>
-            <w:shd w:val="clear" w:color="auto" w:fill="F2F2F2"/>
+            <w:shd w:val="clear" w:color="auto" w:fill="EAEAEA"/>
             <w:tcBorders>
               <w:left w:val="thick" w:sz="24" w:color="1A5A6A"/>
             </w:tcBorders>
@@ -7802,7 +8431,7 @@
             <w:r>
               <w:rPr>
                 <w:rFonts w:ascii="Courier New" w:hAnsi="Courier New"/>
-                <w:color w:val="555555"/>
+                <w:color w:val="1A1A1A"/>
                 <w:sz w:val="16"/>
               </w:rPr>
               <w:t>EMAIL_CONTENT="Asunto: Propuesta de colaboración en proyecto de IA</w:t>
@@ -7818,6 +8447,7 @@
             <w:r>
               <w:rPr>
                 <w:rFonts w:ascii="Courier New" w:hAnsi="Courier New"/>
+                <w:i/>
                 <w:color w:val="555555"/>
                 <w:sz w:val="16"/>
               </w:rPr>
@@ -7834,6 +8464,7 @@
             <w:r>
               <w:rPr>
                 <w:rFonts w:ascii="Courier New" w:hAnsi="Courier New"/>
+                <w:i/>
                 <w:color w:val="555555"/>
                 <w:sz w:val="16"/>
               </w:rPr>
@@ -7881,6 +8512,7 @@
             <w:r>
               <w:rPr>
                 <w:rFonts w:ascii="Courier New" w:hAnsi="Courier New"/>
+                <w:i/>
                 <w:color w:val="555555"/>
                 <w:sz w:val="16"/>
               </w:rPr>
@@ -7897,6 +8529,7 @@
             <w:r>
               <w:rPr>
                 <w:rFonts w:ascii="Courier New" w:hAnsi="Courier New"/>
+                <w:i/>
                 <w:color w:val="555555"/>
                 <w:sz w:val="16"/>
               </w:rPr>
@@ -7913,6 +8546,7 @@
             <w:r>
               <w:rPr>
                 <w:rFonts w:ascii="Courier New" w:hAnsi="Courier New"/>
+                <w:i/>
                 <w:color w:val="555555"/>
                 <w:sz w:val="16"/>
               </w:rPr>
@@ -7929,6 +8563,7 @@
             <w:r>
               <w:rPr>
                 <w:rFonts w:ascii="Courier New" w:hAnsi="Courier New"/>
+                <w:i/>
                 <w:color w:val="555555"/>
                 <w:sz w:val="16"/>
               </w:rPr>
@@ -7945,6 +8580,7 @@
             <w:r>
               <w:rPr>
                 <w:rFonts w:ascii="Courier New" w:hAnsi="Courier New"/>
+                <w:i/>
                 <w:color w:val="555555"/>
                 <w:sz w:val="16"/>
               </w:rPr>
@@ -7961,6 +8597,7 @@
             <w:r>
               <w:rPr>
                 <w:rFonts w:ascii="Courier New" w:hAnsi="Courier New"/>
+                <w:i/>
                 <w:color w:val="555555"/>
                 <w:sz w:val="16"/>
               </w:rPr>
@@ -7977,6 +8614,7 @@
             <w:r>
               <w:rPr>
                 <w:rFonts w:ascii="Courier New" w:hAnsi="Courier New"/>
+                <w:i/>
                 <w:color w:val="555555"/>
                 <w:sz w:val="16"/>
               </w:rPr>
@@ -7993,6 +8631,7 @@
             <w:r>
               <w:rPr>
                 <w:rFonts w:ascii="Courier New" w:hAnsi="Courier New"/>
+                <w:i/>
                 <w:color w:val="555555"/>
                 <w:sz w:val="16"/>
               </w:rPr>
@@ -8009,6 +8648,7 @@
             <w:r>
               <w:rPr>
                 <w:rFonts w:ascii="Courier New" w:hAnsi="Courier New"/>
+                <w:i/>
                 <w:color w:val="555555"/>
                 <w:sz w:val="16"/>
               </w:rPr>
@@ -8025,6 +8665,7 @@
             <w:r>
               <w:rPr>
                 <w:rFonts w:ascii="Courier New" w:hAnsi="Courier New"/>
+                <w:i/>
                 <w:color w:val="555555"/>
                 <w:sz w:val="16"/>
               </w:rPr>
@@ -8041,6 +8682,7 @@
             <w:r>
               <w:rPr>
                 <w:rFonts w:ascii="Courier New" w:hAnsi="Courier New"/>
+                <w:i/>
                 <w:color w:val="555555"/>
                 <w:sz w:val="16"/>
               </w:rPr>
@@ -8057,6 +8699,7 @@
             <w:r>
               <w:rPr>
                 <w:rFonts w:ascii="Courier New" w:hAnsi="Courier New"/>
+                <w:i/>
                 <w:color w:val="555555"/>
                 <w:sz w:val="16"/>
               </w:rPr>
@@ -8076,8 +8719,12 @@
         <w:pStyle w:val="Endure-Subhead"/>
         <w:keepNext/>
         <w:spacing w:before="240" w:after="60"/>
+        <w:outlineLvl w:val="1"/>
       </w:pPr>
       <w:r>
+        <w:rPr>
+          <w:sz w:val="24"/>
+        </w:rPr>
         <w:t>27.8 Monitoreo y Logs</w:t>
       </w:r>
     </w:p>
@@ -8094,7 +8741,7 @@
         <w:tc>
           <w:tcPr>
             <w:tcW w:type="dxa" w:w="8152"/>
-            <w:shd w:val="clear" w:color="auto" w:fill="F2F2F2"/>
+            <w:shd w:val="clear" w:color="auto" w:fill="EAEAEA"/>
             <w:tcBorders>
               <w:left w:val="thick" w:sz="24" w:color="1A5A6A"/>
             </w:tcBorders>
@@ -8292,6 +8939,7 @@
             <w:r>
               <w:rPr>
                 <w:rFonts w:ascii="Courier New" w:hAnsi="Courier New"/>
+                <w:i/>
                 <w:color w:val="555555"/>
                 <w:sz w:val="16"/>
               </w:rPr>
@@ -8308,6 +8956,7 @@
             <w:r>
               <w:rPr>
                 <w:rFonts w:ascii="Courier New" w:hAnsi="Courier New"/>
+                <w:i/>
                 <w:color w:val="555555"/>
                 <w:sz w:val="16"/>
               </w:rPr>
@@ -8383,7 +9032,7 @@
         <w:tc>
           <w:tcPr>
             <w:tcW w:type="dxa" w:w="8152"/>
-            <w:shd w:val="clear" w:color="auto" w:fill="F2F2F2"/>
+            <w:shd w:val="clear" w:color="auto" w:fill="EAEAEA"/>
             <w:tcBorders>
               <w:left w:val="thick" w:sz="24" w:color="1A5A6A"/>
             </w:tcBorders>
@@ -8421,6 +9070,7 @@
             <w:r>
               <w:rPr>
                 <w:rFonts w:ascii="Courier New" w:hAnsi="Courier New"/>
+                <w:i/>
                 <w:color w:val="555555"/>
                 <w:sz w:val="16"/>
               </w:rPr>
@@ -8437,6 +9087,7 @@
             <w:r>
               <w:rPr>
                 <w:rFonts w:ascii="Courier New" w:hAnsi="Courier New"/>
+                <w:i/>
                 <w:color w:val="555555"/>
                 <w:sz w:val="16"/>
               </w:rPr>
@@ -8453,6 +9104,7 @@
             <w:r>
               <w:rPr>
                 <w:rFonts w:ascii="Courier New" w:hAnsi="Courier New"/>
+                <w:i/>
                 <w:color w:val="555555"/>
                 <w:sz w:val="16"/>
               </w:rPr>
@@ -8472,8 +9124,12 @@
         <w:pStyle w:val="Endure-Subhead"/>
         <w:keepNext/>
         <w:spacing w:before="240" w:after="60"/>
+        <w:outlineLvl w:val="1"/>
       </w:pPr>
       <w:r>
+        <w:rPr>
+          <w:sz w:val="24"/>
+        </w:rPr>
         <w:t>27.9 Scripts y Aliases</w:t>
       </w:r>
     </w:p>
@@ -8490,7 +9146,7 @@
         <w:tc>
           <w:tcPr>
             <w:tcW w:type="dxa" w:w="8152"/>
-            <w:shd w:val="clear" w:color="auto" w:fill="F2F2F2"/>
+            <w:shd w:val="clear" w:color="auto" w:fill="EAEAEA"/>
             <w:tcBorders>
               <w:left w:val="thick" w:sz="24" w:color="1A5A6A"/>
             </w:tcBorders>
@@ -8593,6 +9249,7 @@
             <w:r>
               <w:rPr>
                 <w:rFonts w:ascii="Courier New" w:hAnsi="Courier New"/>
+                <w:i/>
                 <w:color w:val="555555"/>
                 <w:sz w:val="16"/>
               </w:rPr>
@@ -8624,6 +9281,7 @@
             <w:r>
               <w:rPr>
                 <w:rFonts w:ascii="Courier New" w:hAnsi="Courier New"/>
+                <w:i/>
                 <w:color w:val="555555"/>
                 <w:sz w:val="16"/>
               </w:rPr>
@@ -8640,6 +9298,7 @@
             <w:r>
               <w:rPr>
                 <w:rFonts w:ascii="Courier New" w:hAnsi="Courier New"/>
+                <w:i/>
                 <w:color w:val="555555"/>
                 <w:sz w:val="16"/>
               </w:rPr>
@@ -8720,6 +9379,7 @@
             <w:r>
               <w:rPr>
                 <w:rFonts w:ascii="Courier New" w:hAnsi="Courier New"/>
+                <w:i/>
                 <w:color w:val="555555"/>
                 <w:sz w:val="16"/>
               </w:rPr>
@@ -8736,7 +9396,7 @@
             <w:r>
               <w:rPr>
                 <w:rFonts w:ascii="Courier New" w:hAnsi="Courier New"/>
-                <w:color w:val="555555"/>
+                <w:color w:val="1A1A1A"/>
                 <w:sz w:val="16"/>
               </w:rPr>
               <w:t xml:space="preserve">    JETSON_IP=$(hostname -I | awk '{print $1}')</w:t>
@@ -8784,6 +9444,7 @@
             <w:r>
               <w:rPr>
                 <w:rFonts w:ascii="Courier New" w:hAnsi="Courier New"/>
+                <w:i/>
                 <w:color w:val="555555"/>
                 <w:sz w:val="16"/>
               </w:rPr>
@@ -8800,6 +9461,7 @@
             <w:r>
               <w:rPr>
                 <w:rFonts w:ascii="Courier New" w:hAnsi="Courier New"/>
+                <w:i/>
                 <w:color w:val="555555"/>
                 <w:sz w:val="16"/>
               </w:rPr>
@@ -8848,6 +9510,7 @@
             <w:r>
               <w:rPr>
                 <w:rFonts w:ascii="Courier New" w:hAnsi="Courier New"/>
+                <w:i/>
                 <w:color w:val="555555"/>
                 <w:sz w:val="16"/>
               </w:rPr>
@@ -8864,6 +9527,7 @@
             <w:r>
               <w:rPr>
                 <w:rFonts w:ascii="Courier New" w:hAnsi="Courier New"/>
+                <w:i/>
                 <w:color w:val="555555"/>
                 <w:sz w:val="16"/>
               </w:rPr>
@@ -8896,6 +9560,7 @@
             <w:r>
               <w:rPr>
                 <w:rFonts w:ascii="Courier New" w:hAnsi="Courier New"/>
+                <w:i/>
                 <w:color w:val="555555"/>
                 <w:sz w:val="16"/>
               </w:rPr>
@@ -8928,6 +9593,7 @@
             <w:r>
               <w:rPr>
                 <w:rFonts w:ascii="Courier New" w:hAnsi="Courier New"/>
+                <w:i/>
                 <w:color w:val="555555"/>
                 <w:sz w:val="16"/>
               </w:rPr>
@@ -8944,6 +9610,7 @@
             <w:r>
               <w:rPr>
                 <w:rFonts w:ascii="Courier New" w:hAnsi="Courier New"/>
+                <w:i/>
                 <w:color w:val="555555"/>
                 <w:sz w:val="16"/>
               </w:rPr>
@@ -8992,6 +9659,7 @@
             <w:r>
               <w:rPr>
                 <w:rFonts w:ascii="Courier New" w:hAnsi="Courier New"/>
+                <w:i/>
                 <w:color w:val="555555"/>
                 <w:sz w:val="16"/>
               </w:rPr>
@@ -9008,6 +9676,7 @@
             <w:r>
               <w:rPr>
                 <w:rFonts w:ascii="Courier New" w:hAnsi="Courier New"/>
+                <w:i/>
                 <w:color w:val="555555"/>
                 <w:sz w:val="16"/>
               </w:rPr>
@@ -9040,6 +9709,7 @@
             <w:r>
               <w:rPr>
                 <w:rFonts w:ascii="Courier New" w:hAnsi="Courier New"/>
+                <w:i/>
                 <w:color w:val="555555"/>
                 <w:sz w:val="16"/>
               </w:rPr>
@@ -9056,6 +9726,7 @@
             <w:r>
               <w:rPr>
                 <w:rFonts w:ascii="Courier New" w:hAnsi="Courier New"/>
+                <w:i/>
                 <w:color w:val="555555"/>
                 <w:sz w:val="16"/>
               </w:rPr>
@@ -9136,6 +9807,7 @@
             <w:r>
               <w:rPr>
                 <w:rFonts w:ascii="Courier New" w:hAnsi="Courier New"/>
+                <w:i/>
                 <w:color w:val="555555"/>
                 <w:sz w:val="16"/>
               </w:rPr>
@@ -9168,6 +9840,7 @@
             <w:r>
               <w:rPr>
                 <w:rFonts w:ascii="Courier New" w:hAnsi="Courier New"/>
+                <w:i/>
                 <w:color w:val="555555"/>
                 <w:sz w:val="16"/>
               </w:rPr>
@@ -9184,6 +9857,7 @@
             <w:r>
               <w:rPr>
                 <w:rFonts w:ascii="Courier New" w:hAnsi="Courier New"/>
+                <w:i/>
                 <w:color w:val="555555"/>
                 <w:sz w:val="16"/>
               </w:rPr>
@@ -9248,6 +9922,7 @@
             <w:r>
               <w:rPr>
                 <w:rFonts w:ascii="Courier New" w:hAnsi="Courier New"/>
+                <w:i/>
                 <w:color w:val="555555"/>
                 <w:sz w:val="16"/>
               </w:rPr>
@@ -9264,6 +9939,7 @@
             <w:r>
               <w:rPr>
                 <w:rFonts w:ascii="Courier New" w:hAnsi="Courier New"/>
+                <w:i/>
                 <w:color w:val="555555"/>
                 <w:sz w:val="16"/>
               </w:rPr>
@@ -9296,6 +9972,7 @@
             <w:r>
               <w:rPr>
                 <w:rFonts w:ascii="Courier New" w:hAnsi="Courier New"/>
+                <w:i/>
                 <w:color w:val="555555"/>
                 <w:sz w:val="16"/>
               </w:rPr>
@@ -9312,6 +9989,7 @@
             <w:r>
               <w:rPr>
                 <w:rFonts w:ascii="Courier New" w:hAnsi="Courier New"/>
+                <w:i/>
                 <w:color w:val="555555"/>
                 <w:sz w:val="16"/>
               </w:rPr>
@@ -9328,6 +10006,7 @@
             <w:r>
               <w:rPr>
                 <w:rFonts w:ascii="Courier New" w:hAnsi="Courier New"/>
+                <w:i/>
                 <w:color w:val="555555"/>
                 <w:sz w:val="16"/>
               </w:rPr>
@@ -9344,6 +10023,7 @@
             <w:r>
               <w:rPr>
                 <w:rFonts w:ascii="Courier New" w:hAnsi="Courier New"/>
+                <w:i/>
                 <w:color w:val="555555"/>
                 <w:sz w:val="16"/>
               </w:rPr>
@@ -9402,7 +10082,7 @@
         <w:tc>
           <w:tcPr>
             <w:tcW w:type="dxa" w:w="8152"/>
-            <w:shd w:val="clear" w:color="auto" w:fill="F2F2F2"/>
+            <w:shd w:val="clear" w:color="auto" w:fill="EAEAEA"/>
             <w:tcBorders>
               <w:left w:val="thick" w:sz="24" w:color="1A5A6A"/>
             </w:tcBorders>
@@ -9488,6 +10168,7 @@
             <w:r>
               <w:rPr>
                 <w:rFonts w:ascii="Courier New" w:hAnsi="Courier New"/>
+                <w:i/>
                 <w:color w:val="555555"/>
                 <w:sz w:val="16"/>
               </w:rPr>
@@ -9504,6 +10185,7 @@
             <w:r>
               <w:rPr>
                 <w:rFonts w:ascii="Courier New" w:hAnsi="Courier New"/>
+                <w:i/>
                 <w:color w:val="555555"/>
                 <w:sz w:val="16"/>
               </w:rPr>
@@ -9520,6 +10202,7 @@
             <w:r>
               <w:rPr>
                 <w:rFonts w:ascii="Courier New" w:hAnsi="Courier New"/>
+                <w:i/>
                 <w:color w:val="555555"/>
                 <w:sz w:val="16"/>
               </w:rPr>
@@ -9536,6 +10219,7 @@
             <w:r>
               <w:rPr>
                 <w:rFonts w:ascii="Courier New" w:hAnsi="Courier New"/>
+                <w:i/>
                 <w:color w:val="555555"/>
                 <w:sz w:val="16"/>
               </w:rPr>
@@ -9552,6 +10236,7 @@
             <w:r>
               <w:rPr>
                 <w:rFonts w:ascii="Courier New" w:hAnsi="Courier New"/>
+                <w:i/>
                 <w:color w:val="555555"/>
                 <w:sz w:val="16"/>
               </w:rPr>
@@ -9568,6 +10253,7 @@
             <w:r>
               <w:rPr>
                 <w:rFonts w:ascii="Courier New" w:hAnsi="Courier New"/>
+                <w:i/>
                 <w:color w:val="555555"/>
                 <w:sz w:val="16"/>
               </w:rPr>
@@ -9584,6 +10270,7 @@
             <w:r>
               <w:rPr>
                 <w:rFonts w:ascii="Courier New" w:hAnsi="Courier New"/>
+                <w:i/>
                 <w:color w:val="555555"/>
                 <w:sz w:val="16"/>
               </w:rPr>
@@ -9600,6 +10287,7 @@
             <w:r>
               <w:rPr>
                 <w:rFonts w:ascii="Courier New" w:hAnsi="Courier New"/>
+                <w:i/>
                 <w:color w:val="555555"/>
                 <w:sz w:val="16"/>
               </w:rPr>
@@ -9616,6 +10304,7 @@
             <w:r>
               <w:rPr>
                 <w:rFonts w:ascii="Courier New" w:hAnsi="Courier New"/>
+                <w:i/>
                 <w:color w:val="555555"/>
                 <w:sz w:val="16"/>
               </w:rPr>
@@ -9682,10 +10371,11 @@
         <w:pStyle w:val="Endure-Subhead"/>
         <w:keepNext/>
         <w:spacing w:before="160" w:after="60"/>
+        <w:outlineLvl w:val="2"/>
       </w:pPr>
       <w:r>
         <w:rPr>
-          <w:sz w:val="18"/>
+          <w:sz w:val="22"/>
         </w:rPr>
         <w:t>27.9.1 Flujo Típico de Trabajo</w:t>
       </w:r>
@@ -9703,7 +10393,7 @@
         <w:tc>
           <w:tcPr>
             <w:tcW w:type="dxa" w:w="8152"/>
-            <w:shd w:val="clear" w:color="auto" w:fill="F2F2F2"/>
+            <w:shd w:val="clear" w:color="auto" w:fill="EAEAEA"/>
             <w:tcBorders>
               <w:left w:val="thick" w:sz="24" w:color="1A5A6A"/>
             </w:tcBorders>
@@ -9741,6 +10431,7 @@
             <w:r>
               <w:rPr>
                 <w:rFonts w:ascii="Courier New" w:hAnsi="Courier New"/>
+                <w:i/>
                 <w:color w:val="555555"/>
                 <w:sz w:val="16"/>
               </w:rPr>
@@ -9773,6 +10464,7 @@
             <w:r>
               <w:rPr>
                 <w:rFonts w:ascii="Courier New" w:hAnsi="Courier New"/>
+                <w:i/>
                 <w:color w:val="555555"/>
                 <w:sz w:val="16"/>
               </w:rPr>
@@ -9821,6 +10513,7 @@
             <w:r>
               <w:rPr>
                 <w:rFonts w:ascii="Courier New" w:hAnsi="Courier New"/>
+                <w:i/>
                 <w:color w:val="555555"/>
                 <w:sz w:val="16"/>
               </w:rPr>
@@ -9869,6 +10562,7 @@
             <w:r>
               <w:rPr>
                 <w:rFonts w:ascii="Courier New" w:hAnsi="Courier New"/>
+                <w:i/>
                 <w:color w:val="555555"/>
                 <w:sz w:val="16"/>
               </w:rPr>
@@ -9966,6 +10660,7 @@
             <w:r>
               <w:rPr>
                 <w:rFonts w:ascii="Courier New" w:hAnsi="Courier New"/>
+                <w:i/>
                 <w:color w:val="555555"/>
                 <w:sz w:val="16"/>
               </w:rPr>
@@ -9982,6 +10677,7 @@
             <w:r>
               <w:rPr>
                 <w:rFonts w:ascii="Courier New" w:hAnsi="Courier New"/>
+                <w:i/>
                 <w:color w:val="555555"/>
                 <w:sz w:val="16"/>
               </w:rPr>
@@ -9998,6 +10694,7 @@
             <w:r>
               <w:rPr>
                 <w:rFonts w:ascii="Courier New" w:hAnsi="Courier New"/>
+                <w:i/>
                 <w:color w:val="555555"/>
                 <w:sz w:val="16"/>
               </w:rPr>
@@ -10017,8 +10714,12 @@
         <w:pStyle w:val="Endure-Subhead"/>
         <w:keepNext/>
         <w:spacing w:before="240" w:after="60"/>
+        <w:outlineLvl w:val="1"/>
       </w:pPr>
       <w:r>
+        <w:rPr>
+          <w:sz w:val="24"/>
+        </w:rPr>
         <w:t>27.10 Integración Avanzada: N8N + OpenClaw + vLLM</w:t>
       </w:r>
     </w:p>
@@ -10030,7 +10731,7 @@
         <w:drawing>
           <wp:inline xmlns:a="http://schemas.openxmlformats.org/drawingml/2006/main" xmlns:pic="http://schemas.openxmlformats.org/drawingml/2006/picture">
             <wp:extent cx="5029200" cy="3072406"/>
-            <wp:docPr id="3" name="Picture 3"/>
+            <wp:docPr id="4" name="Picture 4"/>
             <wp:cNvGraphicFramePr>
               <a:graphicFrameLocks noChangeAspect="1"/>
             </wp:cNvGraphicFramePr>
@@ -10042,7 +10743,7 @@
                     <pic:cNvPicPr/>
                   </pic:nvPicPr>
                   <pic:blipFill>
-                    <a:blip r:embed="rId48"/>
+                    <a:blip r:embed="rId49"/>
                     <a:stretch>
                       <a:fillRect/>
                     </a:stretch>
@@ -10070,6 +10771,7 @@
       <w:r>
         <w:rPr>
           <w:i/>
+          <w:sz w:val="16"/>
         </w:rPr>
         <w:t>Integración: N8N + OpenClaw + vLLM</w:t>
       </w:r>
@@ -10077,8 +10779,12 @@
     <w:p>
       <w:pPr>
         <w:pStyle w:val="Endure-ChapterBodyText"/>
+        <w:spacing w:before="100" w:after="100"/>
       </w:pPr>
       <w:r>
+        <w:rPr>
+          <w:sz w:val="20"/>
+        </w:rPr>
         <w:t>El stack completo de automatización agéntica combina N8N como orquestador con OpenClaw como agente de razonamiento:</w:t>
       </w:r>
     </w:p>
@@ -10095,7 +10801,7 @@
         <w:tc>
           <w:tcPr>
             <w:tcW w:type="dxa" w:w="8152"/>
-            <w:shd w:val="clear" w:color="auto" w:fill="F2F2F2"/>
+            <w:shd w:val="clear" w:color="auto" w:fill="EAEAEA"/>
             <w:tcBorders>
               <w:left w:val="thick" w:sz="24" w:color="1A5A6A"/>
             </w:tcBorders>
@@ -10116,6 +10822,7 @@
             <w:r>
               <w:rPr>
                 <w:rFonts w:ascii="Courier New" w:hAnsi="Courier New"/>
+                <w:i/>
                 <w:color w:val="555555"/>
                 <w:sz w:val="16"/>
               </w:rPr>
@@ -10132,6 +10839,7 @@
             <w:r>
               <w:rPr>
                 <w:rFonts w:ascii="Courier New" w:hAnsi="Courier New"/>
+                <w:i/>
                 <w:color w:val="555555"/>
                 <w:sz w:val="16"/>
               </w:rPr>
@@ -10148,6 +10856,7 @@
             <w:r>
               <w:rPr>
                 <w:rFonts w:ascii="Courier New" w:hAnsi="Courier New"/>
+                <w:i/>
                 <w:color w:val="555555"/>
                 <w:sz w:val="16"/>
               </w:rPr>
@@ -10164,6 +10873,7 @@
             <w:r>
               <w:rPr>
                 <w:rFonts w:ascii="Courier New" w:hAnsi="Courier New"/>
+                <w:i/>
                 <w:color w:val="555555"/>
                 <w:sz w:val="16"/>
               </w:rPr>
@@ -10180,6 +10890,7 @@
             <w:r>
               <w:rPr>
                 <w:rFonts w:ascii="Courier New" w:hAnsi="Courier New"/>
+                <w:i/>
                 <w:color w:val="555555"/>
                 <w:sz w:val="16"/>
               </w:rPr>
@@ -10196,6 +10907,7 @@
             <w:r>
               <w:rPr>
                 <w:rFonts w:ascii="Courier New" w:hAnsi="Courier New"/>
+                <w:i/>
                 <w:color w:val="555555"/>
                 <w:sz w:val="16"/>
               </w:rPr>
@@ -10212,6 +10924,7 @@
             <w:r>
               <w:rPr>
                 <w:rFonts w:ascii="Courier New" w:hAnsi="Courier New"/>
+                <w:i/>
                 <w:color w:val="555555"/>
                 <w:sz w:val="16"/>
               </w:rPr>
@@ -10228,6 +10941,7 @@
             <w:r>
               <w:rPr>
                 <w:rFonts w:ascii="Courier New" w:hAnsi="Courier New"/>
+                <w:i/>
                 <w:color w:val="555555"/>
                 <w:sz w:val="16"/>
               </w:rPr>
@@ -10244,6 +10958,7 @@
             <w:r>
               <w:rPr>
                 <w:rFonts w:ascii="Courier New" w:hAnsi="Courier New"/>
+                <w:i/>
                 <w:color w:val="555555"/>
                 <w:sz w:val="16"/>
               </w:rPr>
@@ -10260,6 +10975,7 @@
             <w:r>
               <w:rPr>
                 <w:rFonts w:ascii="Courier New" w:hAnsi="Courier New"/>
+                <w:i/>
                 <w:color w:val="555555"/>
                 <w:sz w:val="16"/>
               </w:rPr>
@@ -10276,6 +10992,7 @@
             <w:r>
               <w:rPr>
                 <w:rFonts w:ascii="Courier New" w:hAnsi="Courier New"/>
+                <w:i/>
                 <w:color w:val="555555"/>
                 <w:sz w:val="16"/>
               </w:rPr>
@@ -10292,6 +11009,7 @@
             <w:r>
               <w:rPr>
                 <w:rFonts w:ascii="Courier New" w:hAnsi="Courier New"/>
+                <w:i/>
                 <w:color w:val="555555"/>
                 <w:sz w:val="16"/>
               </w:rPr>
@@ -10309,10 +11027,12 @@
     <w:p>
       <w:pPr>
         <w:pStyle w:val="Endure-ChapterBodyText"/>
+        <w:spacing w:before="100" w:after="100"/>
       </w:pPr>
       <w:r>
         <w:rPr>
           <w:b/>
+          <w:sz w:val="20"/>
         </w:rPr>
         <w:t>Presupuesto de memoria para el stack completo:</w:t>
       </w:r>
@@ -10328,20 +11048,38 @@
         <w:gridCol w:w="4076"/>
       </w:tblGrid>
       <w:tr>
+        <w:trPr>
+          <w:trHeight w:val="453" w:hRule="atLeast"/>
+          <w:tblHeader/>
+        </w:trPr>
         <w:tc>
           <w:tcPr>
             <w:tcW w:type="dxa" w:w="4076"/>
             <w:shd w:val="clear" w:color="auto" w:fill="1A5A6A"/>
+            <w:tcBorders>
+              <w:top w:val="single" w:sz="12" w:color="FFFFFF"/>
+              <w:left w:val="single" w:sz="12" w:color="FFFFFF"/>
+              <w:bottom w:val="single" w:sz="12" w:color="FFFFFF"/>
+              <w:right w:val="single" w:sz="12" w:color="FFFFFF"/>
+            </w:tcBorders>
+            <w:vAlign w:val="center"/>
+            <w:tcMar>
+              <w:top w:w="60" w:type="dxa"/>
+              <w:left w:w="120" w:type="dxa"/>
+              <w:bottom w:w="60" w:type="dxa"/>
+              <w:right w:w="80" w:type="dxa"/>
+            </w:tcMar>
           </w:tcPr>
           <w:p>
             <w:pPr>
+              <w:spacing w:before="0" w:after="0"/>
               <w:jc w:val="center"/>
             </w:pPr>
             <w:r>
               <w:rPr>
                 <w:b/>
                 <w:color w:val="FFFFFF"/>
-                <w:sz w:val="17"/>
+                <w:sz w:val="16"/>
               </w:rPr>
               <w:t>Componente</w:t>
             </w:r>
@@ -10351,16 +11089,30 @@
           <w:tcPr>
             <w:tcW w:type="dxa" w:w="4076"/>
             <w:shd w:val="clear" w:color="auto" w:fill="1A5A6A"/>
+            <w:tcBorders>
+              <w:top w:val="single" w:sz="12" w:color="FFFFFF"/>
+              <w:left w:val="single" w:sz="12" w:color="FFFFFF"/>
+              <w:bottom w:val="single" w:sz="12" w:color="FFFFFF"/>
+              <w:right w:val="single" w:sz="12" w:color="FFFFFF"/>
+            </w:tcBorders>
+            <w:vAlign w:val="center"/>
+            <w:tcMar>
+              <w:top w:w="60" w:type="dxa"/>
+              <w:left w:w="120" w:type="dxa"/>
+              <w:bottom w:w="60" w:type="dxa"/>
+              <w:right w:w="80" w:type="dxa"/>
+            </w:tcMar>
           </w:tcPr>
           <w:p>
             <w:pPr>
+              <w:spacing w:before="0" w:after="0"/>
               <w:jc w:val="center"/>
             </w:pPr>
             <w:r>
               <w:rPr>
                 <w:b/>
                 <w:color w:val="FFFFFF"/>
-                <w:sz w:val="17"/>
+                <w:sz w:val="16"/>
               </w:rPr>
               <w:t>RAM</w:t>
             </w:r>
@@ -10368,15 +11120,35 @@
         </w:tc>
       </w:tr>
       <w:tr>
+        <w:trPr>
+          <w:trHeight w:val="283" w:hRule="atLeast"/>
+        </w:trPr>
         <w:tc>
           <w:tcPr>
             <w:tcW w:type="dxa" w:w="4076"/>
-            <w:shd w:val="clear" w:color="auto" w:fill="F8F8F8"/>
+            <w:shd w:val="clear" w:color="auto" w:fill="EAEAEA"/>
+            <w:tcBorders>
+              <w:top w:val="single" w:sz="12" w:color="FFFFFF"/>
+              <w:left w:val="single" w:sz="12" w:color="FFFFFF"/>
+              <w:bottom w:val="single" w:sz="12" w:color="FFFFFF"/>
+              <w:right w:val="single" w:sz="12" w:color="FFFFFF"/>
+            </w:tcBorders>
+            <w:vAlign w:val="center"/>
+            <w:tcMar>
+              <w:top w:w="40" w:type="dxa"/>
+              <w:left w:w="120" w:type="dxa"/>
+              <w:bottom w:w="40" w:type="dxa"/>
+              <w:right w:w="80" w:type="dxa"/>
+            </w:tcMar>
           </w:tcPr>
           <w:p>
-            <w:r>
-              <w:rPr>
-                <w:sz w:val="17"/>
+            <w:pPr>
+              <w:spacing w:before="0" w:after="0"/>
+              <w:jc w:val="center"/>
+            </w:pPr>
+            <w:r>
+              <w:rPr>
+                <w:sz w:val="16"/>
               </w:rPr>
               <w:t>OS base</w:t>
             </w:r>
@@ -10385,12 +11157,29 @@
         <w:tc>
           <w:tcPr>
             <w:tcW w:type="dxa" w:w="4076"/>
-            <w:shd w:val="clear" w:color="auto" w:fill="F8F8F8"/>
+            <w:shd w:val="clear" w:color="auto" w:fill="EAEAEA"/>
+            <w:tcBorders>
+              <w:top w:val="single" w:sz="12" w:color="FFFFFF"/>
+              <w:left w:val="single" w:sz="12" w:color="FFFFFF"/>
+              <w:bottom w:val="single" w:sz="12" w:color="FFFFFF"/>
+              <w:right w:val="single" w:sz="12" w:color="FFFFFF"/>
+            </w:tcBorders>
+            <w:vAlign w:val="center"/>
+            <w:tcMar>
+              <w:top w:w="40" w:type="dxa"/>
+              <w:left w:w="120" w:type="dxa"/>
+              <w:bottom w:w="40" w:type="dxa"/>
+              <w:right w:w="80" w:type="dxa"/>
+            </w:tcMar>
           </w:tcPr>
           <w:p>
-            <w:r>
-              <w:rPr>
-                <w:sz w:val="17"/>
+            <w:pPr>
+              <w:spacing w:before="0" w:after="0"/>
+              <w:jc w:val="center"/>
+            </w:pPr>
+            <w:r>
+              <w:rPr>
+                <w:sz w:val="16"/>
               </w:rPr>
               <w:t>~12 GB</w:t>
             </w:r>
@@ -10398,15 +11187,35 @@
         </w:tc>
       </w:tr>
       <w:tr>
+        <w:trPr>
+          <w:trHeight w:val="283" w:hRule="atLeast"/>
+        </w:trPr>
         <w:tc>
           <w:tcPr>
             <w:tcW w:type="dxa" w:w="4076"/>
-            <w:shd w:val="clear" w:color="auto" w:fill="FFFFFF"/>
+            <w:shd w:val="clear" w:color="auto" w:fill="EAEAEA"/>
+            <w:tcBorders>
+              <w:top w:val="single" w:sz="12" w:color="FFFFFF"/>
+              <w:left w:val="single" w:sz="12" w:color="FFFFFF"/>
+              <w:bottom w:val="single" w:sz="12" w:color="FFFFFF"/>
+              <w:right w:val="single" w:sz="12" w:color="FFFFFF"/>
+            </w:tcBorders>
+            <w:vAlign w:val="center"/>
+            <w:tcMar>
+              <w:top w:w="40" w:type="dxa"/>
+              <w:left w:w="120" w:type="dxa"/>
+              <w:bottom w:w="40" w:type="dxa"/>
+              <w:right w:w="80" w:type="dxa"/>
+            </w:tcMar>
           </w:tcPr>
           <w:p>
-            <w:r>
-              <w:rPr>
-                <w:sz w:val="17"/>
+            <w:pPr>
+              <w:spacing w:before="0" w:after="0"/>
+              <w:jc w:val="center"/>
+            </w:pPr>
+            <w:r>
+              <w:rPr>
+                <w:sz w:val="16"/>
               </w:rPr>
               <w:t>N8N + PostgreSQL</w:t>
             </w:r>
@@ -10415,12 +11224,29 @@
         <w:tc>
           <w:tcPr>
             <w:tcW w:type="dxa" w:w="4076"/>
-            <w:shd w:val="clear" w:color="auto" w:fill="FFFFFF"/>
+            <w:shd w:val="clear" w:color="auto" w:fill="EAEAEA"/>
+            <w:tcBorders>
+              <w:top w:val="single" w:sz="12" w:color="FFFFFF"/>
+              <w:left w:val="single" w:sz="12" w:color="FFFFFF"/>
+              <w:bottom w:val="single" w:sz="12" w:color="FFFFFF"/>
+              <w:right w:val="single" w:sz="12" w:color="FFFFFF"/>
+            </w:tcBorders>
+            <w:vAlign w:val="center"/>
+            <w:tcMar>
+              <w:top w:w="40" w:type="dxa"/>
+              <w:left w:w="120" w:type="dxa"/>
+              <w:bottom w:w="40" w:type="dxa"/>
+              <w:right w:w="80" w:type="dxa"/>
+            </w:tcMar>
           </w:tcPr>
           <w:p>
-            <w:r>
-              <w:rPr>
-                <w:sz w:val="17"/>
+            <w:pPr>
+              <w:spacing w:before="0" w:after="0"/>
+              <w:jc w:val="center"/>
+            </w:pPr>
+            <w:r>
+              <w:rPr>
+                <w:sz w:val="16"/>
               </w:rPr>
               <w:t>~0.6 GB</w:t>
             </w:r>
@@ -10428,15 +11254,35 @@
         </w:tc>
       </w:tr>
       <w:tr>
+        <w:trPr>
+          <w:trHeight w:val="283" w:hRule="atLeast"/>
+        </w:trPr>
         <w:tc>
           <w:tcPr>
             <w:tcW w:type="dxa" w:w="4076"/>
-            <w:shd w:val="clear" w:color="auto" w:fill="F8F8F8"/>
+            <w:shd w:val="clear" w:color="auto" w:fill="EAEAEA"/>
+            <w:tcBorders>
+              <w:top w:val="single" w:sz="12" w:color="FFFFFF"/>
+              <w:left w:val="single" w:sz="12" w:color="FFFFFF"/>
+              <w:bottom w:val="single" w:sz="12" w:color="FFFFFF"/>
+              <w:right w:val="single" w:sz="12" w:color="FFFFFF"/>
+            </w:tcBorders>
+            <w:vAlign w:val="center"/>
+            <w:tcMar>
+              <w:top w:w="40" w:type="dxa"/>
+              <w:left w:w="120" w:type="dxa"/>
+              <w:bottom w:w="40" w:type="dxa"/>
+              <w:right w:w="80" w:type="dxa"/>
+            </w:tcMar>
           </w:tcPr>
           <w:p>
-            <w:r>
-              <w:rPr>
-                <w:sz w:val="17"/>
+            <w:pPr>
+              <w:spacing w:before="0" w:after="0"/>
+              <w:jc w:val="center"/>
+            </w:pPr>
+            <w:r>
+              <w:rPr>
+                <w:sz w:val="16"/>
               </w:rPr>
               <w:t>Qwen3.5-4B via vLLM</w:t>
             </w:r>
@@ -10445,12 +11291,29 @@
         <w:tc>
           <w:tcPr>
             <w:tcW w:type="dxa" w:w="4076"/>
-            <w:shd w:val="clear" w:color="auto" w:fill="F8F8F8"/>
+            <w:shd w:val="clear" w:color="auto" w:fill="EAEAEA"/>
+            <w:tcBorders>
+              <w:top w:val="single" w:sz="12" w:color="FFFFFF"/>
+              <w:left w:val="single" w:sz="12" w:color="FFFFFF"/>
+              <w:bottom w:val="single" w:sz="12" w:color="FFFFFF"/>
+              <w:right w:val="single" w:sz="12" w:color="FFFFFF"/>
+            </w:tcBorders>
+            <w:vAlign w:val="center"/>
+            <w:tcMar>
+              <w:top w:w="40" w:type="dxa"/>
+              <w:left w:w="120" w:type="dxa"/>
+              <w:bottom w:w="40" w:type="dxa"/>
+              <w:right w:w="80" w:type="dxa"/>
+            </w:tcMar>
           </w:tcPr>
           <w:p>
-            <w:r>
-              <w:rPr>
-                <w:sz w:val="17"/>
+            <w:pPr>
+              <w:spacing w:before="0" w:after="0"/>
+              <w:jc w:val="center"/>
+            </w:pPr>
+            <w:r>
+              <w:rPr>
+                <w:sz w:val="16"/>
               </w:rPr>
               <w:t>~5 GB</w:t>
             </w:r>
@@ -10458,15 +11321,35 @@
         </w:tc>
       </w:tr>
       <w:tr>
+        <w:trPr>
+          <w:trHeight w:val="283" w:hRule="atLeast"/>
+        </w:trPr>
         <w:tc>
           <w:tcPr>
             <w:tcW w:type="dxa" w:w="4076"/>
-            <w:shd w:val="clear" w:color="auto" w:fill="FFFFFF"/>
+            <w:shd w:val="clear" w:color="auto" w:fill="EAEAEA"/>
+            <w:tcBorders>
+              <w:top w:val="single" w:sz="12" w:color="FFFFFF"/>
+              <w:left w:val="single" w:sz="12" w:color="FFFFFF"/>
+              <w:bottom w:val="single" w:sz="12" w:color="FFFFFF"/>
+              <w:right w:val="single" w:sz="12" w:color="FFFFFF"/>
+            </w:tcBorders>
+            <w:vAlign w:val="center"/>
+            <w:tcMar>
+              <w:top w:w="40" w:type="dxa"/>
+              <w:left w:w="120" w:type="dxa"/>
+              <w:bottom w:w="40" w:type="dxa"/>
+              <w:right w:w="80" w:type="dxa"/>
+            </w:tcMar>
           </w:tcPr>
           <w:p>
-            <w:r>
-              <w:rPr>
-                <w:sz w:val="17"/>
+            <w:pPr>
+              <w:spacing w:before="0" w:after="0"/>
+              <w:jc w:val="center"/>
+            </w:pPr>
+            <w:r>
+              <w:rPr>
+                <w:sz w:val="16"/>
               </w:rPr>
               <w:t>OpenClaw gateway</w:t>
             </w:r>
@@ -10475,12 +11358,29 @@
         <w:tc>
           <w:tcPr>
             <w:tcW w:type="dxa" w:w="4076"/>
-            <w:shd w:val="clear" w:color="auto" w:fill="FFFFFF"/>
+            <w:shd w:val="clear" w:color="auto" w:fill="EAEAEA"/>
+            <w:tcBorders>
+              <w:top w:val="single" w:sz="12" w:color="FFFFFF"/>
+              <w:left w:val="single" w:sz="12" w:color="FFFFFF"/>
+              <w:bottom w:val="single" w:sz="12" w:color="FFFFFF"/>
+              <w:right w:val="single" w:sz="12" w:color="FFFFFF"/>
+            </w:tcBorders>
+            <w:vAlign w:val="center"/>
+            <w:tcMar>
+              <w:top w:w="40" w:type="dxa"/>
+              <w:left w:w="120" w:type="dxa"/>
+              <w:bottom w:w="40" w:type="dxa"/>
+              <w:right w:w="80" w:type="dxa"/>
+            </w:tcMar>
           </w:tcPr>
           <w:p>
-            <w:r>
-              <w:rPr>
-                <w:sz w:val="17"/>
+            <w:pPr>
+              <w:spacing w:before="0" w:after="0"/>
+              <w:jc w:val="center"/>
+            </w:pPr>
+            <w:r>
+              <w:rPr>
+                <w:sz w:val="16"/>
               </w:rPr>
               <w:t>~0.2 GB</w:t>
             </w:r>
@@ -10488,15 +11388,35 @@
         </w:tc>
       </w:tr>
       <w:tr>
+        <w:trPr>
+          <w:trHeight w:val="283" w:hRule="atLeast"/>
+        </w:trPr>
         <w:tc>
           <w:tcPr>
             <w:tcW w:type="dxa" w:w="4076"/>
-            <w:shd w:val="clear" w:color="auto" w:fill="F8F8F8"/>
+            <w:shd w:val="clear" w:color="auto" w:fill="EAEAEA"/>
+            <w:tcBorders>
+              <w:top w:val="single" w:sz="12" w:color="FFFFFF"/>
+              <w:left w:val="single" w:sz="12" w:color="FFFFFF"/>
+              <w:bottom w:val="single" w:sz="12" w:color="FFFFFF"/>
+              <w:right w:val="single" w:sz="12" w:color="FFFFFF"/>
+            </w:tcBorders>
+            <w:vAlign w:val="center"/>
+            <w:tcMar>
+              <w:top w:w="40" w:type="dxa"/>
+              <w:left w:w="120" w:type="dxa"/>
+              <w:bottom w:w="40" w:type="dxa"/>
+              <w:right w:w="80" w:type="dxa"/>
+            </w:tcMar>
           </w:tcPr>
           <w:p>
-            <w:r>
-              <w:rPr>
-                <w:sz w:val="17"/>
+            <w:pPr>
+              <w:spacing w:before="0" w:after="0"/>
+              <w:jc w:val="center"/>
+            </w:pPr>
+            <w:r>
+              <w:rPr>
+                <w:sz w:val="16"/>
               </w:rPr>
               <w:t>Total</w:t>
             </w:r>
@@ -10505,12 +11425,29 @@
         <w:tc>
           <w:tcPr>
             <w:tcW w:type="dxa" w:w="4076"/>
-            <w:shd w:val="clear" w:color="auto" w:fill="F8F8F8"/>
+            <w:shd w:val="clear" w:color="auto" w:fill="EAEAEA"/>
+            <w:tcBorders>
+              <w:top w:val="single" w:sz="12" w:color="FFFFFF"/>
+              <w:left w:val="single" w:sz="12" w:color="FFFFFF"/>
+              <w:bottom w:val="single" w:sz="12" w:color="FFFFFF"/>
+              <w:right w:val="single" w:sz="12" w:color="FFFFFF"/>
+            </w:tcBorders>
+            <w:vAlign w:val="center"/>
+            <w:tcMar>
+              <w:top w:w="40" w:type="dxa"/>
+              <w:left w:w="120" w:type="dxa"/>
+              <w:bottom w:w="40" w:type="dxa"/>
+              <w:right w:w="80" w:type="dxa"/>
+            </w:tcMar>
           </w:tcPr>
           <w:p>
-            <w:r>
-              <w:rPr>
-                <w:sz w:val="17"/>
+            <w:pPr>
+              <w:spacing w:before="0" w:after="0"/>
+              <w:jc w:val="center"/>
+            </w:pPr>
+            <w:r>
+              <w:rPr>
+                <w:sz w:val="16"/>
               </w:rPr>
               <w:t>~17.8 GB — deja 46 GB libres</w:t>
             </w:r>
@@ -10536,7 +11473,7 @@
         <w:tc>
           <w:tcPr>
             <w:tcW w:type="dxa" w:w="8152"/>
-            <w:shd w:val="clear" w:color="auto" w:fill="F2F2F2"/>
+            <w:shd w:val="clear" w:color="auto" w:fill="EAEAEA"/>
             <w:tcBorders>
               <w:left w:val="thick" w:sz="24" w:color="1A5A6A"/>
             </w:tcBorders>
@@ -10605,6 +11542,7 @@
             <w:r>
               <w:rPr>
                 <w:rFonts w:ascii="Courier New" w:hAnsi="Courier New"/>
+                <w:i/>
                 <w:color w:val="555555"/>
                 <w:sz w:val="16"/>
               </w:rPr>
@@ -10621,6 +11559,7 @@
             <w:r>
               <w:rPr>
                 <w:rFonts w:ascii="Courier New" w:hAnsi="Courier New"/>
+                <w:i/>
                 <w:color w:val="555555"/>
                 <w:sz w:val="16"/>
               </w:rPr>
@@ -10637,6 +11576,7 @@
             <w:r>
               <w:rPr>
                 <w:rFonts w:ascii="Courier New" w:hAnsi="Courier New"/>
+                <w:i/>
                 <w:color w:val="555555"/>
                 <w:sz w:val="16"/>
               </w:rPr>
@@ -10653,6 +11593,7 @@
             <w:r>
               <w:rPr>
                 <w:rFonts w:ascii="Courier New" w:hAnsi="Courier New"/>
+                <w:i/>
                 <w:color w:val="555555"/>
                 <w:sz w:val="16"/>
               </w:rPr>
@@ -10669,6 +11610,7 @@
             <w:r>
               <w:rPr>
                 <w:rFonts w:ascii="Courier New" w:hAnsi="Courier New"/>
+                <w:i/>
                 <w:color w:val="555555"/>
                 <w:sz w:val="16"/>
               </w:rPr>
@@ -10749,6 +11691,7 @@
             <w:r>
               <w:rPr>
                 <w:rFonts w:ascii="Courier New" w:hAnsi="Courier New"/>
+                <w:i/>
                 <w:color w:val="555555"/>
                 <w:sz w:val="16"/>
               </w:rPr>
@@ -10780,6 +11723,7 @@
             <w:r>
               <w:rPr>
                 <w:rFonts w:ascii="Courier New" w:hAnsi="Courier New"/>
+                <w:i/>
                 <w:color w:val="555555"/>
                 <w:sz w:val="16"/>
               </w:rPr>
@@ -10796,6 +11740,7 @@
             <w:r>
               <w:rPr>
                 <w:rFonts w:ascii="Courier New" w:hAnsi="Courier New"/>
+                <w:i/>
                 <w:color w:val="555555"/>
                 <w:sz w:val="16"/>
               </w:rPr>
@@ -10812,6 +11757,7 @@
             <w:r>
               <w:rPr>
                 <w:rFonts w:ascii="Courier New" w:hAnsi="Courier New"/>
+                <w:i/>
                 <w:color w:val="555555"/>
                 <w:sz w:val="16"/>
               </w:rPr>
@@ -10828,6 +11774,7 @@
             <w:r>
               <w:rPr>
                 <w:rFonts w:ascii="Courier New" w:hAnsi="Courier New"/>
+                <w:i/>
                 <w:color w:val="555555"/>
                 <w:sz w:val="16"/>
               </w:rPr>
@@ -10844,6 +11791,7 @@
             <w:r>
               <w:rPr>
                 <w:rFonts w:ascii="Courier New" w:hAnsi="Courier New"/>
+                <w:i/>
                 <w:color w:val="555555"/>
                 <w:sz w:val="16"/>
               </w:rPr>
@@ -10876,6 +11824,7 @@
             <w:r>
               <w:rPr>
                 <w:rFonts w:ascii="Courier New" w:hAnsi="Courier New"/>
+                <w:i/>
                 <w:color w:val="555555"/>
                 <w:sz w:val="16"/>
               </w:rPr>
@@ -10892,6 +11841,7 @@
             <w:r>
               <w:rPr>
                 <w:rFonts w:ascii="Courier New" w:hAnsi="Courier New"/>
+                <w:i/>
                 <w:color w:val="555555"/>
                 <w:sz w:val="16"/>
               </w:rPr>
@@ -10942,8 +11892,12 @@
         <w:pStyle w:val="Endure-Subhead"/>
         <w:keepNext/>
         <w:spacing w:before="240" w:after="60"/>
+        <w:outlineLvl w:val="1"/>
       </w:pPr>
       <w:r>
+        <w:rPr>
+          <w:sz w:val="24"/>
+        </w:rPr>
         <w:t>27.11 Solución de Problemas</w:t>
       </w:r>
     </w:p>
@@ -10952,10 +11906,11 @@
         <w:pStyle w:val="Endure-Subhead"/>
         <w:keepNext/>
         <w:spacing w:before="160" w:after="60"/>
+        <w:outlineLvl w:val="2"/>
       </w:pPr>
       <w:r>
         <w:rPr>
-          <w:sz w:val="18"/>
+          <w:sz w:val="22"/>
         </w:rPr>
         <w:t>N8N no puede conectar a PostgreSQL al iniciar</w:t>
       </w:r>
@@ -10973,7 +11928,7 @@
         <w:tc>
           <w:tcPr>
             <w:tcW w:type="dxa" w:w="8152"/>
-            <w:shd w:val="clear" w:color="auto" w:fill="F2F2F2"/>
+            <w:shd w:val="clear" w:color="auto" w:fill="EAEAEA"/>
             <w:tcBorders>
               <w:left w:val="thick" w:sz="24" w:color="1A5A6A"/>
             </w:tcBorders>
@@ -11092,6 +12047,7 @@
             <w:r>
               <w:rPr>
                 <w:rFonts w:ascii="Courier New" w:hAnsi="Courier New"/>
+                <w:i/>
                 <w:color w:val="555555"/>
                 <w:sz w:val="16"/>
               </w:rPr>
@@ -11173,6 +12129,7 @@
             <w:r>
               <w:rPr>
                 <w:rFonts w:ascii="Courier New" w:hAnsi="Courier New"/>
+                <w:i/>
                 <w:color w:val="555555"/>
                 <w:sz w:val="16"/>
               </w:rPr>
@@ -11208,10 +12165,11 @@
         <w:pStyle w:val="Endure-Subhead"/>
         <w:keepNext/>
         <w:spacing w:before="160" w:after="60"/>
+        <w:outlineLvl w:val="2"/>
       </w:pPr>
       <w:r>
         <w:rPr>
-          <w:sz w:val="18"/>
+          <w:sz w:val="22"/>
         </w:rPr>
         <w:t>Los webhooks no reciben peticiones desde la red local</w:t>
       </w:r>
@@ -11229,7 +12187,7 @@
         <w:tc>
           <w:tcPr>
             <w:tcW w:type="dxa" w:w="8152"/>
-            <w:shd w:val="clear" w:color="auto" w:fill="F2F2F2"/>
+            <w:shd w:val="clear" w:color="auto" w:fill="EAEAEA"/>
             <w:tcBorders>
               <w:left w:val="thick" w:sz="24" w:color="1A5A6A"/>
             </w:tcBorders>
@@ -11332,6 +12290,7 @@
             <w:r>
               <w:rPr>
                 <w:rFonts w:ascii="Courier New" w:hAnsi="Courier New"/>
+                <w:i/>
                 <w:color w:val="555555"/>
                 <w:sz w:val="16"/>
               </w:rPr>
@@ -11397,7 +12356,7 @@
             <w:r>
               <w:rPr>
                 <w:rFonts w:ascii="Courier New" w:hAnsi="Courier New"/>
-                <w:color w:val="555555"/>
+                <w:color w:val="1A1A1A"/>
                 <w:sz w:val="16"/>
               </w:rPr>
               <w:t>grep WEBHOOK_URL ~/stacks/n8n/.env</w:t>
@@ -11433,10 +12392,11 @@
         <w:pStyle w:val="Endure-Subhead"/>
         <w:keepNext/>
         <w:spacing w:before="160" w:after="60"/>
+        <w:outlineLvl w:val="2"/>
       </w:pPr>
       <w:r>
         <w:rPr>
-          <w:sz w:val="18"/>
+          <w:sz w:val="22"/>
         </w:rPr>
         <w:t>El nodo HTTP Request no puede conectar a vLLM</w:t>
       </w:r>
@@ -11454,7 +12414,7 @@
         <w:tc>
           <w:tcPr>
             <w:tcW w:type="dxa" w:w="8152"/>
-            <w:shd w:val="clear" w:color="auto" w:fill="F2F2F2"/>
+            <w:shd w:val="clear" w:color="auto" w:fill="EAEAEA"/>
             <w:tcBorders>
               <w:left w:val="thick" w:sz="24" w:color="1A5A6A"/>
             </w:tcBorders>
@@ -11671,6 +12631,7 @@
             <w:r>
               <w:rPr>
                 <w:rFonts w:ascii="Courier New" w:hAnsi="Courier New"/>
+                <w:i/>
                 <w:color w:val="555555"/>
                 <w:sz w:val="16"/>
               </w:rPr>
@@ -11687,6 +12648,7 @@
             <w:r>
               <w:rPr>
                 <w:rFonts w:ascii="Courier New" w:hAnsi="Courier New"/>
+                <w:i/>
                 <w:color w:val="555555"/>
                 <w:sz w:val="16"/>
               </w:rPr>
@@ -11747,7 +12709,7 @@
             <w:r>
               <w:rPr>
                 <w:rFonts w:ascii="Courier New" w:hAnsi="Courier New"/>
-                <w:sz w:val="17"/>
+                <w:sz w:val="16"/>
               </w:rPr>
               <w:t>bridge</w:t>
             </w:r>
@@ -11757,7 +12719,7 @@
             <w:r>
               <w:rPr>
                 <w:rFonts w:ascii="Courier New" w:hAnsi="Courier New"/>
-                <w:sz w:val="17"/>
+                <w:sz w:val="16"/>
               </w:rPr>
               <w:t>localhost</w:t>
             </w:r>
@@ -11767,7 +12729,7 @@
             <w:r>
               <w:rPr>
                 <w:rFonts w:ascii="Courier New" w:hAnsi="Courier New"/>
-                <w:sz w:val="17"/>
+                <w:sz w:val="16"/>
               </w:rPr>
               <w:t>--network host</w:t>
             </w:r>
@@ -11777,7 +12739,7 @@
             <w:r>
               <w:rPr>
                 <w:rFonts w:ascii="Courier New" w:hAnsi="Courier New"/>
-                <w:sz w:val="17"/>
+                <w:sz w:val="16"/>
               </w:rPr>
               <w:t>172.18.0.1</w:t>
             </w:r>
@@ -11798,10 +12760,11 @@
         <w:pStyle w:val="Endure-Subhead"/>
         <w:keepNext/>
         <w:spacing w:before="160" w:after="60"/>
+        <w:outlineLvl w:val="2"/>
       </w:pPr>
       <w:r>
         <w:rPr>
-          <w:sz w:val="18"/>
+          <w:sz w:val="22"/>
         </w:rPr>
         <w:t>N8N consume demasiada CPU en modo idle</w:t>
       </w:r>
@@ -11819,7 +12782,7 @@
         <w:tc>
           <w:tcPr>
             <w:tcW w:type="dxa" w:w="8152"/>
-            <w:shd w:val="clear" w:color="auto" w:fill="F2F2F2"/>
+            <w:shd w:val="clear" w:color="auto" w:fill="EAEAEA"/>
             <w:tcBorders>
               <w:left w:val="thick" w:sz="24" w:color="1A5A6A"/>
             </w:tcBorders>
@@ -11974,8 +12937,12 @@
         <w:pStyle w:val="Endure-Subhead"/>
         <w:keepNext/>
         <w:spacing w:before="240" w:after="60"/>
+        <w:outlineLvl w:val="1"/>
       </w:pPr>
       <w:r>
+        <w:rPr>
+          <w:sz w:val="24"/>
+        </w:rPr>
         <w:t>27.12 Backup y Restauración</w:t>
       </w:r>
     </w:p>
@@ -11992,7 +12959,7 @@
         <w:tc>
           <w:tcPr>
             <w:tcW w:type="dxa" w:w="8152"/>
-            <w:shd w:val="clear" w:color="auto" w:fill="F2F2F2"/>
+            <w:shd w:val="clear" w:color="auto" w:fill="EAEAEA"/>
             <w:tcBorders>
               <w:left w:val="thick" w:sz="24" w:color="1A5A6A"/>
             </w:tcBorders>
@@ -12046,7 +13013,7 @@
             <w:r>
               <w:rPr>
                 <w:rFonts w:ascii="Courier New" w:hAnsi="Courier New"/>
-                <w:color w:val="555555"/>
+                <w:color w:val="1A1A1A"/>
                 <w:sz w:val="16"/>
               </w:rPr>
               <w:t>FECHA=$(date +%Y%m%d_%H%M)</w:t>
@@ -12174,6 +13141,7 @@
             <w:r>
               <w:rPr>
                 <w:rFonts w:ascii="Courier New" w:hAnsi="Courier New"/>
+                <w:i/>
                 <w:color w:val="555555"/>
                 <w:sz w:val="16"/>
               </w:rPr>
@@ -12190,6 +13158,7 @@
             <w:r>
               <w:rPr>
                 <w:rFonts w:ascii="Courier New" w:hAnsi="Courier New"/>
+                <w:i/>
                 <w:color w:val="555555"/>
                 <w:sz w:val="16"/>
               </w:rPr>
@@ -12206,6 +13175,7 @@
             <w:r>
               <w:rPr>
                 <w:rFonts w:ascii="Courier New" w:hAnsi="Courier New"/>
+                <w:i/>
                 <w:color w:val="555555"/>
                 <w:sz w:val="16"/>
               </w:rPr>
@@ -12249,7 +13219,7 @@
         <w:tc>
           <w:tcPr>
             <w:tcW w:type="dxa" w:w="8152"/>
-            <w:shd w:val="clear" w:color="auto" w:fill="F2F2F2"/>
+            <w:shd w:val="clear" w:color="auto" w:fill="EAEAEA"/>
             <w:tcBorders>
               <w:left w:val="thick" w:sz="24" w:color="1A5A6A"/>
             </w:tcBorders>
@@ -12322,173 +13292,212 @@
         <w:pStyle w:val="Endure-Subhead"/>
         <w:keepNext/>
         <w:spacing w:before="240" w:after="60"/>
+        <w:outlineLvl w:val="1"/>
       </w:pPr>
       <w:r>
+        <w:rPr>
+          <w:sz w:val="24"/>
+        </w:rPr>
         <w:t>Resumen del Capítulo</w:t>
       </w:r>
     </w:p>
     <w:p>
       <w:pPr>
         <w:pStyle w:val="Endure-FirstParagraphBodyText"/>
+        <w:spacing w:before="100" w:after="100"/>
       </w:pPr>
       <w:r>
+        <w:rPr>
+          <w:sz w:val="20"/>
+        </w:rPr>
         <w:t>N8N en el Jetson AGX Orin proporciona un orquestador de flujos de trabajo completamente local:</w:t>
       </w:r>
     </w:p>
     <w:p>
       <w:pPr>
         <w:pStyle w:val="Endure-ChapterBodyText"/>
-        <w:spacing w:before="20" w:after="20"/>
+        <w:spacing w:before="40" w:after="40"/>
         <w:ind w:left="360" w:hanging="216"/>
       </w:pPr>
       <w:r>
         <w:rPr>
-          <w:sz w:val="18"/>
+          <w:sz w:val="20"/>
         </w:rPr>
         <w:t xml:space="preserve">• </w:t>
       </w:r>
       <w:r>
         <w:rPr>
           <w:b/>
+          <w:sz w:val="20"/>
         </w:rPr>
         <w:t>Docker Compose</w:t>
       </w:r>
       <w:r>
+        <w:rPr>
+          <w:sz w:val="20"/>
+        </w:rPr>
         <w:t xml:space="preserve"> con PostgreSQL garantiza persistencia de flujos y credenciales entre reinicios</w:t>
       </w:r>
     </w:p>
     <w:p>
       <w:pPr>
         <w:pStyle w:val="Endure-ChapterBodyText"/>
-        <w:spacing w:before="20" w:after="20"/>
+        <w:spacing w:before="40" w:after="40"/>
         <w:ind w:left="360" w:hanging="216"/>
       </w:pPr>
       <w:r>
         <w:rPr>
-          <w:sz w:val="18"/>
+          <w:sz w:val="20"/>
         </w:rPr>
         <w:t xml:space="preserve">• </w:t>
       </w:r>
       <w:r>
         <w:rPr>
           <w:b/>
+          <w:sz w:val="20"/>
         </w:rPr>
         <w:t>Puerto 5678</w:t>
       </w:r>
       <w:r>
+        <w:rPr>
+          <w:sz w:val="20"/>
+        </w:rPr>
         <w:t xml:space="preserve"> — permitir en UFW para acceso desde la red local</w:t>
       </w:r>
     </w:p>
     <w:p>
       <w:pPr>
         <w:pStyle w:val="Endure-ChapterBodyText"/>
-        <w:spacing w:before="20" w:after="20"/>
+        <w:spacing w:before="40" w:after="40"/>
         <w:ind w:left="360" w:hanging="216"/>
       </w:pPr>
       <w:r>
         <w:rPr>
-          <w:sz w:val="18"/>
+          <w:sz w:val="20"/>
         </w:rPr>
         <w:t xml:space="preserve">• </w:t>
       </w:r>
       <w:r>
         <w:rPr>
           <w:rFonts w:ascii="Courier New" w:hAnsi="Courier New"/>
-          <w:sz w:val="17"/>
+          <w:sz w:val="16"/>
         </w:rPr>
         <w:t>restart: "no"</w:t>
       </w:r>
       <w:r>
+        <w:rPr>
+          <w:sz w:val="20"/>
+        </w:rPr>
         <w:t xml:space="preserve"> — N8N y PostgreSQL no arrancan solos al reiniciar el Jetson; use </w:t>
       </w:r>
       <w:r>
         <w:rPr>
           <w:rFonts w:ascii="Courier New" w:hAnsi="Courier New"/>
-          <w:sz w:val="17"/>
+          <w:sz w:val="16"/>
         </w:rPr>
         <w:t>start-n8n</w:t>
       </w:r>
       <w:r>
+        <w:rPr>
+          <w:sz w:val="20"/>
+        </w:rPr>
         <w:t xml:space="preserve"> para iniciarlos manualmente cuando los necesite</w:t>
       </w:r>
     </w:p>
     <w:p>
       <w:pPr>
         <w:pStyle w:val="Endure-ChapterBodyText"/>
-        <w:spacing w:before="20" w:after="20"/>
+        <w:spacing w:before="40" w:after="40"/>
         <w:ind w:left="360" w:hanging="216"/>
       </w:pPr>
       <w:r>
         <w:rPr>
-          <w:sz w:val="18"/>
+          <w:sz w:val="20"/>
         </w:rPr>
         <w:t xml:space="preserve">• </w:t>
       </w:r>
       <w:r>
         <w:rPr>
           <w:b/>
+          <w:sz w:val="20"/>
         </w:rPr>
         <w:t>IP del host Docker</w:t>
       </w:r>
       <w:r>
+        <w:rPr>
+          <w:sz w:val="20"/>
+        </w:rPr>
         <w:t xml:space="preserve"> (</w:t>
       </w:r>
       <w:r>
         <w:rPr>
           <w:rFonts w:ascii="Courier New" w:hAnsi="Courier New"/>
-          <w:sz w:val="17"/>
+          <w:sz w:val="16"/>
         </w:rPr>
         <w:t>172.18.0.1</w:t>
       </w:r>
       <w:r>
+        <w:rPr>
+          <w:sz w:val="20"/>
+        </w:rPr>
         <w:t xml:space="preserve"> típicamente) en lugar de </w:t>
       </w:r>
       <w:r>
         <w:rPr>
           <w:rFonts w:ascii="Courier New" w:hAnsi="Courier New"/>
-          <w:sz w:val="17"/>
+          <w:sz w:val="16"/>
         </w:rPr>
         <w:t>localhost</w:t>
       </w:r>
       <w:r>
+        <w:rPr>
+          <w:sz w:val="20"/>
+        </w:rPr>
         <w:t xml:space="preserve"> para llamar a vLLM/Ollama desde los nodos HTTP de N8N</w:t>
       </w:r>
     </w:p>
     <w:p>
       <w:pPr>
         <w:pStyle w:val="Endure-ChapterBodyText"/>
-        <w:spacing w:before="20" w:after="20"/>
+        <w:spacing w:before="40" w:after="40"/>
         <w:ind w:left="360" w:hanging="216"/>
       </w:pPr>
       <w:r>
         <w:rPr>
-          <w:sz w:val="18"/>
+          <w:sz w:val="20"/>
         </w:rPr>
         <w:t xml:space="preserve">• </w:t>
       </w:r>
       <w:r>
         <w:rPr>
           <w:b/>
+          <w:sz w:val="20"/>
         </w:rPr>
         <w:t>`start-n8n` / `stop-n8n`</w:t>
       </w:r>
       <w:r>
+        <w:rPr>
+          <w:sz w:val="20"/>
+        </w:rPr>
         <w:t xml:space="preserve"> — aliases que gestionan todo el stack (N8N + PostgreSQL)</w:t>
       </w:r>
     </w:p>
     <w:p>
       <w:pPr>
         <w:pStyle w:val="Endure-ChapterBodyText"/>
-        <w:spacing w:before="20" w:after="20"/>
+        <w:spacing w:before="40" w:after="40"/>
         <w:ind w:left="360" w:hanging="216"/>
       </w:pPr>
       <w:r>
         <w:rPr>
-          <w:sz w:val="18"/>
+          <w:sz w:val="20"/>
         </w:rPr>
         <w:t xml:space="preserve">• </w:t>
       </w:r>
       <w:r>
+        <w:rPr>
+          <w:sz w:val="20"/>
+        </w:rPr>
         <w:t>Con 30W y el modelo Qwen3.5-4B (~5 GB), el stack completo consume solo ~18 GB de los 64 GB disponibles</w:t>
       </w:r>
     </w:p>
@@ -12500,8 +13509,12 @@
     <w:p>
       <w:pPr>
         <w:pStyle w:val="Endure-ChapterBodyText"/>
+        <w:spacing w:before="100" w:after="100"/>
       </w:pPr>
       <w:r>
+        <w:rPr>
+          <w:sz w:val="20"/>
+        </w:rPr>
         <w:t>El siguiente capítulo (Capítulo 28) cubre Computer Vision y OCR: pipelines para análisis de imágenes, reconocimiento de texto y detección de objetos en tiempo real usando los contenedores de la NVIDIA Jetson AI Lab.</w:t>
       </w:r>
     </w:p>

--- a/book/docx-por-capitulo/capitulo-15-n8n.docx
+++ b/book/docx-por-capitulo/capitulo-15-n8n.docx
@@ -26,7 +26,7 @@
       <w:pPr>
         <w:pStyle w:val="Endure-Subhead"/>
         <w:keepNext/>
-        <w:spacing w:before="240" w:after="60"/>
+        <w:spacing w:before="240" w:after="60" w:line="240" w:lineRule="auto"/>
         <w:outlineLvl w:val="1"/>
       </w:pPr>
       <w:r>
@@ -39,7 +39,7 @@
     <w:p>
       <w:pPr>
         <w:pStyle w:val="Endure-FirstParagraphBodyText"/>
-        <w:spacing w:before="100" w:after="100"/>
+        <w:spacing w:before="100" w:after="100" w:line="240" w:lineRule="auto"/>
       </w:pPr>
       <w:r>
         <w:rPr>
@@ -64,11 +64,11 @@
               <a:graphicData uri="http://schemas.openxmlformats.org/drawingml/2006/picture">
                 <pic:pic>
                   <pic:nvPicPr>
-                    <pic:cNvPr id="0" name="ascii_43065.png"/>
+                    <pic:cNvPr id="0" name="ascii_89436.png"/>
                     <pic:cNvPicPr/>
                   </pic:nvPicPr>
                   <pic:blipFill>
-                    <a:blip r:embed="rId46"/>
+                    <a:blip r:embed="rId51"/>
                     <a:stretch>
                       <a:fillRect/>
                     </a:stretch>
@@ -90,7 +90,7 @@
     <w:p>
       <w:pPr>
         <w:pStyle w:val="Endure-ChapterBodyText"/>
-        <w:spacing w:before="100" w:after="100"/>
+        <w:spacing w:before="100" w:after="100" w:line="240" w:lineRule="auto"/>
       </w:pPr>
       <w:r>
         <w:rPr>
@@ -135,7 +135,7 @@
           </w:tcPr>
           <w:p>
             <w:pPr>
-              <w:spacing w:before="0" w:after="0"/>
+              <w:spacing w:before="0" w:after="0" w:line="240" w:lineRule="auto"/>
               <w:jc w:val="center"/>
             </w:pPr>
             <w:r>
@@ -168,7 +168,7 @@
           </w:tcPr>
           <w:p>
             <w:pPr>
-              <w:spacing w:before="0" w:after="0"/>
+              <w:spacing w:before="0" w:after="0" w:line="240" w:lineRule="auto"/>
               <w:jc w:val="center"/>
             </w:pPr>
             <w:r>
@@ -206,7 +206,7 @@
           </w:tcPr>
           <w:p>
             <w:pPr>
-              <w:spacing w:before="0" w:after="0"/>
+              <w:spacing w:before="0" w:after="0" w:line="240" w:lineRule="auto"/>
               <w:jc w:val="center"/>
             </w:pPr>
             <w:r>
@@ -237,7 +237,7 @@
           </w:tcPr>
           <w:p>
             <w:pPr>
-              <w:spacing w:before="0" w:after="0"/>
+              <w:spacing w:before="0" w:after="0" w:line="240" w:lineRule="auto"/>
               <w:jc w:val="center"/>
             </w:pPr>
             <w:r>
@@ -273,7 +273,7 @@
           </w:tcPr>
           <w:p>
             <w:pPr>
-              <w:spacing w:before="0" w:after="0"/>
+              <w:spacing w:before="0" w:after="0" w:line="240" w:lineRule="auto"/>
               <w:jc w:val="center"/>
             </w:pPr>
             <w:r>
@@ -304,7 +304,7 @@
           </w:tcPr>
           <w:p>
             <w:pPr>
-              <w:spacing w:before="0" w:after="0"/>
+              <w:spacing w:before="0" w:after="0" w:line="240" w:lineRule="auto"/>
               <w:jc w:val="center"/>
             </w:pPr>
             <w:r>
@@ -340,7 +340,7 @@
           </w:tcPr>
           <w:p>
             <w:pPr>
-              <w:spacing w:before="0" w:after="0"/>
+              <w:spacing w:before="0" w:after="0" w:line="240" w:lineRule="auto"/>
               <w:jc w:val="center"/>
             </w:pPr>
             <w:r>
@@ -371,7 +371,7 @@
           </w:tcPr>
           <w:p>
             <w:pPr>
-              <w:spacing w:before="0" w:after="0"/>
+              <w:spacing w:before="0" w:after="0" w:line="240" w:lineRule="auto"/>
               <w:jc w:val="center"/>
             </w:pPr>
             <w:r>
@@ -407,7 +407,7 @@
           </w:tcPr>
           <w:p>
             <w:pPr>
-              <w:spacing w:before="0" w:after="0"/>
+              <w:spacing w:before="0" w:after="0" w:line="240" w:lineRule="auto"/>
               <w:jc w:val="center"/>
             </w:pPr>
             <w:r>
@@ -438,7 +438,7 @@
           </w:tcPr>
           <w:p>
             <w:pPr>
-              <w:spacing w:before="0" w:after="0"/>
+              <w:spacing w:before="0" w:after="0" w:line="240" w:lineRule="auto"/>
               <w:jc w:val="center"/>
             </w:pPr>
             <w:r>
@@ -474,7 +474,7 @@
           </w:tcPr>
           <w:p>
             <w:pPr>
-              <w:spacing w:before="0" w:after="0"/>
+              <w:spacing w:before="0" w:after="0" w:line="240" w:lineRule="auto"/>
               <w:jc w:val="center"/>
             </w:pPr>
             <w:r>
@@ -505,7 +505,7 @@
           </w:tcPr>
           <w:p>
             <w:pPr>
-              <w:spacing w:before="0" w:after="0"/>
+              <w:spacing w:before="0" w:after="0" w:line="240" w:lineRule="auto"/>
               <w:jc w:val="center"/>
             </w:pPr>
             <w:r>
@@ -541,7 +541,7 @@
           </w:tcPr>
           <w:p>
             <w:pPr>
-              <w:spacing w:before="0" w:after="0"/>
+              <w:spacing w:before="0" w:after="0" w:line="240" w:lineRule="auto"/>
               <w:jc w:val="center"/>
             </w:pPr>
             <w:r>
@@ -572,7 +572,7 @@
           </w:tcPr>
           <w:p>
             <w:pPr>
-              <w:spacing w:before="0" w:after="0"/>
+              <w:spacing w:before="0" w:after="0" w:line="240" w:lineRule="auto"/>
               <w:jc w:val="center"/>
             </w:pPr>
             <w:r>
@@ -593,7 +593,7 @@
     <w:p>
       <w:pPr>
         <w:pStyle w:val="Endure-ChapterBodyText"/>
-        <w:spacing w:before="100" w:after="100"/>
+        <w:spacing w:before="100" w:after="100" w:line="240" w:lineRule="auto"/>
       </w:pPr>
       <w:r>
         <w:rPr>
@@ -688,20 +688,20 @@
       <w:pPr>
         <w:pStyle w:val="Endure-Subhead"/>
         <w:keepNext/>
-        <w:spacing w:before="240" w:after="60"/>
+        <w:spacing w:before="240" w:after="60" w:line="240" w:lineRule="auto"/>
         <w:outlineLvl w:val="1"/>
       </w:pPr>
       <w:r>
         <w:rPr>
           <w:sz w:val="24"/>
         </w:rPr>
-        <w:t>27.1 Compatibilidad ARM64 con JetPack 7.2</w:t>
+        <w:t>15.1 Compatibilidad ARM64 con JetPack 7.2</w:t>
       </w:r>
     </w:p>
     <w:p>
       <w:pPr>
         <w:pStyle w:val="Endure-FirstParagraphBodyText"/>
-        <w:spacing w:before="100" w:after="100"/>
+        <w:spacing w:before="100" w:after="100" w:line="240" w:lineRule="auto"/>
       </w:pPr>
       <w:r>
         <w:rPr>
@@ -1162,20 +1162,20 @@
       <w:pPr>
         <w:pStyle w:val="Endure-Subhead"/>
         <w:keepNext/>
-        <w:spacing w:before="240" w:after="60"/>
+        <w:spacing w:before="240" w:after="60" w:line="240" w:lineRule="auto"/>
         <w:outlineLvl w:val="1"/>
       </w:pPr>
       <w:r>
         <w:rPr>
           <w:sz w:val="24"/>
         </w:rPr>
-        <w:t>27.2 Instalación con Docker Compose</w:t>
+        <w:t>15.2 Instalación con Docker Compose</w:t>
       </w:r>
     </w:p>
     <w:p>
       <w:pPr>
         <w:pStyle w:val="Endure-FirstParagraphBodyText"/>
-        <w:spacing w:before="100" w:after="100"/>
+        <w:spacing w:before="100" w:after="100" w:line="240" w:lineRule="auto"/>
       </w:pPr>
       <w:r>
         <w:rPr>
@@ -1188,14 +1188,14 @@
       <w:pPr>
         <w:pStyle w:val="Endure-Subhead"/>
         <w:keepNext/>
-        <w:spacing w:before="160" w:after="60"/>
+        <w:spacing w:before="160" w:after="60" w:line="240" w:lineRule="auto"/>
         <w:outlineLvl w:val="2"/>
       </w:pPr>
       <w:r>
         <w:rPr>
           <w:sz w:val="22"/>
         </w:rPr>
-        <w:t>27.2.1 Crear el Directorio y el Archivo Compose</w:t>
+        <w:t>15.2.1 Crear el Directorio y el Archivo Compose</w:t>
       </w:r>
     </w:p>
     <w:tbl>
@@ -3055,14 +3055,14 @@
       <w:pPr>
         <w:pStyle w:val="Endure-Subhead"/>
         <w:keepNext/>
-        <w:spacing w:before="160" w:after="60"/>
+        <w:spacing w:before="160" w:after="60" w:line="240" w:lineRule="auto"/>
         <w:outlineLvl w:val="2"/>
       </w:pPr>
       <w:r>
         <w:rPr>
           <w:sz w:val="22"/>
         </w:rPr>
-        <w:t>27.2.2 Iniciar el Stack</w:t>
+        <w:t>15.2.2 Iniciar el Stack</w:t>
       </w:r>
     </w:p>
     <w:tbl>
@@ -3609,7 +3609,7 @@
     <w:p>
       <w:pPr>
         <w:pStyle w:val="Endure-ChapterBodyText"/>
-        <w:spacing w:before="100" w:after="100"/>
+        <w:spacing w:before="100" w:after="100" w:line="240" w:lineRule="auto"/>
       </w:pPr>
       <w:r>
         <w:rPr>
@@ -3670,7 +3670,7 @@
     <w:p>
       <w:pPr>
         <w:pStyle w:val="Endure-ChapterBodyText"/>
-        <w:spacing w:before="100" w:after="100"/>
+        <w:spacing w:before="100" w:after="100" w:line="240" w:lineRule="auto"/>
       </w:pPr>
       <w:r>
         <w:rPr>
@@ -3683,28 +3683,28 @@
       <w:pPr>
         <w:pStyle w:val="Endure-Subhead"/>
         <w:keepNext/>
-        <w:spacing w:before="240" w:after="60"/>
+        <w:spacing w:before="240" w:after="60" w:line="240" w:lineRule="auto"/>
         <w:outlineLvl w:val="1"/>
       </w:pPr>
       <w:r>
         <w:rPr>
           <w:sz w:val="24"/>
         </w:rPr>
-        <w:t>27.3 Configuración de Acceso Seguro</w:t>
+        <w:t>15.3 Configuración de Acceso Seguro</w:t>
       </w:r>
     </w:p>
     <w:p>
       <w:pPr>
         <w:pStyle w:val="Endure-Subhead"/>
         <w:keepNext/>
-        <w:spacing w:before="160" w:after="60"/>
+        <w:spacing w:before="160" w:after="60" w:line="240" w:lineRule="auto"/>
         <w:outlineLvl w:val="2"/>
       </w:pPr>
       <w:r>
         <w:rPr>
           <w:sz w:val="22"/>
         </w:rPr>
-        <w:t>27.3.1 Autenticación Básica (Opción A — Más Simple)</w:t>
+        <w:t>15.3.1 Autenticación Básica (Opción A — Más Simple)</w:t>
       </w:r>
     </w:p>
     <w:tbl>
@@ -3924,20 +3924,20 @@
       <w:pPr>
         <w:pStyle w:val="Endure-Subhead"/>
         <w:keepNext/>
-        <w:spacing w:before="160" w:after="60"/>
+        <w:spacing w:before="160" w:after="60" w:line="240" w:lineRule="auto"/>
         <w:outlineLvl w:val="2"/>
       </w:pPr>
       <w:r>
         <w:rPr>
           <w:sz w:val="22"/>
         </w:rPr>
-        <w:t>27.3.2 Verificar Webhook URL</w:t>
+        <w:t>15.3.2 Verificar Webhook URL</w:t>
       </w:r>
     </w:p>
     <w:p>
       <w:pPr>
         <w:pStyle w:val="Endure-FirstParagraphBodyText"/>
-        <w:spacing w:before="100" w:after="100"/>
+        <w:spacing w:before="100" w:after="100" w:line="240" w:lineRule="auto"/>
       </w:pPr>
       <w:r>
         <w:rPr>
@@ -4097,34 +4097,34 @@
       <w:pPr>
         <w:pStyle w:val="Endure-Subhead"/>
         <w:keepNext/>
-        <w:spacing w:before="240" w:after="60"/>
+        <w:spacing w:before="240" w:after="60" w:line="240" w:lineRule="auto"/>
         <w:outlineLvl w:val="1"/>
       </w:pPr>
       <w:r>
         <w:rPr>
           <w:sz w:val="24"/>
         </w:rPr>
-        <w:t>27.4 Primeros Nodos: Llamar a los Motores de Inferencia</w:t>
+        <w:t>15.4 Primeros Nodos: Llamar a los Motores de Inferencia</w:t>
       </w:r>
     </w:p>
     <w:p>
       <w:pPr>
         <w:pStyle w:val="Endure-Subhead"/>
         <w:keepNext/>
-        <w:spacing w:before="160" w:after="60"/>
+        <w:spacing w:before="160" w:after="60" w:line="240" w:lineRule="auto"/>
         <w:outlineLvl w:val="2"/>
       </w:pPr>
       <w:r>
         <w:rPr>
           <w:sz w:val="22"/>
         </w:rPr>
-        <w:t>27.4.1 Nodo HTTP Request → Ollama</w:t>
+        <w:t>15.4.1 Nodo HTTP Request → Ollama</w:t>
       </w:r>
     </w:p>
     <w:p>
       <w:pPr>
         <w:pStyle w:val="Endure-FirstParagraphBodyText"/>
-        <w:spacing w:before="100" w:after="100"/>
+        <w:spacing w:before="100" w:after="100" w:line="240" w:lineRule="auto"/>
       </w:pPr>
       <w:r>
         <w:rPr>
@@ -4136,7 +4136,7 @@
     <w:p>
       <w:pPr>
         <w:pStyle w:val="Endure-ChapterBodyText"/>
-        <w:spacing w:before="40" w:after="40"/>
+        <w:spacing w:before="40" w:after="40" w:line="240" w:lineRule="auto"/>
         <w:ind w:left="360" w:hanging="216"/>
       </w:pPr>
       <w:r>
@@ -4162,7 +4162,7 @@
     <w:p>
       <w:pPr>
         <w:pStyle w:val="Endure-ChapterBodyText"/>
-        <w:spacing w:before="40" w:after="40"/>
+        <w:spacing w:before="40" w:after="40" w:line="240" w:lineRule="auto"/>
         <w:ind w:left="360" w:hanging="216"/>
       </w:pPr>
       <w:r>
@@ -4188,7 +4188,7 @@
     <w:p>
       <w:pPr>
         <w:pStyle w:val="Endure-ChapterBodyText"/>
-        <w:spacing w:before="40" w:after="40"/>
+        <w:spacing w:before="40" w:after="40" w:line="240" w:lineRule="auto"/>
         <w:ind w:left="360" w:hanging="216"/>
       </w:pPr>
       <w:r>
@@ -4221,7 +4221,7 @@
     <w:p>
       <w:pPr>
         <w:pStyle w:val="Endure-ChapterBodyText"/>
-        <w:spacing w:before="40" w:after="40"/>
+        <w:spacing w:before="40" w:after="40" w:line="240" w:lineRule="auto"/>
         <w:ind w:left="360" w:hanging="216"/>
       </w:pPr>
       <w:r>
@@ -4247,7 +4247,7 @@
     <w:p>
       <w:pPr>
         <w:pStyle w:val="Endure-ChapterBodyText"/>
-        <w:spacing w:before="40" w:after="40"/>
+        <w:spacing w:before="40" w:after="40" w:line="240" w:lineRule="auto"/>
         <w:ind w:left="360" w:hanging="216"/>
       </w:pPr>
       <w:r>
@@ -4384,7 +4384,7 @@
     <w:p>
       <w:pPr>
         <w:pStyle w:val="Endure-ChapterBodyText"/>
-        <w:spacing w:before="40" w:after="40"/>
+        <w:spacing w:before="40" w:after="40" w:line="240" w:lineRule="auto"/>
         <w:ind w:left="360" w:hanging="216"/>
       </w:pPr>
       <w:r>
@@ -4415,7 +4415,7 @@
     <w:p>
       <w:pPr>
         <w:pStyle w:val="Endure-ChapterBodyText"/>
-        <w:spacing w:before="100" w:after="100"/>
+        <w:spacing w:before="100" w:after="100" w:line="240" w:lineRule="auto"/>
       </w:pPr>
       <w:r>
         <w:rPr>
@@ -4612,20 +4612,20 @@
       <w:pPr>
         <w:pStyle w:val="Endure-Subhead"/>
         <w:keepNext/>
-        <w:spacing w:before="160" w:after="60"/>
+        <w:spacing w:before="160" w:after="60" w:line="240" w:lineRule="auto"/>
         <w:outlineLvl w:val="2"/>
       </w:pPr>
       <w:r>
         <w:rPr>
           <w:sz w:val="22"/>
         </w:rPr>
-        <w:t>27.4.2 Nodo HTTP Request → vLLM (API OpenAI)</w:t>
+        <w:t>15.4.2 Nodo HTTP Request → vLLM (API OpenAI)</w:t>
       </w:r>
     </w:p>
     <w:p>
       <w:pPr>
         <w:pStyle w:val="Endure-FirstParagraphBodyText"/>
-        <w:spacing w:before="100" w:after="100"/>
+        <w:spacing w:before="100" w:after="100" w:line="240" w:lineRule="auto"/>
       </w:pPr>
       <w:r>
         <w:rPr>
@@ -4637,7 +4637,7 @@
     <w:p>
       <w:pPr>
         <w:pStyle w:val="Endure-ChapterBodyText"/>
-        <w:spacing w:before="40" w:after="40"/>
+        <w:spacing w:before="40" w:after="40" w:line="240" w:lineRule="auto"/>
         <w:ind w:left="360" w:hanging="216"/>
       </w:pPr>
       <w:r>
@@ -4663,7 +4663,7 @@
     <w:p>
       <w:pPr>
         <w:pStyle w:val="Endure-ChapterBodyText"/>
-        <w:spacing w:before="40" w:after="40"/>
+        <w:spacing w:before="40" w:after="40" w:line="240" w:lineRule="auto"/>
         <w:ind w:left="360" w:hanging="216"/>
       </w:pPr>
       <w:r>
@@ -4696,7 +4696,7 @@
     <w:p>
       <w:pPr>
         <w:pStyle w:val="Endure-ChapterBodyText"/>
-        <w:spacing w:before="40" w:after="40"/>
+        <w:spacing w:before="40" w:after="40" w:line="240" w:lineRule="auto"/>
         <w:ind w:left="360" w:hanging="216"/>
       </w:pPr>
       <w:r>
@@ -4729,7 +4729,7 @@
     <w:p>
       <w:pPr>
         <w:pStyle w:val="Endure-ChapterBodyText"/>
-        <w:spacing w:before="40" w:after="40"/>
+        <w:spacing w:before="40" w:after="40" w:line="240" w:lineRule="auto"/>
         <w:ind w:left="360" w:hanging="216"/>
       </w:pPr>
       <w:r>
@@ -4930,7 +4930,7 @@
     <w:p>
       <w:pPr>
         <w:pStyle w:val="Endure-ChapterBodyText"/>
-        <w:spacing w:before="40" w:after="40"/>
+        <w:spacing w:before="40" w:after="40" w:line="240" w:lineRule="auto"/>
         <w:ind w:left="360" w:hanging="216"/>
       </w:pPr>
       <w:r>
@@ -5153,20 +5153,20 @@
       <w:pPr>
         <w:pStyle w:val="Endure-Subhead"/>
         <w:keepNext/>
-        <w:spacing w:before="240" w:after="60"/>
+        <w:spacing w:before="240" w:after="60" w:line="240" w:lineRule="auto"/>
         <w:outlineLvl w:val="1"/>
       </w:pPr>
       <w:r>
         <w:rPr>
           <w:sz w:val="24"/>
         </w:rPr>
-        <w:t>27.5 Pipeline de Ejemplo: Webhook → LLM → Email</w:t>
+        <w:t>15.5 Pipeline de Ejemplo: Webhook → LLM → Email</w:t>
       </w:r>
     </w:p>
     <w:p>
       <w:pPr>
         <w:pStyle w:val="Endure-FirstParagraphBodyText"/>
-        <w:spacing w:before="100" w:after="100"/>
+        <w:spacing w:before="100" w:after="100" w:line="240" w:lineRule="auto"/>
       </w:pPr>
       <w:r>
         <w:rPr>
@@ -5179,14 +5179,14 @@
       <w:pPr>
         <w:pStyle w:val="Endure-Subhead"/>
         <w:keepNext/>
-        <w:spacing w:before="160" w:after="60"/>
+        <w:spacing w:before="160" w:after="60" w:line="240" w:lineRule="auto"/>
         <w:outlineLvl w:val="2"/>
       </w:pPr>
       <w:r>
         <w:rPr>
           <w:sz w:val="22"/>
         </w:rPr>
-        <w:t>27.5.1 Diseño del Pipeline</w:t>
+        <w:t>15.5.1 Diseño del Pipeline</w:t>
       </w:r>
     </w:p>
     <w:p>
@@ -5209,7 +5209,7 @@
                     <pic:cNvPicPr/>
                   </pic:nvPicPr>
                   <pic:blipFill>
-                    <a:blip r:embed="rId47"/>
+                    <a:blip r:embed="rId52"/>
                     <a:stretch>
                       <a:fillRect/>
                     </a:stretch>
@@ -5231,7 +5231,7 @@
     <w:p>
       <w:pPr>
         <w:pStyle w:val="Endure-CopyrightPage"/>
-        <w:spacing w:before="40" w:after="160"/>
+        <w:spacing w:before="40" w:after="160" w:line="240" w:lineRule="auto"/>
         <w:jc w:val="center"/>
       </w:pPr>
       <w:r>
@@ -5533,14 +5533,14 @@
       <w:pPr>
         <w:pStyle w:val="Endure-Subhead"/>
         <w:keepNext/>
-        <w:spacing w:before="160" w:after="60"/>
+        <w:spacing w:before="160" w:after="60" w:line="240" w:lineRule="auto"/>
         <w:outlineLvl w:val="2"/>
       </w:pPr>
       <w:r>
         <w:rPr>
           <w:sz w:val="22"/>
         </w:rPr>
-        <w:t>27.5.2 Crear el Pipeline via Importación JSON</w:t>
+        <w:t>15.5.2 Crear el Pipeline via Importación JSON</w:t>
       </w:r>
     </w:p>
     <w:tbl>
@@ -6985,14 +6985,14 @@
       <w:pPr>
         <w:pStyle w:val="Endure-Subhead"/>
         <w:keepNext/>
-        <w:spacing w:before="160" w:after="60"/>
+        <w:spacing w:before="160" w:after="60" w:line="240" w:lineRule="auto"/>
         <w:outlineLvl w:val="2"/>
       </w:pPr>
       <w:r>
         <w:rPr>
           <w:sz w:val="22"/>
         </w:rPr>
-        <w:t>27.5.3 Probar el Pipeline</w:t>
+        <w:t>15.5.3 Probar el Pipeline</w:t>
       </w:r>
     </w:p>
     <w:tbl>
@@ -7431,20 +7431,20 @@
       <w:pPr>
         <w:pStyle w:val="Endure-Subhead"/>
         <w:keepNext/>
-        <w:spacing w:before="240" w:after="60"/>
+        <w:spacing w:before="240" w:after="60" w:line="240" w:lineRule="auto"/>
         <w:outlineLvl w:val="1"/>
       </w:pPr>
       <w:r>
         <w:rPr>
           <w:sz w:val="24"/>
         </w:rPr>
-        <w:t>27.6 Pipeline de Integración con OpenClaw</w:t>
+        <w:t>15.6 Pipeline de Integración con OpenClaw</w:t>
       </w:r>
     </w:p>
     <w:p>
       <w:pPr>
         <w:pStyle w:val="Endure-FirstParagraphBodyText"/>
-        <w:spacing w:before="100" w:after="100"/>
+        <w:spacing w:before="100" w:after="100" w:line="240" w:lineRule="auto"/>
       </w:pPr>
       <w:r>
         <w:rPr>
@@ -7720,7 +7720,7 @@
     <w:p>
       <w:pPr>
         <w:pStyle w:val="Endure-ChapterBodyText"/>
-        <w:spacing w:before="100" w:after="100"/>
+        <w:spacing w:before="100" w:after="100" w:line="240" w:lineRule="auto"/>
       </w:pPr>
       <w:r>
         <w:rPr>
@@ -7733,7 +7733,7 @@
     <w:p>
       <w:pPr>
         <w:pStyle w:val="Endure-ChapterBodyText"/>
-        <w:spacing w:before="40" w:after="40"/>
+        <w:spacing w:before="40" w:after="40" w:line="240" w:lineRule="auto"/>
         <w:ind w:left="360" w:hanging="216"/>
       </w:pPr>
       <w:r>
@@ -7759,7 +7759,7 @@
     <w:p>
       <w:pPr>
         <w:pStyle w:val="Endure-ChapterBodyText"/>
-        <w:spacing w:before="40" w:after="40"/>
+        <w:spacing w:before="40" w:after="40" w:line="240" w:lineRule="auto"/>
         <w:ind w:left="360" w:hanging="216"/>
       </w:pPr>
       <w:r>
@@ -7792,7 +7792,7 @@
     <w:p>
       <w:pPr>
         <w:pStyle w:val="Endure-ChapterBodyText"/>
-        <w:spacing w:before="40" w:after="40"/>
+        <w:spacing w:before="40" w:after="40" w:line="240" w:lineRule="auto"/>
         <w:ind w:left="360" w:hanging="216"/>
       </w:pPr>
       <w:r>
@@ -7817,7 +7817,7 @@
     <w:p>
       <w:pPr>
         <w:pStyle w:val="Endure-ChapterBodyText"/>
-        <w:spacing w:before="100" w:after="100"/>
+        <w:spacing w:before="100" w:after="100" w:line="240" w:lineRule="auto"/>
       </w:pPr>
       <w:r>
         <w:rPr>
@@ -7849,7 +7849,7 @@
     <w:p>
       <w:pPr>
         <w:pStyle w:val="Endure-ChapterBodyText"/>
-        <w:spacing w:before="40" w:after="40"/>
+        <w:spacing w:before="40" w:after="40" w:line="240" w:lineRule="auto"/>
         <w:ind w:left="360" w:hanging="216"/>
       </w:pPr>
       <w:r>
@@ -8059,14 +8059,14 @@
       <w:pPr>
         <w:pStyle w:val="Endure-Subhead"/>
         <w:keepNext/>
-        <w:spacing w:before="240" w:after="60"/>
+        <w:spacing w:before="240" w:after="60" w:line="240" w:lineRule="auto"/>
         <w:outlineLvl w:val="1"/>
       </w:pPr>
       <w:r>
         <w:rPr>
           <w:sz w:val="24"/>
         </w:rPr>
-        <w:t>27.7 Pipeline de Procesamiento de Email Entrante</w:t>
+        <w:t>15.7 Pipeline de Procesamiento de Email Entrante</w:t>
       </w:r>
     </w:p>
     <w:p>
@@ -8089,7 +8089,7 @@
                     <pic:cNvPicPr/>
                   </pic:nvPicPr>
                   <pic:blipFill>
-                    <a:blip r:embed="rId48"/>
+                    <a:blip r:embed="rId53"/>
                     <a:stretch>
                       <a:fillRect/>
                     </a:stretch>
@@ -8111,7 +8111,7 @@
     <w:p>
       <w:pPr>
         <w:pStyle w:val="Endure-CopyrightPage"/>
-        <w:spacing w:before="40" w:after="160"/>
+        <w:spacing w:before="40" w:after="160" w:line="240" w:lineRule="auto"/>
         <w:jc w:val="center"/>
       </w:pPr>
       <w:r>
@@ -8125,7 +8125,7 @@
     <w:p>
       <w:pPr>
         <w:pStyle w:val="Endure-ChapterBodyText"/>
-        <w:spacing w:before="100" w:after="100"/>
+        <w:spacing w:before="100" w:after="100" w:line="240" w:lineRule="auto"/>
       </w:pPr>
       <w:r>
         <w:rPr>
@@ -8371,7 +8371,7 @@
     <w:p>
       <w:pPr>
         <w:pStyle w:val="Endure-ChapterBodyText"/>
-        <w:spacing w:before="100" w:after="100"/>
+        <w:spacing w:before="100" w:after="100" w:line="240" w:lineRule="auto"/>
       </w:pPr>
       <w:r>
         <w:rPr>
@@ -8718,14 +8718,14 @@
       <w:pPr>
         <w:pStyle w:val="Endure-Subhead"/>
         <w:keepNext/>
-        <w:spacing w:before="240" w:after="60"/>
+        <w:spacing w:before="240" w:after="60" w:line="240" w:lineRule="auto"/>
         <w:outlineLvl w:val="1"/>
       </w:pPr>
       <w:r>
         <w:rPr>
           <w:sz w:val="24"/>
         </w:rPr>
-        <w:t>27.8 Monitoreo y Logs</w:t>
+        <w:t>15.8 Monitoreo y Logs</w:t>
       </w:r>
     </w:p>
     <w:tbl>
@@ -9123,14 +9123,14 @@
       <w:pPr>
         <w:pStyle w:val="Endure-Subhead"/>
         <w:keepNext/>
-        <w:spacing w:before="240" w:after="60"/>
+        <w:spacing w:before="240" w:after="60" w:line="240" w:lineRule="auto"/>
         <w:outlineLvl w:val="1"/>
       </w:pPr>
       <w:r>
         <w:rPr>
           <w:sz w:val="24"/>
         </w:rPr>
-        <w:t>27.9 Scripts y Aliases</w:t>
+        <w:t>15.9 Scripts y Aliases</w:t>
       </w:r>
     </w:p>
     <w:tbl>
@@ -10370,14 +10370,14 @@
       <w:pPr>
         <w:pStyle w:val="Endure-Subhead"/>
         <w:keepNext/>
-        <w:spacing w:before="160" w:after="60"/>
+        <w:spacing w:before="160" w:after="60" w:line="240" w:lineRule="auto"/>
         <w:outlineLvl w:val="2"/>
       </w:pPr>
       <w:r>
         <w:rPr>
           <w:sz w:val="22"/>
         </w:rPr>
-        <w:t>27.9.1 Flujo Típico de Trabajo</w:t>
+        <w:t>15.9.1 Flujo Típico de Trabajo</w:t>
       </w:r>
     </w:p>
     <w:tbl>
@@ -10713,14 +10713,14 @@
       <w:pPr>
         <w:pStyle w:val="Endure-Subhead"/>
         <w:keepNext/>
-        <w:spacing w:before="240" w:after="60"/>
+        <w:spacing w:before="240" w:after="60" w:line="240" w:lineRule="auto"/>
         <w:outlineLvl w:val="1"/>
       </w:pPr>
       <w:r>
         <w:rPr>
           <w:sz w:val="24"/>
         </w:rPr>
-        <w:t>27.10 Integración Avanzada: N8N + OpenClaw + vLLM</w:t>
+        <w:t>15.10 Integración Avanzada: N8N + OpenClaw + vLLM</w:t>
       </w:r>
     </w:p>
     <w:p>
@@ -10743,7 +10743,7 @@
                     <pic:cNvPicPr/>
                   </pic:nvPicPr>
                   <pic:blipFill>
-                    <a:blip r:embed="rId49"/>
+                    <a:blip r:embed="rId54"/>
                     <a:stretch>
                       <a:fillRect/>
                     </a:stretch>
@@ -10765,7 +10765,7 @@
     <w:p>
       <w:pPr>
         <w:pStyle w:val="Endure-CopyrightPage"/>
-        <w:spacing w:before="40" w:after="160"/>
+        <w:spacing w:before="40" w:after="160" w:line="240" w:lineRule="auto"/>
         <w:jc w:val="center"/>
       </w:pPr>
       <w:r>
@@ -10779,7 +10779,7 @@
     <w:p>
       <w:pPr>
         <w:pStyle w:val="Endure-ChapterBodyText"/>
-        <w:spacing w:before="100" w:after="100"/>
+        <w:spacing w:before="100" w:after="100" w:line="240" w:lineRule="auto"/>
       </w:pPr>
       <w:r>
         <w:rPr>
@@ -11027,7 +11027,7 @@
     <w:p>
       <w:pPr>
         <w:pStyle w:val="Endure-ChapterBodyText"/>
-        <w:spacing w:before="100" w:after="100"/>
+        <w:spacing w:before="100" w:after="100" w:line="240" w:lineRule="auto"/>
       </w:pPr>
       <w:r>
         <w:rPr>
@@ -11072,7 +11072,7 @@
           </w:tcPr>
           <w:p>
             <w:pPr>
-              <w:spacing w:before="0" w:after="0"/>
+              <w:spacing w:before="0" w:after="0" w:line="240" w:lineRule="auto"/>
               <w:jc w:val="center"/>
             </w:pPr>
             <w:r>
@@ -11105,7 +11105,7 @@
           </w:tcPr>
           <w:p>
             <w:pPr>
-              <w:spacing w:before="0" w:after="0"/>
+              <w:spacing w:before="0" w:after="0" w:line="240" w:lineRule="auto"/>
               <w:jc w:val="center"/>
             </w:pPr>
             <w:r>
@@ -11143,7 +11143,7 @@
           </w:tcPr>
           <w:p>
             <w:pPr>
-              <w:spacing w:before="0" w:after="0"/>
+              <w:spacing w:before="0" w:after="0" w:line="240" w:lineRule="auto"/>
               <w:jc w:val="center"/>
             </w:pPr>
             <w:r>
@@ -11174,7 +11174,7 @@
           </w:tcPr>
           <w:p>
             <w:pPr>
-              <w:spacing w:before="0" w:after="0"/>
+              <w:spacing w:before="0" w:after="0" w:line="240" w:lineRule="auto"/>
               <w:jc w:val="center"/>
             </w:pPr>
             <w:r>
@@ -11210,7 +11210,7 @@
           </w:tcPr>
           <w:p>
             <w:pPr>
-              <w:spacing w:before="0" w:after="0"/>
+              <w:spacing w:before="0" w:after="0" w:line="240" w:lineRule="auto"/>
               <w:jc w:val="center"/>
             </w:pPr>
             <w:r>
@@ -11241,7 +11241,7 @@
           </w:tcPr>
           <w:p>
             <w:pPr>
-              <w:spacing w:before="0" w:after="0"/>
+              <w:spacing w:before="0" w:after="0" w:line="240" w:lineRule="auto"/>
               <w:jc w:val="center"/>
             </w:pPr>
             <w:r>
@@ -11277,7 +11277,7 @@
           </w:tcPr>
           <w:p>
             <w:pPr>
-              <w:spacing w:before="0" w:after="0"/>
+              <w:spacing w:before="0" w:after="0" w:line="240" w:lineRule="auto"/>
               <w:jc w:val="center"/>
             </w:pPr>
             <w:r>
@@ -11308,7 +11308,7 @@
           </w:tcPr>
           <w:p>
             <w:pPr>
-              <w:spacing w:before="0" w:after="0"/>
+              <w:spacing w:before="0" w:after="0" w:line="240" w:lineRule="auto"/>
               <w:jc w:val="center"/>
             </w:pPr>
             <w:r>
@@ -11344,7 +11344,7 @@
           </w:tcPr>
           <w:p>
             <w:pPr>
-              <w:spacing w:before="0" w:after="0"/>
+              <w:spacing w:before="0" w:after="0" w:line="240" w:lineRule="auto"/>
               <w:jc w:val="center"/>
             </w:pPr>
             <w:r>
@@ -11375,7 +11375,7 @@
           </w:tcPr>
           <w:p>
             <w:pPr>
-              <w:spacing w:before="0" w:after="0"/>
+              <w:spacing w:before="0" w:after="0" w:line="240" w:lineRule="auto"/>
               <w:jc w:val="center"/>
             </w:pPr>
             <w:r>
@@ -11411,7 +11411,7 @@
           </w:tcPr>
           <w:p>
             <w:pPr>
-              <w:spacing w:before="0" w:after="0"/>
+              <w:spacing w:before="0" w:after="0" w:line="240" w:lineRule="auto"/>
               <w:jc w:val="center"/>
             </w:pPr>
             <w:r>
@@ -11442,7 +11442,7 @@
           </w:tcPr>
           <w:p>
             <w:pPr>
-              <w:spacing w:before="0" w:after="0"/>
+              <w:spacing w:before="0" w:after="0" w:line="240" w:lineRule="auto"/>
               <w:jc w:val="center"/>
             </w:pPr>
             <w:r>
@@ -11891,21 +11891,21 @@
       <w:pPr>
         <w:pStyle w:val="Endure-Subhead"/>
         <w:keepNext/>
-        <w:spacing w:before="240" w:after="60"/>
+        <w:spacing w:before="240" w:after="60" w:line="240" w:lineRule="auto"/>
         <w:outlineLvl w:val="1"/>
       </w:pPr>
       <w:r>
         <w:rPr>
           <w:sz w:val="24"/>
         </w:rPr>
-        <w:t>27.11 Solución de Problemas</w:t>
+        <w:t>15.11 Solución de Problemas</w:t>
       </w:r>
     </w:p>
     <w:p>
       <w:pPr>
         <w:pStyle w:val="Endure-Subhead"/>
         <w:keepNext/>
-        <w:spacing w:before="160" w:after="60"/>
+        <w:spacing w:before="160" w:after="60" w:line="240" w:lineRule="auto"/>
         <w:outlineLvl w:val="2"/>
       </w:pPr>
       <w:r>
@@ -12164,7 +12164,7 @@
       <w:pPr>
         <w:pStyle w:val="Endure-Subhead"/>
         <w:keepNext/>
-        <w:spacing w:before="160" w:after="60"/>
+        <w:spacing w:before="160" w:after="60" w:line="240" w:lineRule="auto"/>
         <w:outlineLvl w:val="2"/>
       </w:pPr>
       <w:r>
@@ -12391,7 +12391,7 @@
       <w:pPr>
         <w:pStyle w:val="Endure-Subhead"/>
         <w:keepNext/>
-        <w:spacing w:before="160" w:after="60"/>
+        <w:spacing w:before="160" w:after="60" w:line="240" w:lineRule="auto"/>
         <w:outlineLvl w:val="2"/>
       </w:pPr>
       <w:r>
@@ -12759,7 +12759,7 @@
       <w:pPr>
         <w:pStyle w:val="Endure-Subhead"/>
         <w:keepNext/>
-        <w:spacing w:before="160" w:after="60"/>
+        <w:spacing w:before="160" w:after="60" w:line="240" w:lineRule="auto"/>
         <w:outlineLvl w:val="2"/>
       </w:pPr>
       <w:r>
@@ -12936,14 +12936,14 @@
       <w:pPr>
         <w:pStyle w:val="Endure-Subhead"/>
         <w:keepNext/>
-        <w:spacing w:before="240" w:after="60"/>
+        <w:spacing w:before="240" w:after="60" w:line="240" w:lineRule="auto"/>
         <w:outlineLvl w:val="1"/>
       </w:pPr>
       <w:r>
         <w:rPr>
           <w:sz w:val="24"/>
         </w:rPr>
-        <w:t>27.12 Backup y Restauración</w:t>
+        <w:t>15.12 Backup y Restauración</w:t>
       </w:r>
     </w:p>
     <w:tbl>
@@ -13291,7 +13291,7 @@
       <w:pPr>
         <w:pStyle w:val="Endure-Subhead"/>
         <w:keepNext/>
-        <w:spacing w:before="240" w:after="60"/>
+        <w:spacing w:before="240" w:after="60" w:line="240" w:lineRule="auto"/>
         <w:outlineLvl w:val="1"/>
       </w:pPr>
       <w:r>
@@ -13304,7 +13304,7 @@
     <w:p>
       <w:pPr>
         <w:pStyle w:val="Endure-FirstParagraphBodyText"/>
-        <w:spacing w:before="100" w:after="100"/>
+        <w:spacing w:before="100" w:after="100" w:line="240" w:lineRule="auto"/>
       </w:pPr>
       <w:r>
         <w:rPr>
@@ -13316,7 +13316,7 @@
     <w:p>
       <w:pPr>
         <w:pStyle w:val="Endure-ChapterBodyText"/>
-        <w:spacing w:before="40" w:after="40"/>
+        <w:spacing w:before="40" w:after="40" w:line="240" w:lineRule="auto"/>
         <w:ind w:left="360" w:hanging="216"/>
       </w:pPr>
       <w:r>
@@ -13342,7 +13342,7 @@
     <w:p>
       <w:pPr>
         <w:pStyle w:val="Endure-ChapterBodyText"/>
-        <w:spacing w:before="40" w:after="40"/>
+        <w:spacing w:before="40" w:after="40" w:line="240" w:lineRule="auto"/>
         <w:ind w:left="360" w:hanging="216"/>
       </w:pPr>
       <w:r>
@@ -13368,7 +13368,7 @@
     <w:p>
       <w:pPr>
         <w:pStyle w:val="Endure-ChapterBodyText"/>
-        <w:spacing w:before="40" w:after="40"/>
+        <w:spacing w:before="40" w:after="40" w:line="240" w:lineRule="auto"/>
         <w:ind w:left="360" w:hanging="216"/>
       </w:pPr>
       <w:r>
@@ -13407,7 +13407,7 @@
     <w:p>
       <w:pPr>
         <w:pStyle w:val="Endure-ChapterBodyText"/>
-        <w:spacing w:before="40" w:after="40"/>
+        <w:spacing w:before="40" w:after="40" w:line="240" w:lineRule="auto"/>
         <w:ind w:left="360" w:hanging="216"/>
       </w:pPr>
       <w:r>
@@ -13459,7 +13459,7 @@
     <w:p>
       <w:pPr>
         <w:pStyle w:val="Endure-ChapterBodyText"/>
-        <w:spacing w:before="40" w:after="40"/>
+        <w:spacing w:before="40" w:after="40" w:line="240" w:lineRule="auto"/>
         <w:ind w:left="360" w:hanging="216"/>
       </w:pPr>
       <w:r>
@@ -13485,7 +13485,7 @@
     <w:p>
       <w:pPr>
         <w:pStyle w:val="Endure-ChapterBodyText"/>
-        <w:spacing w:before="40" w:after="40"/>
+        <w:spacing w:before="40" w:after="40" w:line="240" w:lineRule="auto"/>
         <w:ind w:left="360" w:hanging="216"/>
       </w:pPr>
       <w:r>
@@ -13509,7 +13509,7 @@
     <w:p>
       <w:pPr>
         <w:pStyle w:val="Endure-ChapterBodyText"/>
-        <w:spacing w:before="100" w:after="100"/>
+        <w:spacing w:before="100" w:after="100" w:line="240" w:lineRule="auto"/>
       </w:pPr>
       <w:r>
         <w:rPr>
@@ -13520,6 +13520,11 @@
     </w:p>
     <w:sectPr>
       <w:footerReference w:type="first" r:id="rId43"/>
+      <w:headerReference w:type="default" r:id="rId46"/>
+      <w:footerReference w:type="default" r:id="rId47"/>
+      <w:headerReference w:type="even" r:id="rId48"/>
+      <w:footerReference w:type="even" r:id="rId49"/>
+      <w:headerReference w:type="first" r:id="rId50"/>
       <w:type w:val="nextColumn"/>
       <w:pgSz w:w="10080" w:h="14400"/>
       <w:pgMar w:top="794" w:right="851" w:bottom="794" w:left="1077" w:header="454" w:footer="454" w:gutter="0"/>
@@ -14760,6 +14765,26 @@
       </w:rPr>
       <w:fldChar w:fldCharType="end"/>
     </w:r>
+  </w:p>
+</w:ftr>
+</file>
+
+<file path=word/footer34.xml><?xml version="1.0" encoding="utf-8"?>
+<w:ftr xmlns:m="http://schemas.openxmlformats.org/officeDocument/2006/math" xmlns:mc="http://schemas.openxmlformats.org/markup-compatibility/2006" xmlns:mo="http://schemas.microsoft.com/office/mac/office/2008/main" xmlns:mv="urn:schemas-microsoft-com:mac:vml" xmlns:o="urn:schemas-microsoft-com:office:office" xmlns:r="http://schemas.openxmlformats.org/officeDocument/2006/relationships" xmlns:v="urn:schemas-microsoft-com:vml" xmlns:w10="urn:schemas-microsoft-com:office:word" xmlns:w14="http://schemas.microsoft.com/office/word/2010/wordml" xmlns:w="http://schemas.openxmlformats.org/wordprocessingml/2006/main" xmlns:wne="http://schemas.microsoft.com/office/word/2006/wordml" xmlns:wp14="http://schemas.microsoft.com/office/word/2010/wordprocessingDrawing" xmlns:wp="http://schemas.openxmlformats.org/drawingml/2006/wordprocessingDrawing" xmlns:wpc="http://schemas.microsoft.com/office/word/2010/wordprocessingCanvas" xmlns:wpg="http://schemas.microsoft.com/office/word/2010/wordprocessingGroup" xmlns:wpi="http://schemas.microsoft.com/office/word/2010/wordprocessingInk" xmlns:wps="http://schemas.microsoft.com/office/word/2010/wordprocessingShape" mc:Ignorable="w14 wp14">
+  <w:p>
+    <w:pPr>
+      <w:pStyle w:val="Footer"/>
+    </w:pPr>
+  </w:p>
+</w:ftr>
+</file>
+
+<file path=word/footer35.xml><?xml version="1.0" encoding="utf-8"?>
+<w:ftr xmlns:m="http://schemas.openxmlformats.org/officeDocument/2006/math" xmlns:mc="http://schemas.openxmlformats.org/markup-compatibility/2006" xmlns:mo="http://schemas.microsoft.com/office/mac/office/2008/main" xmlns:mv="urn:schemas-microsoft-com:mac:vml" xmlns:o="urn:schemas-microsoft-com:office:office" xmlns:r="http://schemas.openxmlformats.org/officeDocument/2006/relationships" xmlns:v="urn:schemas-microsoft-com:vml" xmlns:w10="urn:schemas-microsoft-com:office:word" xmlns:w14="http://schemas.microsoft.com/office/word/2010/wordml" xmlns:w="http://schemas.openxmlformats.org/wordprocessingml/2006/main" xmlns:wne="http://schemas.microsoft.com/office/word/2006/wordml" xmlns:wp14="http://schemas.microsoft.com/office/word/2010/wordprocessingDrawing" xmlns:wp="http://schemas.openxmlformats.org/drawingml/2006/wordprocessingDrawing" xmlns:wpc="http://schemas.microsoft.com/office/word/2010/wordprocessingCanvas" xmlns:wpg="http://schemas.microsoft.com/office/word/2010/wordprocessingGroup" xmlns:wpi="http://schemas.microsoft.com/office/word/2010/wordprocessingInk" xmlns:wps="http://schemas.microsoft.com/office/word/2010/wordprocessingShape" mc:Ignorable="w14 wp14">
+  <w:p>
+    <w:pPr>
+      <w:pStyle w:val="Footer"/>
+    </w:pPr>
   </w:p>
 </w:ftr>
 </file>
@@ -15021,6 +15046,36 @@
     <w:r>
       <w:t>TÍTULO DEL LIBRO</w:t>
     </w:r>
+  </w:p>
+</w:hdr>
+</file>
+
+<file path=word/header3.xml><?xml version="1.0" encoding="utf-8"?>
+<w:hdr xmlns:m="http://schemas.openxmlformats.org/officeDocument/2006/math" xmlns:mc="http://schemas.openxmlformats.org/markup-compatibility/2006" xmlns:mo="http://schemas.microsoft.com/office/mac/office/2008/main" xmlns:mv="urn:schemas-microsoft-com:mac:vml" xmlns:o="urn:schemas-microsoft-com:office:office" xmlns:r="http://schemas.openxmlformats.org/officeDocument/2006/relationships" xmlns:v="urn:schemas-microsoft-com:vml" xmlns:w10="urn:schemas-microsoft-com:office:word" xmlns:w14="http://schemas.microsoft.com/office/word/2010/wordml" xmlns:w="http://schemas.openxmlformats.org/wordprocessingml/2006/main" xmlns:wne="http://schemas.microsoft.com/office/word/2006/wordml" xmlns:wp14="http://schemas.microsoft.com/office/word/2010/wordprocessingDrawing" xmlns:wp="http://schemas.openxmlformats.org/drawingml/2006/wordprocessingDrawing" xmlns:wpc="http://schemas.microsoft.com/office/word/2010/wordprocessingCanvas" xmlns:wpg="http://schemas.microsoft.com/office/word/2010/wordprocessingGroup" xmlns:wpi="http://schemas.microsoft.com/office/word/2010/wordprocessingInk" xmlns:wps="http://schemas.microsoft.com/office/word/2010/wordprocessingShape" mc:Ignorable="w14 wp14">
+  <w:p>
+    <w:pPr>
+      <w:pStyle w:val="Header"/>
+    </w:pPr>
+  </w:p>
+</w:hdr>
+</file>
+
+<file path=word/header4.xml><?xml version="1.0" encoding="utf-8"?>
+<w:hdr xmlns:m="http://schemas.openxmlformats.org/officeDocument/2006/math" xmlns:mc="http://schemas.openxmlformats.org/markup-compatibility/2006" xmlns:mo="http://schemas.microsoft.com/office/mac/office/2008/main" xmlns:mv="urn:schemas-microsoft-com:mac:vml" xmlns:o="urn:schemas-microsoft-com:office:office" xmlns:r="http://schemas.openxmlformats.org/officeDocument/2006/relationships" xmlns:v="urn:schemas-microsoft-com:vml" xmlns:w10="urn:schemas-microsoft-com:office:word" xmlns:w14="http://schemas.microsoft.com/office/word/2010/wordml" xmlns:w="http://schemas.openxmlformats.org/wordprocessingml/2006/main" xmlns:wne="http://schemas.microsoft.com/office/word/2006/wordml" xmlns:wp14="http://schemas.microsoft.com/office/word/2010/wordprocessingDrawing" xmlns:wp="http://schemas.openxmlformats.org/drawingml/2006/wordprocessingDrawing" xmlns:wpc="http://schemas.microsoft.com/office/word/2010/wordprocessingCanvas" xmlns:wpg="http://schemas.microsoft.com/office/word/2010/wordprocessingGroup" xmlns:wpi="http://schemas.microsoft.com/office/word/2010/wordprocessingInk" xmlns:wps="http://schemas.microsoft.com/office/word/2010/wordprocessingShape" mc:Ignorable="w14 wp14">
+  <w:p>
+    <w:pPr>
+      <w:pStyle w:val="Header"/>
+    </w:pPr>
+  </w:p>
+</w:hdr>
+</file>
+
+<file path=word/header5.xml><?xml version="1.0" encoding="utf-8"?>
+<w:hdr xmlns:m="http://schemas.openxmlformats.org/officeDocument/2006/math" xmlns:mc="http://schemas.openxmlformats.org/markup-compatibility/2006" xmlns:mo="http://schemas.microsoft.com/office/mac/office/2008/main" xmlns:mv="urn:schemas-microsoft-com:mac:vml" xmlns:o="urn:schemas-microsoft-com:office:office" xmlns:r="http://schemas.openxmlformats.org/officeDocument/2006/relationships" xmlns:v="urn:schemas-microsoft-com:vml" xmlns:w10="urn:schemas-microsoft-com:office:word" xmlns:w14="http://schemas.microsoft.com/office/word/2010/wordml" xmlns:w="http://schemas.openxmlformats.org/wordprocessingml/2006/main" xmlns:wne="http://schemas.microsoft.com/office/word/2006/wordml" xmlns:wp14="http://schemas.microsoft.com/office/word/2010/wordprocessingDrawing" xmlns:wp="http://schemas.openxmlformats.org/drawingml/2006/wordprocessingDrawing" xmlns:wpc="http://schemas.microsoft.com/office/word/2010/wordprocessingCanvas" xmlns:wpg="http://schemas.microsoft.com/office/word/2010/wordprocessingGroup" xmlns:wpi="http://schemas.microsoft.com/office/word/2010/wordprocessingInk" xmlns:wps="http://schemas.microsoft.com/office/word/2010/wordprocessingShape" mc:Ignorable="w14 wp14">
+  <w:p>
+    <w:pPr>
+      <w:pStyle w:val="Header"/>
+    </w:pPr>
   </w:p>
 </w:hdr>
 </file>
